--- a/Church/2026/2026_1017_MenloChurch.docx
+++ b/Church/2026/2026_1017_MenloChurch.docx
@@ -89,7 +89,7 @@
           <w:rPr>
             <w:rStyle w:val="Hyperlink"/>
           </w:rPr>
-          <w:t>https://www.youtube.com/watch?v=dbF4VQL6Xdc&amp;t=78s</w:t>
+          <w:t>https://youtu.be/z2DxywzITAc?si=v2pbRoNGe3Wb61CS</w:t>
         </w:r>
       </w:hyperlink>
     </w:p>
@@ -168,7 +168,7 @@
           <w:sz w:val="20"/>
           <w:szCs w:val="20"/>
         </w:rPr>
-        <w:t>36:58</w:t>
+        <w:t>34:47</w:t>
       </w:r>
     </w:p>
     <w:p>
@@ -312,7 +312,7 @@
           <w:sz w:val="20"/>
           <w:szCs w:val="20"/>
         </w:rPr>
-        <w:t>36:58</w:t>
+        <w:t>34:47</w:t>
       </w:r>
     </w:p>
     <w:p>
@@ -476,7 +476,7 @@
           <w:sz w:val="20"/>
           <w:szCs w:val="20"/>
         </w:rPr>
-        <w:t>36:58</w:t>
+        <w:t>34:47</w:t>
       </w:r>
     </w:p>
     <w:p>
@@ -637,7 +637,7 @@
           <w:sz w:val="20"/>
           <w:szCs w:val="20"/>
         </w:rPr>
-        <w:t>36:58</w:t>
+        <w:t>34:47</w:t>
       </w:r>
     </w:p>
     <w:p>
@@ -860,15 +860,7 @@
           <w:sz w:val="20"/>
           <w:szCs w:val="20"/>
         </w:rPr>
-        <w:t>1</w:t>
-      </w:r>
-      <w:r>
-        <w:rPr>
-          <w:rFonts w:cstheme="minorHAnsi"/>
-          <w:sz w:val="20"/>
-          <w:szCs w:val="20"/>
-        </w:rPr>
-        <w:t>7</w:t>
+        <w:t>17</w:t>
       </w:r>
       <w:r>
         <w:rPr>
@@ -917,7 +909,7 @@
           <w:rPr>
             <w:rStyle w:val="Hyperlink"/>
           </w:rPr>
-          <w:t>https://www.youtube.com/watch?v=dbF4VQL6Xdc&amp;t=78s</w:t>
+          <w:t>https://youtu.be/z2DxywzITAc?si=v2pbRoNGe3Wb61CS</w:t>
         </w:r>
       </w:hyperlink>
     </w:p>
@@ -925,8 +917,6 @@
       <w:pPr>
         <w:rPr>
           <w:rFonts w:cstheme="minorHAnsi"/>
-          <w:b/>
-          <w:bCs/>
           <w:sz w:val="20"/>
           <w:szCs w:val="20"/>
         </w:rPr>
@@ -956,23 +946,7 @@
           <w:sz w:val="20"/>
           <w:szCs w:val="20"/>
         </w:rPr>
-        <w:t>Without Pretense | Repentance For the Rest Of Us</w:t>
-      </w:r>
-      <w:r>
-        <w:rPr>
-          <w:rFonts w:cstheme="minorHAnsi"/>
-          <w:sz w:val="20"/>
-          <w:szCs w:val="20"/>
-        </w:rPr>
-        <w:t>| Menlo Church, Phil EuBank, Lead Past</w:t>
-      </w:r>
-      <w:r>
-        <w:rPr>
-          <w:rFonts w:cstheme="minorHAnsi"/>
-          <w:sz w:val="20"/>
-          <w:szCs w:val="20"/>
-        </w:rPr>
-        <w:t>or</w:t>
+        <w:t>Without Pretense | Repentance For the Rest Of Us| Menlo Church, Phil EuBank, Lead Pastor</w:t>
       </w:r>
     </w:p>
     <w:p>
@@ -11967,6 +11941,7 @@
   <w:style w:type="character" w:default="1" w:styleId="DefaultParagraphFont">
     <w:name w:val="Default Paragraph Font"/>
     <w:uiPriority w:val="1"/>
+    <w:semiHidden/>
     <w:unhideWhenUsed/>
   </w:style>
   <w:style w:type="table" w:default="1" w:styleId="TableNormal">

--- a/Church/2026/2026_1017_MenloChurch.docx
+++ b/Church/2026/2026_1017_MenloChurch.docx
@@ -605,7 +605,7 @@
           <w:sz w:val="20"/>
           <w:szCs w:val="20"/>
         </w:rPr>
-        <w:t>3</w:t>
+        <w:t>1</w:t>
       </w:r>
       <w:r>
         <w:rPr>
@@ -621,7 +621,7 @@
           <w:sz w:val="20"/>
           <w:szCs w:val="20"/>
         </w:rPr>
-        <w:t>9</w:t>
+        <w:t>6</w:t>
       </w:r>
       <w:r>
         <w:rPr>
@@ -777,6 +777,79 @@
           <w:szCs w:val="20"/>
         </w:rPr>
       </w:pPr>
+      <w:r>
+        <w:rPr>
+          <w:rFonts w:cstheme="minorHAnsi"/>
+          <w:sz w:val="20"/>
+          <w:szCs w:val="20"/>
+        </w:rPr>
+        <w:t>1</w:t>
+      </w:r>
+      <w:r>
+        <w:rPr>
+          <w:rFonts w:cstheme="minorHAnsi"/>
+          <w:sz w:val="20"/>
+          <w:szCs w:val="20"/>
+        </w:rPr>
+        <w:t>:</w:t>
+      </w:r>
+      <w:r>
+        <w:rPr>
+          <w:rFonts w:cstheme="minorHAnsi"/>
+          <w:sz w:val="20"/>
+          <w:szCs w:val="20"/>
+        </w:rPr>
+        <w:t>20</w:t>
+      </w:r>
+      <w:r>
+        <w:rPr>
+          <w:rFonts w:cstheme="minorHAnsi"/>
+          <w:sz w:val="20"/>
+          <w:szCs w:val="20"/>
+        </w:rPr>
+        <w:t>/34:47</w:t>
+      </w:r>
+    </w:p>
+    <w:p>
+      <w:pPr>
+        <w:rPr>
+          <w:rFonts w:cstheme="minorHAnsi"/>
+          <w:sz w:val="20"/>
+          <w:szCs w:val="20"/>
+        </w:rPr>
+      </w:pPr>
+      <w:r>
+        <w:rPr>
+          <w:rFonts w:cstheme="minorHAnsi"/>
+          <w:sz w:val="20"/>
+          <w:szCs w:val="20"/>
+        </w:rPr>
+        <w:t>Last weeks, we have  pause</w:t>
+      </w:r>
+      <w:r>
+        <w:rPr>
+          <w:rFonts w:cstheme="minorHAnsi"/>
+          <w:sz w:val="20"/>
+          <w:szCs w:val="20"/>
+        </w:rPr>
+        <w:t>d</w:t>
+      </w:r>
+      <w:r>
+        <w:rPr>
+          <w:rFonts w:cstheme="minorHAnsi"/>
+          <w:sz w:val="20"/>
+          <w:szCs w:val="20"/>
+        </w:rPr>
+        <w:t xml:space="preserve"> the series and highlight and celebrate what God has been up to around here at all of our campuses through the Bay Area. This week, we are jumping back to finish our series</w:t>
+      </w:r>
+      <w:r>
+        <w:rPr>
+          <w:rFonts w:cstheme="minorHAnsi"/>
+          <w:sz w:val="20"/>
+          <w:szCs w:val="20"/>
+        </w:rPr>
+        <w:t xml:space="preserve"> “Repentance for the Rest of Us.”</w:t>
+      </w:r>
     </w:p>
     <w:p>
       <w:pPr>

--- a/Church/2026/2026_1017_MenloChurch.docx
+++ b/Church/2026/2026_1017_MenloChurch.docx
@@ -799,7 +799,24 @@
           <w:sz w:val="20"/>
           <w:szCs w:val="20"/>
         </w:rPr>
-        <w:t>20</w:t>
+        <w:t>20/34:47</w:t>
+      </w:r>
+    </w:p>
+    <w:p>
+      <w:pPr>
+        <w:rPr>
+          <w:rFonts w:cstheme="minorHAnsi"/>
+          <w:sz w:val="20"/>
+          <w:szCs w:val="20"/>
+        </w:rPr>
+      </w:pPr>
+      <w:r>
+        <w:rPr>
+          <w:rFonts w:cstheme="minorHAnsi"/>
+          <w:sz w:val="20"/>
+          <w:szCs w:val="20"/>
+        </w:rPr>
+        <w:t xml:space="preserve">Last weeks, we have </w:t>
       </w:r>
       <w:r>
         <w:rPr>
@@ -807,24 +824,56 @@
           <w:sz w:val="20"/>
           <w:szCs w:val="20"/>
         </w:rPr>
-        <w:t>/34:47</w:t>
+        <w:t>collected $5.3M</w:t>
       </w:r>
-    </w:p>
-    <w:p>
-      <w:pPr>
-        <w:rPr>
-          <w:rFonts w:cstheme="minorHAnsi"/>
-          <w:sz w:val="20"/>
-          <w:szCs w:val="20"/>
-        </w:rPr>
-      </w:pPr>
       <w:r>
         <w:rPr>
           <w:rFonts w:cstheme="minorHAnsi"/>
           <w:sz w:val="20"/>
           <w:szCs w:val="20"/>
         </w:rPr>
-        <w:t>Last weeks, we have  pause</w:t>
+        <w:t>, 167 volunteers in two year</w:t>
+      </w:r>
+      <w:r>
+        <w:rPr>
+          <w:rFonts w:cstheme="minorHAnsi"/>
+          <w:sz w:val="20"/>
+          <w:szCs w:val="20"/>
+        </w:rPr>
+        <w:t xml:space="preserve">. </w:t>
+      </w:r>
+    </w:p>
+    <w:p>
+      <w:pPr>
+        <w:rPr>
+          <w:rFonts w:cstheme="minorHAnsi"/>
+          <w:sz w:val="20"/>
+          <w:szCs w:val="20"/>
+        </w:rPr>
+      </w:pPr>
+      <w:r>
+        <w:rPr>
+          <w:rFonts w:cstheme="minorHAnsi"/>
+          <w:sz w:val="20"/>
+          <w:szCs w:val="20"/>
+        </w:rPr>
+        <w:t>W</w:t>
+      </w:r>
+      <w:r>
+        <w:rPr>
+          <w:rFonts w:cstheme="minorHAnsi"/>
+          <w:sz w:val="20"/>
+          <w:szCs w:val="20"/>
+        </w:rPr>
+        <w:t xml:space="preserve">e </w:t>
+      </w:r>
+      <w:r>
+        <w:rPr>
+          <w:rFonts w:cstheme="minorHAnsi"/>
+          <w:sz w:val="20"/>
+          <w:szCs w:val="20"/>
+        </w:rPr>
+        <w:t>pause</w:t>
       </w:r>
       <w:r>
         <w:rPr>
@@ -840,7 +889,23 @@
           <w:sz w:val="20"/>
           <w:szCs w:val="20"/>
         </w:rPr>
-        <w:t xml:space="preserve"> the series and highlight and celebrate what God has been up to around here at all of our campuses through the Bay Area. This week, we are jumping back to finish our series</w:t>
+        <w:t xml:space="preserve"> the series</w:t>
+      </w:r>
+      <w:r>
+        <w:rPr>
+          <w:rFonts w:cstheme="minorHAnsi"/>
+          <w:sz w:val="20"/>
+          <w:szCs w:val="20"/>
+        </w:rPr>
+        <w:t xml:space="preserve"> of “Repentance for the Rest of Us”</w:t>
+      </w:r>
+      <w:r>
+        <w:rPr>
+          <w:rFonts w:cstheme="minorHAnsi"/>
+          <w:sz w:val="20"/>
+          <w:szCs w:val="20"/>
+        </w:rPr>
+        <w:t xml:space="preserve"> and highlight and celebrate what God has been up to around here at all of our campuses through the Bay Area. This week, we are jumping back to finish our series</w:t>
       </w:r>
       <w:r>
         <w:rPr>
@@ -850,15 +915,97 @@
         </w:rPr>
         <w:t xml:space="preserve"> “Repentance for the Rest of Us.”</w:t>
       </w:r>
-    </w:p>
-    <w:p>
-      <w:pPr>
+      <w:r>
         <w:rPr>
           <w:rFonts w:cstheme="minorHAnsi"/>
           <w:sz w:val="20"/>
           <w:szCs w:val="20"/>
         </w:rPr>
-      </w:pPr>
+        <w:t xml:space="preserve"> We got the concept of reclaiming the repentance.</w:t>
+      </w:r>
+      <w:r>
+        <w:rPr>
+          <w:rFonts w:cstheme="minorHAnsi"/>
+          <w:sz w:val="20"/>
+          <w:szCs w:val="20"/>
+        </w:rPr>
+        <w:t>”</w:t>
+      </w:r>
+    </w:p>
+    <w:p>
+      <w:pPr>
+        <w:rPr>
+          <w:rFonts w:cstheme="minorHAnsi"/>
+          <w:sz w:val="20"/>
+          <w:szCs w:val="20"/>
+        </w:rPr>
+      </w:pPr>
+    </w:p>
+    <w:p>
+      <w:pPr>
+        <w:rPr>
+          <w:rFonts w:cstheme="minorHAnsi"/>
+          <w:sz w:val="20"/>
+          <w:szCs w:val="20"/>
+        </w:rPr>
+      </w:pPr>
+      <w:r>
+        <w:rPr>
+          <w:rFonts w:cstheme="minorHAnsi"/>
+          <w:sz w:val="20"/>
+          <w:szCs w:val="20"/>
+        </w:rPr>
+        <w:t>2</w:t>
+      </w:r>
+      <w:r>
+        <w:rPr>
+          <w:rFonts w:cstheme="minorHAnsi"/>
+          <w:sz w:val="20"/>
+          <w:szCs w:val="20"/>
+        </w:rPr>
+        <w:t>:</w:t>
+      </w:r>
+      <w:r>
+        <w:rPr>
+          <w:rFonts w:cstheme="minorHAnsi"/>
+          <w:sz w:val="20"/>
+          <w:szCs w:val="20"/>
+        </w:rPr>
+        <w:t>59</w:t>
+      </w:r>
+      <w:r>
+        <w:rPr>
+          <w:rFonts w:cstheme="minorHAnsi"/>
+          <w:sz w:val="20"/>
+          <w:szCs w:val="20"/>
+        </w:rPr>
+        <w:t>/34:47</w:t>
+      </w:r>
+    </w:p>
+    <w:p>
+      <w:pPr>
+        <w:rPr>
+          <w:rFonts w:cstheme="minorHAnsi"/>
+          <w:sz w:val="20"/>
+          <w:szCs w:val="20"/>
+        </w:rPr>
+      </w:pPr>
+      <w:r>
+        <w:rPr>
+          <w:rFonts w:cstheme="minorHAnsi"/>
+          <w:sz w:val="20"/>
+          <w:szCs w:val="20"/>
+        </w:rPr>
+        <w:t xml:space="preserve">Pray: </w:t>
+      </w:r>
+      <w:r>
+        <w:rPr>
+          <w:rFonts w:cstheme="minorHAnsi"/>
+          <w:sz w:val="20"/>
+          <w:szCs w:val="20"/>
+        </w:rPr>
+        <w:t>We have love from God. There is nothing can separate from God and us.</w:t>
+      </w:r>
     </w:p>
     <w:p>
       <w:pPr>

--- a/Church/2026/2026_1017_MenloChurch.docx
+++ b/Church/2026/2026_1017_MenloChurch.docx
@@ -1030,6 +1030,330 @@
           <w:sz w:val="20"/>
           <w:szCs w:val="20"/>
         </w:rPr>
+        <w:t>4</w:t>
+      </w:r>
+      <w:r>
+        <w:rPr>
+          <w:rFonts w:cstheme="minorHAnsi"/>
+          <w:sz w:val="20"/>
+          <w:szCs w:val="20"/>
+        </w:rPr>
+        <w:t>:</w:t>
+      </w:r>
+      <w:r>
+        <w:rPr>
+          <w:rFonts w:cstheme="minorHAnsi"/>
+          <w:sz w:val="20"/>
+          <w:szCs w:val="20"/>
+        </w:rPr>
+        <w:t>56</w:t>
+      </w:r>
+      <w:r>
+        <w:rPr>
+          <w:rFonts w:cstheme="minorHAnsi"/>
+          <w:sz w:val="20"/>
+          <w:szCs w:val="20"/>
+        </w:rPr>
+        <w:t>/34:47</w:t>
+      </w:r>
+    </w:p>
+    <w:p>
+      <w:pPr>
+        <w:rPr>
+          <w:rFonts w:cstheme="minorHAnsi"/>
+          <w:sz w:val="20"/>
+          <w:szCs w:val="20"/>
+        </w:rPr>
+      </w:pPr>
+    </w:p>
+    <w:p>
+      <w:pPr>
+        <w:rPr>
+          <w:rFonts w:cstheme="minorHAnsi"/>
+          <w:sz w:val="20"/>
+          <w:szCs w:val="20"/>
+        </w:rPr>
+      </w:pPr>
+      <w:r>
+        <w:rPr>
+          <w:rFonts w:cstheme="minorHAnsi"/>
+          <w:sz w:val="20"/>
+          <w:szCs w:val="20"/>
+        </w:rPr>
+        <w:lastRenderedPageBreak/>
+        <w:drawing>
+          <wp:inline distT="0" distB="0" distL="0" distR="0" wp14:anchorId="2A6C4F91" wp14:editId="2BA9D107">
+            <wp:extent cx="1971675" cy="2769989"/>
+            <wp:effectExtent l="0" t="0" r="0" b="0"/>
+            <wp:docPr id="1239082383" name="Picture 1"/>
+            <wp:cNvGraphicFramePr>
+              <a:graphicFrameLocks xmlns:a="http://schemas.openxmlformats.org/drawingml/2006/main" noChangeAspect="1"/>
+            </wp:cNvGraphicFramePr>
+            <a:graphic xmlns:a="http://schemas.openxmlformats.org/drawingml/2006/main">
+              <a:graphicData uri="http://schemas.openxmlformats.org/drawingml/2006/picture">
+                <pic:pic xmlns:pic="http://schemas.openxmlformats.org/drawingml/2006/picture">
+                  <pic:nvPicPr>
+                    <pic:cNvPr id="1239082383" name=""/>
+                    <pic:cNvPicPr/>
+                  </pic:nvPicPr>
+                  <pic:blipFill>
+                    <a:blip r:embed="rId17"/>
+                    <a:stretch>
+                      <a:fillRect/>
+                    </a:stretch>
+                  </pic:blipFill>
+                  <pic:spPr>
+                    <a:xfrm>
+                      <a:off x="0" y="0"/>
+                      <a:ext cx="1975613" cy="2775521"/>
+                    </a:xfrm>
+                    <a:prstGeom prst="rect">
+                      <a:avLst/>
+                    </a:prstGeom>
+                  </pic:spPr>
+                </pic:pic>
+              </a:graphicData>
+            </a:graphic>
+          </wp:inline>
+        </w:drawing>
+      </w:r>
+    </w:p>
+    <w:p>
+      <w:pPr>
+        <w:rPr>
+          <w:rFonts w:cstheme="minorHAnsi"/>
+          <w:sz w:val="20"/>
+          <w:szCs w:val="20"/>
+        </w:rPr>
+      </w:pPr>
+      <w:r>
+        <w:rPr>
+          <w:rFonts w:cstheme="minorHAnsi"/>
+          <w:sz w:val="20"/>
+          <w:szCs w:val="20"/>
+        </w:rPr>
+        <w:t xml:space="preserve">We have so many photos. We </w:t>
+      </w:r>
+      <w:r>
+        <w:rPr>
+          <w:rFonts w:cstheme="minorHAnsi"/>
+          <w:sz w:val="20"/>
+          <w:szCs w:val="20"/>
+        </w:rPr>
+        <w:t>always use</w:t>
+      </w:r>
+      <w:r>
+        <w:rPr>
+          <w:rFonts w:cstheme="minorHAnsi"/>
+          <w:sz w:val="20"/>
+          <w:szCs w:val="20"/>
+        </w:rPr>
+        <w:t xml:space="preserve"> filter </w:t>
+      </w:r>
+      <w:r>
+        <w:rPr>
+          <w:rFonts w:cstheme="minorHAnsi"/>
+          <w:sz w:val="20"/>
+          <w:szCs w:val="20"/>
+        </w:rPr>
+        <w:t xml:space="preserve">to get the </w:t>
+      </w:r>
+      <w:r>
+        <w:rPr>
+          <w:rFonts w:cstheme="minorHAnsi"/>
+          <w:sz w:val="20"/>
+          <w:szCs w:val="20"/>
+        </w:rPr>
+        <w:t>one</w:t>
+      </w:r>
+      <w:r>
+        <w:rPr>
+          <w:rFonts w:cstheme="minorHAnsi"/>
+          <w:sz w:val="20"/>
+          <w:szCs w:val="20"/>
+        </w:rPr>
+        <w:t xml:space="preserve"> we want</w:t>
+      </w:r>
+      <w:r>
+        <w:rPr>
+          <w:rFonts w:cstheme="minorHAnsi"/>
+          <w:sz w:val="20"/>
+          <w:szCs w:val="20"/>
+        </w:rPr>
+        <w:t>.</w:t>
+      </w:r>
+      <w:r>
+        <w:rPr>
+          <w:rFonts w:cstheme="minorHAnsi"/>
+          <w:sz w:val="20"/>
+          <w:szCs w:val="20"/>
+        </w:rPr>
+        <w:t xml:space="preserve"> Life is same. We give other people the filtered one. </w:t>
+      </w:r>
+      <w:r>
+        <w:rPr>
+          <w:rFonts w:cstheme="minorHAnsi"/>
+          <w:sz w:val="20"/>
+          <w:szCs w:val="20"/>
+        </w:rPr>
+        <w:t xml:space="preserve">Pretense = </w:t>
+      </w:r>
+      <w:r>
+        <w:rPr>
+          <w:rFonts w:cstheme="minorHAnsi"/>
+          <w:sz w:val="20"/>
+          <w:szCs w:val="20"/>
+        </w:rPr>
+        <w:t>偽裝、假裝。</w:t>
+      </w:r>
+      <w:r>
+        <w:rPr>
+          <w:rFonts w:cstheme="minorHAnsi"/>
+          <w:sz w:val="20"/>
+          <w:szCs w:val="20"/>
+        </w:rPr>
+        <w:t xml:space="preserve">"Without Pretense" </w:t>
+      </w:r>
+      <w:r>
+        <w:rPr>
+          <w:rFonts w:cstheme="minorHAnsi"/>
+          <w:sz w:val="20"/>
+          <w:szCs w:val="20"/>
+        </w:rPr>
+        <w:t>means remove the filter, i.e., face the reality. (</w:t>
+      </w:r>
+      <w:r>
+        <w:rPr>
+          <w:rFonts w:cstheme="minorHAnsi"/>
+          <w:sz w:val="20"/>
+          <w:szCs w:val="20"/>
+        </w:rPr>
+        <w:t>就是「毫不偽裝」</w:t>
+      </w:r>
+      <w:r>
+        <w:rPr>
+          <w:rFonts w:cstheme="minorHAnsi"/>
+          <w:sz w:val="20"/>
+          <w:szCs w:val="20"/>
+        </w:rPr>
+        <w:t>——</w:t>
+      </w:r>
+      <w:r>
+        <w:rPr>
+          <w:rFonts w:cstheme="minorHAnsi"/>
+          <w:sz w:val="20"/>
+          <w:szCs w:val="20"/>
+        </w:rPr>
+        <w:t>拿掉面具，真實面對。</w:t>
+      </w:r>
+      <w:r>
+        <w:rPr>
+          <w:rFonts w:cstheme="minorHAnsi"/>
+          <w:sz w:val="20"/>
+          <w:szCs w:val="20"/>
+        </w:rPr>
+        <w:t>)</w:t>
+      </w:r>
+    </w:p>
+    <w:p>
+      <w:pPr>
+        <w:rPr>
+          <w:rFonts w:cstheme="minorHAnsi"/>
+          <w:sz w:val="20"/>
+          <w:szCs w:val="20"/>
+        </w:rPr>
+      </w:pPr>
+    </w:p>
+    <w:p>
+      <w:pPr>
+        <w:rPr>
+          <w:rFonts w:cstheme="minorHAnsi"/>
+          <w:sz w:val="20"/>
+          <w:szCs w:val="20"/>
+        </w:rPr>
+      </w:pPr>
+      <w:r>
+        <w:rPr>
+          <w:rFonts w:cstheme="minorHAnsi"/>
+          <w:sz w:val="20"/>
+          <w:szCs w:val="20"/>
+        </w:rPr>
+        <w:t>這個比喻很妙</w:t>
+      </w:r>
+      <w:r>
+        <w:rPr>
+          <w:rFonts w:cstheme="minorHAnsi"/>
+          <w:sz w:val="20"/>
+          <w:szCs w:val="20"/>
+        </w:rPr>
+        <w:t>——</w:t>
+      </w:r>
+      <w:r>
+        <w:rPr>
+          <w:rFonts w:cstheme="minorHAnsi"/>
+          <w:sz w:val="20"/>
+          <w:szCs w:val="20"/>
+        </w:rPr>
+        <w:t>我們給照片加濾鏡，篩掉幾百張只留最好的一張發出去；人生也一樣，給別人看的永遠是濾鏡版。這篇</w:t>
+      </w:r>
+      <w:r>
+        <w:rPr>
+          <w:rFonts w:cstheme="minorHAnsi"/>
+          <w:sz w:val="20"/>
+          <w:szCs w:val="20"/>
+        </w:rPr>
+        <w:t xml:space="preserve"> "Without Pretense" </w:t>
+      </w:r>
+      <w:r>
+        <w:rPr>
+          <w:rFonts w:cstheme="minorHAnsi"/>
+          <w:sz w:val="20"/>
+          <w:szCs w:val="20"/>
+        </w:rPr>
+        <w:t>就是要人把濾鏡拿掉。你剛傳的那張拼貼主視覺，用的正是這種未經修飾的日常照片，正好就是「拿掉濾鏡」的樣子。</w:t>
+      </w:r>
+    </w:p>
+    <w:p>
+      <w:pPr>
+        <w:rPr>
+          <w:rFonts w:cstheme="minorHAnsi"/>
+          <w:sz w:val="20"/>
+          <w:szCs w:val="20"/>
+        </w:rPr>
+      </w:pPr>
+    </w:p>
+    <w:p>
+      <w:pPr>
+        <w:rPr>
+          <w:rFonts w:cstheme="minorHAnsi"/>
+          <w:sz w:val="20"/>
+          <w:szCs w:val="20"/>
+        </w:rPr>
+      </w:pPr>
+    </w:p>
+    <w:p>
+      <w:pPr>
+        <w:rPr>
+          <w:rFonts w:cstheme="minorHAnsi"/>
+          <w:sz w:val="20"/>
+          <w:szCs w:val="20"/>
+        </w:rPr>
+      </w:pPr>
+    </w:p>
+    <w:p>
+      <w:pPr>
+        <w:rPr>
+          <w:rFonts w:cstheme="minorHAnsi"/>
+          <w:sz w:val="20"/>
+          <w:szCs w:val="20"/>
+        </w:rPr>
+      </w:pPr>
+      <w:r>
+        <w:rPr>
+          <w:rFonts w:cstheme="minorHAnsi"/>
+          <w:sz w:val="20"/>
+          <w:szCs w:val="20"/>
+        </w:rPr>
         <w:t>************</w:t>
       </w:r>
     </w:p>
@@ -1124,7 +1448,7 @@
       </w:r>
     </w:p>
     <w:p>
-      <w:hyperlink r:id="rId17" w:history="1">
+      <w:hyperlink r:id="rId18" w:history="1">
         <w:r>
           <w:rPr>
             <w:rStyle w:val="Hyperlink"/>
@@ -1141,7 +1465,7 @@
           <w:szCs w:val="20"/>
         </w:rPr>
       </w:pPr>
-      <w:hyperlink r:id="rId18" w:history="1">
+      <w:hyperlink r:id="rId19" w:history="1">
         <w:r>
           <w:rPr>
             <w:rStyle w:val="Hyperlink"/>
@@ -1179,7 +1503,7 @@
       </w:pPr>
     </w:p>
     <w:sectPr>
-      <w:footerReference w:type="default" r:id="rId19"/>
+      <w:footerReference w:type="default" r:id="rId20"/>
       <w:pgSz w:w="12240" w:h="15840"/>
       <w:pgMar w:top="1440" w:right="1440" w:bottom="1530" w:left="1440" w:header="0" w:footer="720" w:gutter="0"/>
       <w:cols w:space="720"/>
@@ -12161,7 +12485,6 @@
   <w:style w:type="character" w:default="1" w:styleId="DefaultParagraphFont">
     <w:name w:val="Default Paragraph Font"/>
     <w:uiPriority w:val="1"/>
-    <w:semiHidden/>
     <w:unhideWhenUsed/>
   </w:style>
   <w:style w:type="table" w:default="1" w:styleId="TableNormal">

--- a/Church/2026/2026_1017_MenloChurch.docx
+++ b/Church/2026/2026_1017_MenloChurch.docx
@@ -3,83 +3,31 @@
 <w:document xmlns:wpc="http://schemas.microsoft.com/office/word/2010/wordprocessingCanvas" xmlns:cx="http://schemas.microsoft.com/office/drawing/2014/chartex" xmlns:cx1="http://schemas.microsoft.com/office/drawing/2015/9/8/chartex" xmlns:cx2="http://schemas.microsoft.com/office/drawing/2015/10/21/chartex" xmlns:cx3="http://schemas.microsoft.com/office/drawing/2016/5/9/chartex" xmlns:cx4="http://schemas.microsoft.com/office/drawing/2016/5/10/chartex" xmlns:cx5="http://schemas.microsoft.com/office/drawing/2016/5/11/chartex" xmlns:cx6="http://schemas.microsoft.com/office/drawing/2016/5/12/chartex" xmlns:cx7="http://schemas.microsoft.com/office/drawing/2016/5/13/chartex" xmlns:cx8="http://schemas.microsoft.com/office/drawing/2016/5/14/chartex" xmlns:mc="http://schemas.openxmlformats.org/markup-compatibility/2006" xmlns:aink="http://schemas.microsoft.com/office/drawing/2016/ink" xmlns:am3d="http://schemas.microsoft.com/office/drawing/2017/model3d" xmlns:o="urn:schemas-microsoft-com:office:office" xmlns:oel="http://schemas.microsoft.com/office/2019/extlst" xmlns:r="http://schemas.openxmlformats.org/officeDocument/2006/relationships" xmlns:m="http://schemas.openxmlformats.org/officeDocument/2006/math" xmlns:v="urn:schemas-microsoft-com:vml" xmlns:wp14="http://schemas.microsoft.com/office/word/2010/wordprocessingDrawing" xmlns:wp="http://schemas.openxmlformats.org/drawingml/2006/wordprocessingDrawing" xmlns:w10="urn:schemas-microsoft-com:office:word" xmlns:w="http://schemas.openxmlformats.org/wordprocessingml/2006/main" xmlns:w14="http://schemas.microsoft.com/office/word/2010/wordml" xmlns:w15="http://schemas.microsoft.com/office/word/2012/wordml" xmlns:w16cex="http://schemas.microsoft.com/office/word/2018/wordml/cex" xmlns:w16cid="http://schemas.microsoft.com/office/word/2016/wordml/cid" xmlns:w16="http://schemas.microsoft.com/office/word/2018/wordml" xmlns:w16du="http://schemas.microsoft.com/office/word/2023/wordml/word16du" xmlns:w16sdtdh="http://schemas.microsoft.com/office/word/2020/wordml/sdtdatahash" xmlns:w16sdtfl="http://schemas.microsoft.com/office/word/2024/wordml/sdtformatlock" xmlns:w16se="http://schemas.microsoft.com/office/word/2015/wordml/symex" xmlns:wpg="http://schemas.microsoft.com/office/word/2010/wordprocessingGroup" xmlns:wpi="http://schemas.microsoft.com/office/word/2010/wordprocessingInk" xmlns:wne="http://schemas.microsoft.com/office/word/2006/wordml" xmlns:wps="http://schemas.microsoft.com/office/word/2010/wordprocessingShape" mc:Ignorable="w14 w15 w16se w16cid w16 w16cex w16sdtdh w16sdtfl w16du wp14">
   <w:body>
     <w:p>
-      <w:pPr>
-        <w:rPr>
-          <w:rFonts w:cstheme="minorHAnsi"/>
-          <w:sz w:val="20"/>
-          <w:szCs w:val="20"/>
-        </w:rPr>
-      </w:pPr>
-      <w:r>
-        <w:rPr>
-          <w:rFonts w:cstheme="minorHAnsi"/>
-          <w:sz w:val="20"/>
-          <w:szCs w:val="20"/>
-        </w:rPr>
+      <w:r>
         <w:t>10</w:t>
       </w:r>
       <w:r>
-        <w:rPr>
-          <w:rFonts w:cstheme="minorHAnsi"/>
-          <w:sz w:val="20"/>
-          <w:szCs w:val="20"/>
-        </w:rPr>
         <w:t>/</w:t>
       </w:r>
       <w:r>
-        <w:rPr>
-          <w:rFonts w:cstheme="minorHAnsi"/>
-          <w:sz w:val="20"/>
-          <w:szCs w:val="20"/>
-        </w:rPr>
         <w:t>1</w:t>
       </w:r>
       <w:r>
-        <w:rPr>
-          <w:rFonts w:cstheme="minorHAnsi"/>
-          <w:sz w:val="20"/>
-          <w:szCs w:val="20"/>
-        </w:rPr>
         <w:t>7</w:t>
       </w:r>
       <w:r>
-        <w:rPr>
-          <w:rFonts w:cstheme="minorHAnsi"/>
-          <w:sz w:val="20"/>
-          <w:szCs w:val="20"/>
-        </w:rPr>
         <w:t xml:space="preserve">/2026, Menlo Church Worship (Summary of last week, </w:t>
       </w:r>
       <w:r>
-        <w:rPr>
-          <w:rFonts w:cstheme="minorHAnsi"/>
-          <w:sz w:val="20"/>
-          <w:szCs w:val="20"/>
-        </w:rPr>
         <w:t>10</w:t>
       </w:r>
       <w:r>
-        <w:rPr>
-          <w:rFonts w:cstheme="minorHAnsi"/>
-          <w:sz w:val="20"/>
-          <w:szCs w:val="20"/>
-        </w:rPr>
         <w:t>/</w:t>
       </w:r>
       <w:r>
-        <w:rPr>
-          <w:rFonts w:cstheme="minorHAnsi"/>
-          <w:sz w:val="20"/>
-          <w:szCs w:val="20"/>
-        </w:rPr>
         <w:t>11</w:t>
       </w:r>
       <w:r>
-        <w:rPr>
-          <w:rFonts w:cstheme="minorHAnsi"/>
-          <w:sz w:val="20"/>
-          <w:szCs w:val="20"/>
-        </w:rPr>
         <w:t>/2026)</w:t>
       </w:r>
     </w:p>
@@ -88,24 +36,20 @@
         <w:r>
           <w:rPr>
             <w:rStyle w:val="Hyperlink"/>
+            <w:rFonts w:asciiTheme="majorHAnsi" w:hAnsiTheme="majorHAnsi" w:cstheme="majorHAnsi"/>
+            <w:sz w:val="20"/>
+            <w:szCs w:val="20"/>
           </w:rPr>
           <w:t>https://youtu.be/z2DxywzITAc?si=v2pbRoNGe3Wb61CS</w:t>
         </w:r>
       </w:hyperlink>
     </w:p>
     <w:p>
-      <w:pPr>
-        <w:rPr>
-          <w:rFonts w:cstheme="minorHAnsi"/>
-          <w:sz w:val="20"/>
-          <w:szCs w:val="20"/>
-        </w:rPr>
-      </w:pPr>
       <w:hyperlink r:id="rId9" w:history="1">
         <w:r>
           <w:rPr>
             <w:rStyle w:val="Hyperlink"/>
-            <w:rFonts w:cstheme="minorHAnsi"/>
+            <w:rFonts w:asciiTheme="majorHAnsi" w:hAnsiTheme="majorHAnsi" w:cstheme="majorHAnsi"/>
             <w:sz w:val="20"/>
             <w:szCs w:val="20"/>
           </w:rPr>
@@ -113,78 +57,28 @@
         </w:r>
       </w:hyperlink>
       <w:r>
-        <w:rPr>
-          <w:rFonts w:cstheme="minorHAnsi"/>
-          <w:sz w:val="20"/>
-          <w:szCs w:val="20"/>
-        </w:rPr>
         <w:br/>
       </w:r>
       <w:r>
-        <w:rPr>
-          <w:rFonts w:cstheme="minorHAnsi"/>
-          <w:sz w:val="20"/>
-          <w:szCs w:val="20"/>
-        </w:rPr>
         <w:t>Without Pretense | Repentance For the Rest Of Us| Menlo Church, Phil EuBank, Lead Pastor</w:t>
+      </w:r>
+    </w:p>
+    <w:p/>
+    <w:p>
+      <w:r>
+        <w:t>0:00</w:t>
+      </w:r>
+      <w:r>
+        <w:t>/</w:t>
+      </w:r>
+      <w:r>
+        <w:t>34:47</w:t>
       </w:r>
     </w:p>
     <w:p>
-      <w:pPr>
+      <w:r>
         <w:rPr>
-          <w:rFonts w:cstheme="minorHAnsi"/>
-          <w:sz w:val="20"/>
-          <w:szCs w:val="20"/>
-        </w:rPr>
-      </w:pPr>
-    </w:p>
-    <w:p>
-      <w:pPr>
-        <w:rPr>
-          <w:rFonts w:cstheme="minorHAnsi"/>
-          <w:sz w:val="20"/>
-          <w:szCs w:val="20"/>
-        </w:rPr>
-      </w:pPr>
-      <w:r>
-        <w:rPr>
-          <w:rFonts w:cstheme="minorHAnsi"/>
-          <w:sz w:val="20"/>
-          <w:szCs w:val="20"/>
-        </w:rPr>
-        <w:t>0:00</w:t>
-      </w:r>
-      <w:r>
-        <w:rPr>
-          <w:rFonts w:cstheme="minorHAnsi"/>
-          <w:sz w:val="20"/>
-          <w:szCs w:val="20"/>
-        </w:rPr>
-        <w:t>/</w:t>
-      </w:r>
-      <w:r>
-        <w:rPr>
-          <w:rFonts w:cstheme="minorHAnsi"/>
-          <w:sz w:val="20"/>
-          <w:szCs w:val="20"/>
-        </w:rPr>
-        <w:t>34:47</w:t>
-      </w:r>
-    </w:p>
-    <w:p>
-      <w:pPr>
-        <w:rPr>
-          <w:rFonts w:cstheme="minorHAnsi"/>
-          <w:sz w:val="20"/>
-          <w:szCs w:val="20"/>
-        </w:rPr>
-      </w:pPr>
-      <w:r>
-        <w:rPr>
-          <w:rFonts w:cstheme="minorHAnsi"/>
           <w:noProof/>
-          <w:sz w:val="20"/>
-          <w:szCs w:val="20"/>
         </w:rPr>
         <w:drawing>
           <wp:inline distT="0" distB="0" distL="0" distR="0" wp14:anchorId="2DAEA94D" wp14:editId="34A801A6">
@@ -224,111 +118,37 @@
       </w:r>
     </w:p>
     <w:p>
-      <w:pPr>
-        <w:rPr>
-          <w:rFonts w:cstheme="minorHAnsi"/>
-          <w:sz w:val="20"/>
-          <w:szCs w:val="20"/>
-        </w:rPr>
-      </w:pPr>
-      <w:r>
-        <w:rPr>
-          <w:rFonts w:cstheme="minorHAnsi"/>
-          <w:sz w:val="20"/>
-          <w:szCs w:val="20"/>
-        </w:rPr>
+      <w:r>
         <w:t>Allison</w:t>
       </w:r>
       <w:r>
-        <w:rPr>
-          <w:rFonts w:cstheme="minorHAnsi"/>
-          <w:sz w:val="20"/>
-          <w:szCs w:val="20"/>
-        </w:rPr>
         <w:t xml:space="preserve"> Joy </w:t>
       </w:r>
       <w:r>
-        <w:rPr>
-          <w:rFonts w:cstheme="minorHAnsi"/>
-          <w:sz w:val="20"/>
-          <w:szCs w:val="20"/>
-        </w:rPr>
         <w:t xml:space="preserve"> Li</w:t>
+      </w:r>
+    </w:p>
+    <w:p/>
+    <w:p>
+      <w:r>
+        <w:t>Introduction:</w:t>
       </w:r>
     </w:p>
     <w:p>
-      <w:pPr>
-        <w:rPr>
-          <w:rFonts w:cstheme="minorHAnsi"/>
-          <w:sz w:val="20"/>
-          <w:szCs w:val="20"/>
-        </w:rPr>
-      </w:pPr>
+      <w:r>
+        <w:t>0:00</w:t>
+      </w:r>
+      <w:r>
+        <w:t>/</w:t>
+      </w:r>
+      <w:r>
+        <w:t>34:47</w:t>
+      </w:r>
     </w:p>
     <w:p>
-      <w:pPr>
+      <w:r>
         <w:rPr>
-          <w:rFonts w:cstheme="minorHAnsi"/>
-          <w:sz w:val="20"/>
-          <w:szCs w:val="20"/>
-        </w:rPr>
-      </w:pPr>
-      <w:r>
-        <w:rPr>
-          <w:rFonts w:cstheme="minorHAnsi"/>
-          <w:sz w:val="20"/>
-          <w:szCs w:val="20"/>
-        </w:rPr>
-        <w:t>Introduction:</w:t>
-      </w:r>
-    </w:p>
-    <w:p>
-      <w:pPr>
-        <w:rPr>
-          <w:rFonts w:cstheme="minorHAnsi"/>
-          <w:sz w:val="20"/>
-          <w:szCs w:val="20"/>
-        </w:rPr>
-      </w:pPr>
-      <w:r>
-        <w:rPr>
-          <w:rFonts w:cstheme="minorHAnsi"/>
-          <w:sz w:val="20"/>
-          <w:szCs w:val="20"/>
-        </w:rPr>
-        <w:t>0:00</w:t>
-      </w:r>
-      <w:r>
-        <w:rPr>
-          <w:rFonts w:cstheme="minorHAnsi"/>
-          <w:sz w:val="20"/>
-          <w:szCs w:val="20"/>
-        </w:rPr>
-        <w:t>/</w:t>
-      </w:r>
-      <w:r>
-        <w:rPr>
-          <w:rFonts w:cstheme="minorHAnsi"/>
-          <w:sz w:val="20"/>
-          <w:szCs w:val="20"/>
-        </w:rPr>
-        <w:t>34:47</w:t>
-      </w:r>
-    </w:p>
-    <w:p>
-      <w:pPr>
-        <w:rPr>
-          <w:rFonts w:cstheme="minorHAnsi"/>
-          <w:sz w:val="20"/>
-          <w:szCs w:val="20"/>
-        </w:rPr>
-      </w:pPr>
-      <w:r>
-        <w:rPr>
-          <w:rFonts w:cstheme="minorHAnsi"/>
           <w:noProof/>
-          <w:sz w:val="20"/>
-          <w:szCs w:val="20"/>
         </w:rPr>
         <w:drawing>
           <wp:inline distT="0" distB="0" distL="0" distR="0" wp14:anchorId="319DCCEE" wp14:editId="2C540C95">
@@ -367,19 +187,11 @@
         </w:drawing>
       </w:r>
       <w:r>
+        <w:t xml:space="preserve"> </w:t>
+      </w:r>
+      <w:r>
         <w:rPr>
-          <w:rFonts w:cstheme="minorHAnsi"/>
-          <w:sz w:val="20"/>
-          <w:szCs w:val="20"/>
-        </w:rPr>
-        <w:t xml:space="preserve"> </w:t>
-      </w:r>
-      <w:r>
-        <w:rPr>
-          <w:rFonts w:cstheme="minorHAnsi"/>
           <w:noProof/>
-          <w:sz w:val="20"/>
-          <w:szCs w:val="20"/>
         </w:rPr>
         <w:drawing>
           <wp:inline distT="0" distB="0" distL="0" distR="0" wp14:anchorId="54FD1C3C" wp14:editId="2F736A59">
@@ -419,80 +231,28 @@
       </w:r>
     </w:p>
     <w:p>
-      <w:pPr>
-        <w:rPr>
-          <w:rFonts w:cstheme="minorHAnsi"/>
-          <w:sz w:val="20"/>
-          <w:szCs w:val="20"/>
-        </w:rPr>
-      </w:pPr>
       <w:bookmarkStart w:id="0" w:name="_Hlk241511908"/>
       <w:r>
-        <w:rPr>
-          <w:rFonts w:cstheme="minorHAnsi"/>
-          <w:sz w:val="20"/>
-          <w:szCs w:val="20"/>
-        </w:rPr>
         <w:t>Mark Swarner, Campus Pastor</w:t>
       </w:r>
       <w:bookmarkEnd w:id="0"/>
     </w:p>
+    <w:p/>
     <w:p>
-      <w:pPr>
-        <w:rPr>
-          <w:rFonts w:cstheme="minorHAnsi"/>
-          <w:sz w:val="20"/>
-          <w:szCs w:val="20"/>
-        </w:rPr>
-      </w:pPr>
+      <w:r>
+        <w:t>0:00</w:t>
+      </w:r>
+      <w:r>
+        <w:t>/</w:t>
+      </w:r>
+      <w:r>
+        <w:t>34:47</w:t>
+      </w:r>
     </w:p>
     <w:p>
-      <w:pPr>
+      <w:r>
         <w:rPr>
-          <w:rFonts w:cstheme="minorHAnsi"/>
-          <w:sz w:val="20"/>
-          <w:szCs w:val="20"/>
-        </w:rPr>
-      </w:pPr>
-      <w:r>
-        <w:rPr>
-          <w:rFonts w:cstheme="minorHAnsi"/>
-          <w:sz w:val="20"/>
-          <w:szCs w:val="20"/>
-        </w:rPr>
-        <w:t>0:00</w:t>
-      </w:r>
-      <w:r>
-        <w:rPr>
-          <w:rFonts w:cstheme="minorHAnsi"/>
-          <w:sz w:val="20"/>
-          <w:szCs w:val="20"/>
-        </w:rPr>
-        <w:t>/</w:t>
-      </w:r>
-      <w:r>
-        <w:rPr>
-          <w:rFonts w:cstheme="minorHAnsi"/>
-          <w:sz w:val="20"/>
-          <w:szCs w:val="20"/>
-        </w:rPr>
-        <w:t>34:47</w:t>
-      </w:r>
-    </w:p>
-    <w:p>
-      <w:pPr>
-        <w:rPr>
-          <w:rFonts w:cstheme="minorHAnsi"/>
-          <w:sz w:val="20"/>
-          <w:szCs w:val="20"/>
-        </w:rPr>
-      </w:pPr>
-      <w:r>
-        <w:rPr>
-          <w:rFonts w:cstheme="minorHAnsi"/>
           <w:noProof/>
-          <w:sz w:val="20"/>
-          <w:szCs w:val="20"/>
         </w:rPr>
         <w:drawing>
           <wp:inline distT="0" distB="0" distL="0" distR="0" wp14:anchorId="66774AFF" wp14:editId="79C3B757">
@@ -531,19 +291,11 @@
         </w:drawing>
       </w:r>
       <w:r>
+        <w:t xml:space="preserve">  </w:t>
+      </w:r>
+      <w:r>
         <w:rPr>
-          <w:rFonts w:cstheme="minorHAnsi"/>
-          <w:sz w:val="20"/>
-          <w:szCs w:val="20"/>
-        </w:rPr>
-        <w:t xml:space="preserve">  </w:t>
-      </w:r>
-      <w:r>
-        <w:rPr>
-          <w:rFonts w:cstheme="minorHAnsi"/>
           <w:noProof/>
-          <w:sz w:val="20"/>
-          <w:szCs w:val="20"/>
         </w:rPr>
         <w:drawing>
           <wp:inline distT="0" distB="0" distL="0" distR="0" wp14:anchorId="4D62A772" wp14:editId="645D6ABB">
@@ -582,78 +334,28 @@
         </w:drawing>
       </w:r>
     </w:p>
+    <w:p/>
     <w:p>
-      <w:pPr>
-        <w:rPr>
-          <w:rFonts w:cstheme="minorHAnsi"/>
-          <w:sz w:val="20"/>
-          <w:szCs w:val="20"/>
-        </w:rPr>
-      </w:pPr>
+      <w:r>
+        <w:t>1</w:t>
+      </w:r>
+      <w:r>
+        <w:t>:0</w:t>
+      </w:r>
+      <w:r>
+        <w:t>6</w:t>
+      </w:r>
+      <w:r>
+        <w:t>/</w:t>
+      </w:r>
+      <w:r>
+        <w:t>34:47</w:t>
+      </w:r>
     </w:p>
     <w:p>
-      <w:pPr>
+      <w:r>
         <w:rPr>
-          <w:rFonts w:cstheme="minorHAnsi"/>
-          <w:sz w:val="20"/>
-          <w:szCs w:val="20"/>
-        </w:rPr>
-      </w:pPr>
-      <w:r>
-        <w:rPr>
-          <w:rFonts w:cstheme="minorHAnsi"/>
-          <w:sz w:val="20"/>
-          <w:szCs w:val="20"/>
-        </w:rPr>
-        <w:t>1</w:t>
-      </w:r>
-      <w:r>
-        <w:rPr>
-          <w:rFonts w:cstheme="minorHAnsi"/>
-          <w:sz w:val="20"/>
-          <w:szCs w:val="20"/>
-        </w:rPr>
-        <w:t>:0</w:t>
-      </w:r>
-      <w:r>
-        <w:rPr>
-          <w:rFonts w:cstheme="minorHAnsi"/>
-          <w:sz w:val="20"/>
-          <w:szCs w:val="20"/>
-        </w:rPr>
-        <w:t>6</w:t>
-      </w:r>
-      <w:r>
-        <w:rPr>
-          <w:rFonts w:cstheme="minorHAnsi"/>
-          <w:sz w:val="20"/>
-          <w:szCs w:val="20"/>
-        </w:rPr>
-        <w:t>/</w:t>
-      </w:r>
-      <w:r>
-        <w:rPr>
-          <w:rFonts w:cstheme="minorHAnsi"/>
-          <w:sz w:val="20"/>
-          <w:szCs w:val="20"/>
-        </w:rPr>
-        <w:t>34:47</w:t>
-      </w:r>
-    </w:p>
-    <w:p>
-      <w:pPr>
-        <w:rPr>
-          <w:rFonts w:cstheme="minorHAnsi"/>
-          <w:sz w:val="20"/>
-          <w:szCs w:val="20"/>
-        </w:rPr>
-      </w:pPr>
-      <w:r>
-        <w:rPr>
-          <w:rFonts w:cstheme="minorHAnsi"/>
           <w:noProof/>
-          <w:sz w:val="20"/>
-          <w:szCs w:val="20"/>
         </w:rPr>
         <w:drawing>
           <wp:inline distT="0" distB="0" distL="0" distR="0" wp14:anchorId="0C0F110C" wp14:editId="390DB11B">
@@ -692,19 +394,11 @@
         </w:drawing>
       </w:r>
       <w:r>
+        <w:t xml:space="preserve">  </w:t>
+      </w:r>
+      <w:r>
         <w:rPr>
-          <w:rFonts w:cstheme="minorHAnsi"/>
-          <w:sz w:val="20"/>
-          <w:szCs w:val="20"/>
-        </w:rPr>
-        <w:t xml:space="preserve">  </w:t>
-      </w:r>
-      <w:r>
-        <w:rPr>
-          <w:rFonts w:cstheme="minorHAnsi"/>
           <w:noProof/>
-          <w:sz w:val="20"/>
-          <w:szCs w:val="20"/>
         </w:rPr>
         <w:drawing>
           <wp:inline distT="0" distB="0" distL="0" distR="0" wp14:anchorId="5D50380A" wp14:editId="6982D2AA">
@@ -744,341 +438,87 @@
       </w:r>
     </w:p>
     <w:p>
-      <w:pPr>
-        <w:rPr>
-          <w:rFonts w:cstheme="minorHAnsi"/>
-          <w:sz w:val="20"/>
-          <w:szCs w:val="20"/>
-        </w:rPr>
-      </w:pPr>
-      <w:r>
-        <w:rPr>
-          <w:rFonts w:cstheme="minorHAnsi"/>
-          <w:sz w:val="20"/>
-          <w:szCs w:val="20"/>
-        </w:rPr>
+      <w:r>
         <w:t>Phil EuBank, Lead Pastor</w:t>
+      </w:r>
+    </w:p>
+    <w:p/>
+    <w:p>
+      <w:r>
+        <w:t>1:20/34:47</w:t>
       </w:r>
     </w:p>
     <w:p>
-      <w:pPr>
-        <w:rPr>
-          <w:rFonts w:cstheme="minorHAnsi"/>
-          <w:sz w:val="20"/>
-          <w:szCs w:val="20"/>
-        </w:rPr>
-      </w:pPr>
+      <w:r>
+        <w:t xml:space="preserve">Last weeks, we have </w:t>
+      </w:r>
+      <w:r>
+        <w:t>collected $5.3M</w:t>
+      </w:r>
+      <w:r>
+        <w:t>, 167 volunteers in two year</w:t>
+      </w:r>
+      <w:r>
+        <w:t xml:space="preserve">. </w:t>
+      </w:r>
     </w:p>
     <w:p>
-      <w:pPr>
-        <w:rPr>
-          <w:rFonts w:cstheme="minorHAnsi"/>
-          <w:sz w:val="20"/>
-          <w:szCs w:val="20"/>
-        </w:rPr>
-      </w:pPr>
-      <w:r>
-        <w:rPr>
-          <w:rFonts w:cstheme="minorHAnsi"/>
-          <w:sz w:val="20"/>
-          <w:szCs w:val="20"/>
-        </w:rPr>
-        <w:t>1</w:t>
-      </w:r>
-      <w:r>
-        <w:rPr>
-          <w:rFonts w:cstheme="minorHAnsi"/>
-          <w:sz w:val="20"/>
-          <w:szCs w:val="20"/>
-        </w:rPr>
-        <w:t>:</w:t>
-      </w:r>
-      <w:r>
-        <w:rPr>
-          <w:rFonts w:cstheme="minorHAnsi"/>
-          <w:sz w:val="20"/>
-          <w:szCs w:val="20"/>
-        </w:rPr>
-        <w:t>20/34:47</w:t>
+      <w:r>
+        <w:t>W</w:t>
+      </w:r>
+      <w:r>
+        <w:t xml:space="preserve">e </w:t>
+      </w:r>
+      <w:r>
+        <w:t>pause</w:t>
+      </w:r>
+      <w:r>
+        <w:t>d</w:t>
+      </w:r>
+      <w:r>
+        <w:t xml:space="preserve"> the series</w:t>
+      </w:r>
+      <w:r>
+        <w:t xml:space="preserve"> of “Repentance for the Rest of Us”</w:t>
+      </w:r>
+      <w:r>
+        <w:t xml:space="preserve"> and highlight and celebrate what God has been up to around here at all of our campuses through the Bay Area. This week, we are jumping back to finish our series</w:t>
+      </w:r>
+      <w:r>
+        <w:t xml:space="preserve"> “Repentance for the Rest of Us.”</w:t>
+      </w:r>
+      <w:r>
+        <w:t xml:space="preserve"> We got the concept of reclaiming the repentance.</w:t>
+      </w:r>
+      <w:r>
+        <w:t>”</w:t>
+      </w:r>
+    </w:p>
+    <w:p/>
+    <w:p>
+      <w:r>
+        <w:t>2:59/34:47</w:t>
       </w:r>
     </w:p>
     <w:p>
-      <w:pPr>
+      <w:r>
+        <w:t xml:space="preserve">Pray: </w:t>
+      </w:r>
+      <w:r>
+        <w:t>We have love from God. There is nothing can separate from God and us.</w:t>
+      </w:r>
+    </w:p>
+    <w:p/>
+    <w:p>
+      <w:r>
+        <w:t>4:56/34:47</w:t>
+      </w:r>
+    </w:p>
+    <w:p/>
+    <w:p>
+      <w:r>
         <w:rPr>
-          <w:rFonts w:cstheme="minorHAnsi"/>
-          <w:sz w:val="20"/>
-          <w:szCs w:val="20"/>
-        </w:rPr>
-      </w:pPr>
-      <w:r>
-        <w:rPr>
-          <w:rFonts w:cstheme="minorHAnsi"/>
-          <w:sz w:val="20"/>
-          <w:szCs w:val="20"/>
-        </w:rPr>
-        <w:t xml:space="preserve">Last weeks, we have </w:t>
-      </w:r>
-      <w:r>
-        <w:rPr>
-          <w:rFonts w:cstheme="minorHAnsi"/>
-          <w:sz w:val="20"/>
-          <w:szCs w:val="20"/>
-        </w:rPr>
-        <w:t>collected $5.3M</w:t>
-      </w:r>
-      <w:r>
-        <w:rPr>
-          <w:rFonts w:cstheme="minorHAnsi"/>
-          <w:sz w:val="20"/>
-          <w:szCs w:val="20"/>
-        </w:rPr>
-        <w:t>, 167 volunteers in two year</w:t>
-      </w:r>
-      <w:r>
-        <w:rPr>
-          <w:rFonts w:cstheme="minorHAnsi"/>
-          <w:sz w:val="20"/>
-          <w:szCs w:val="20"/>
-        </w:rPr>
-        <w:t xml:space="preserve">. </w:t>
-      </w:r>
-    </w:p>
-    <w:p>
-      <w:pPr>
-        <w:rPr>
-          <w:rFonts w:cstheme="minorHAnsi"/>
-          <w:sz w:val="20"/>
-          <w:szCs w:val="20"/>
-        </w:rPr>
-      </w:pPr>
-      <w:r>
-        <w:rPr>
-          <w:rFonts w:cstheme="minorHAnsi"/>
-          <w:sz w:val="20"/>
-          <w:szCs w:val="20"/>
-        </w:rPr>
-        <w:t>W</w:t>
-      </w:r>
-      <w:r>
-        <w:rPr>
-          <w:rFonts w:cstheme="minorHAnsi"/>
-          <w:sz w:val="20"/>
-          <w:szCs w:val="20"/>
-        </w:rPr>
-        <w:t xml:space="preserve">e </w:t>
-      </w:r>
-      <w:r>
-        <w:rPr>
-          <w:rFonts w:cstheme="minorHAnsi"/>
-          <w:sz w:val="20"/>
-          <w:szCs w:val="20"/>
-        </w:rPr>
-        <w:t>pause</w:t>
-      </w:r>
-      <w:r>
-        <w:rPr>
-          <w:rFonts w:cstheme="minorHAnsi"/>
-          <w:sz w:val="20"/>
-          <w:szCs w:val="20"/>
-        </w:rPr>
-        <w:t>d</w:t>
-      </w:r>
-      <w:r>
-        <w:rPr>
-          <w:rFonts w:cstheme="minorHAnsi"/>
-          <w:sz w:val="20"/>
-          <w:szCs w:val="20"/>
-        </w:rPr>
-        <w:t xml:space="preserve"> the series</w:t>
-      </w:r>
-      <w:r>
-        <w:rPr>
-          <w:rFonts w:cstheme="minorHAnsi"/>
-          <w:sz w:val="20"/>
-          <w:szCs w:val="20"/>
-        </w:rPr>
-        <w:t xml:space="preserve"> of “Repentance for the Rest of Us”</w:t>
-      </w:r>
-      <w:r>
-        <w:rPr>
-          <w:rFonts w:cstheme="minorHAnsi"/>
-          <w:sz w:val="20"/>
-          <w:szCs w:val="20"/>
-        </w:rPr>
-        <w:t xml:space="preserve"> and highlight and celebrate what God has been up to around here at all of our campuses through the Bay Area. This week, we are jumping back to finish our series</w:t>
-      </w:r>
-      <w:r>
-        <w:rPr>
-          <w:rFonts w:cstheme="minorHAnsi"/>
-          <w:sz w:val="20"/>
-          <w:szCs w:val="20"/>
-        </w:rPr>
-        <w:t xml:space="preserve"> “Repentance for the Rest of Us.”</w:t>
-      </w:r>
-      <w:r>
-        <w:rPr>
-          <w:rFonts w:cstheme="minorHAnsi"/>
-          <w:sz w:val="20"/>
-          <w:szCs w:val="20"/>
-        </w:rPr>
-        <w:t xml:space="preserve"> We got the concept of reclaiming the repentance.</w:t>
-      </w:r>
-      <w:r>
-        <w:rPr>
-          <w:rFonts w:cstheme="minorHAnsi"/>
-          <w:sz w:val="20"/>
-          <w:szCs w:val="20"/>
-        </w:rPr>
-        <w:t>”</w:t>
-      </w:r>
-    </w:p>
-    <w:p>
-      <w:pPr>
-        <w:rPr>
-          <w:rFonts w:cstheme="minorHAnsi"/>
-          <w:sz w:val="20"/>
-          <w:szCs w:val="20"/>
-        </w:rPr>
-      </w:pPr>
-    </w:p>
-    <w:p>
-      <w:pPr>
-        <w:rPr>
-          <w:rFonts w:cstheme="minorHAnsi"/>
-          <w:sz w:val="20"/>
-          <w:szCs w:val="20"/>
-        </w:rPr>
-      </w:pPr>
-      <w:r>
-        <w:rPr>
-          <w:rFonts w:cstheme="minorHAnsi"/>
-          <w:sz w:val="20"/>
-          <w:szCs w:val="20"/>
-        </w:rPr>
-        <w:t>2</w:t>
-      </w:r>
-      <w:r>
-        <w:rPr>
-          <w:rFonts w:cstheme="minorHAnsi"/>
-          <w:sz w:val="20"/>
-          <w:szCs w:val="20"/>
-        </w:rPr>
-        <w:t>:</w:t>
-      </w:r>
-      <w:r>
-        <w:rPr>
-          <w:rFonts w:cstheme="minorHAnsi"/>
-          <w:sz w:val="20"/>
-          <w:szCs w:val="20"/>
-        </w:rPr>
-        <w:t>59</w:t>
-      </w:r>
-      <w:r>
-        <w:rPr>
-          <w:rFonts w:cstheme="minorHAnsi"/>
-          <w:sz w:val="20"/>
-          <w:szCs w:val="20"/>
-        </w:rPr>
-        <w:t>/34:47</w:t>
-      </w:r>
-    </w:p>
-    <w:p>
-      <w:pPr>
-        <w:rPr>
-          <w:rFonts w:cstheme="minorHAnsi"/>
-          <w:sz w:val="20"/>
-          <w:szCs w:val="20"/>
-        </w:rPr>
-      </w:pPr>
-      <w:r>
-        <w:rPr>
-          <w:rFonts w:cstheme="minorHAnsi"/>
-          <w:sz w:val="20"/>
-          <w:szCs w:val="20"/>
-        </w:rPr>
-        <w:t xml:space="preserve">Pray: </w:t>
-      </w:r>
-      <w:r>
-        <w:rPr>
-          <w:rFonts w:cstheme="minorHAnsi"/>
-          <w:sz w:val="20"/>
-          <w:szCs w:val="20"/>
-        </w:rPr>
-        <w:t>We have love from God. There is nothing can separate from God and us.</w:t>
-      </w:r>
-    </w:p>
-    <w:p>
-      <w:pPr>
-        <w:rPr>
-          <w:rFonts w:cstheme="minorHAnsi"/>
-          <w:sz w:val="20"/>
-          <w:szCs w:val="20"/>
-        </w:rPr>
-      </w:pPr>
-    </w:p>
-    <w:p>
-      <w:pPr>
-        <w:rPr>
-          <w:rFonts w:cstheme="minorHAnsi"/>
-          <w:sz w:val="20"/>
-          <w:szCs w:val="20"/>
-        </w:rPr>
-      </w:pPr>
-      <w:r>
-        <w:rPr>
-          <w:rFonts w:cstheme="minorHAnsi"/>
-          <w:sz w:val="20"/>
-          <w:szCs w:val="20"/>
-        </w:rPr>
-        <w:t>4</w:t>
-      </w:r>
-      <w:r>
-        <w:rPr>
-          <w:rFonts w:cstheme="minorHAnsi"/>
-          <w:sz w:val="20"/>
-          <w:szCs w:val="20"/>
-        </w:rPr>
-        <w:t>:</w:t>
-      </w:r>
-      <w:r>
-        <w:rPr>
-          <w:rFonts w:cstheme="minorHAnsi"/>
-          <w:sz w:val="20"/>
-          <w:szCs w:val="20"/>
-        </w:rPr>
-        <w:t>56</w:t>
-      </w:r>
-      <w:r>
-        <w:rPr>
-          <w:rFonts w:cstheme="minorHAnsi"/>
-          <w:sz w:val="20"/>
-          <w:szCs w:val="20"/>
-        </w:rPr>
-        <w:t>/34:47</w:t>
-      </w:r>
-    </w:p>
-    <w:p>
-      <w:pPr>
-        <w:rPr>
-          <w:rFonts w:cstheme="minorHAnsi"/>
-          <w:sz w:val="20"/>
-          <w:szCs w:val="20"/>
-        </w:rPr>
-      </w:pPr>
-    </w:p>
-    <w:p>
-      <w:pPr>
-        <w:rPr>
-          <w:rFonts w:cstheme="minorHAnsi"/>
-          <w:sz w:val="20"/>
-          <w:szCs w:val="20"/>
-        </w:rPr>
-      </w:pPr>
-      <w:r>
-        <w:rPr>
-          <w:rFonts w:cstheme="minorHAnsi"/>
-          <w:sz w:val="20"/>
-          <w:szCs w:val="20"/>
+          <w:noProof/>
         </w:rPr>
         <w:lastRenderedPageBreak/>
         <w:drawing>
@@ -1119,357 +559,757 @@
       </w:r>
     </w:p>
     <w:p>
-      <w:pPr>
-        <w:rPr>
-          <w:rFonts w:cstheme="minorHAnsi"/>
-          <w:sz w:val="20"/>
-          <w:szCs w:val="20"/>
-        </w:rPr>
-      </w:pPr>
-      <w:r>
-        <w:rPr>
-          <w:rFonts w:cstheme="minorHAnsi"/>
-          <w:sz w:val="20"/>
-          <w:szCs w:val="20"/>
-        </w:rPr>
+      <w:r>
         <w:t xml:space="preserve">We have so many photos. We </w:t>
       </w:r>
       <w:r>
-        <w:rPr>
-          <w:rFonts w:cstheme="minorHAnsi"/>
-          <w:sz w:val="20"/>
-          <w:szCs w:val="20"/>
-        </w:rPr>
         <w:t>always use</w:t>
       </w:r>
       <w:r>
-        <w:rPr>
-          <w:rFonts w:cstheme="minorHAnsi"/>
-          <w:sz w:val="20"/>
-          <w:szCs w:val="20"/>
-        </w:rPr>
         <w:t xml:space="preserve"> filter </w:t>
       </w:r>
       <w:r>
-        <w:rPr>
-          <w:rFonts w:cstheme="minorHAnsi"/>
-          <w:sz w:val="20"/>
-          <w:szCs w:val="20"/>
-        </w:rPr>
         <w:t xml:space="preserve">to get the </w:t>
       </w:r>
       <w:r>
-        <w:rPr>
-          <w:rFonts w:cstheme="minorHAnsi"/>
-          <w:sz w:val="20"/>
-          <w:szCs w:val="20"/>
-        </w:rPr>
         <w:t>one</w:t>
       </w:r>
       <w:r>
-        <w:rPr>
-          <w:rFonts w:cstheme="minorHAnsi"/>
-          <w:sz w:val="20"/>
-          <w:szCs w:val="20"/>
-        </w:rPr>
         <w:t xml:space="preserve"> we want</w:t>
       </w:r>
       <w:r>
-        <w:rPr>
-          <w:rFonts w:cstheme="minorHAnsi"/>
-          <w:sz w:val="20"/>
-          <w:szCs w:val="20"/>
-        </w:rPr>
         <w:t>.</w:t>
       </w:r>
       <w:r>
-        <w:rPr>
-          <w:rFonts w:cstheme="minorHAnsi"/>
-          <w:sz w:val="20"/>
-          <w:szCs w:val="20"/>
-        </w:rPr>
-        <w:t xml:space="preserve"> Life is same. We give other people the filtered one. </w:t>
-      </w:r>
-      <w:r>
-        <w:rPr>
-          <w:rFonts w:cstheme="minorHAnsi"/>
-          <w:sz w:val="20"/>
-          <w:szCs w:val="20"/>
-        </w:rPr>
-        <w:t xml:space="preserve">Pretense = </w:t>
-      </w:r>
-      <w:r>
-        <w:rPr>
-          <w:rFonts w:cstheme="minorHAnsi"/>
-          <w:sz w:val="20"/>
-          <w:szCs w:val="20"/>
-        </w:rPr>
-        <w:t>偽裝、假裝。</w:t>
-      </w:r>
-      <w:r>
-        <w:rPr>
-          <w:rFonts w:cstheme="minorHAnsi"/>
-          <w:sz w:val="20"/>
-          <w:szCs w:val="20"/>
-        </w:rPr>
+        <w:t xml:space="preserve"> Life is same. We give other people the filtered one. Pretense = </w:t>
+      </w:r>
+      <w:proofErr w:type="spellStart"/>
+      <w:r>
+        <w:t>偽裝、假裝</w:t>
+      </w:r>
+      <w:proofErr w:type="spellEnd"/>
+      <w:r>
+        <w:t>。</w:t>
+      </w:r>
+      <w:r>
         <w:t xml:space="preserve">"Without Pretense" </w:t>
       </w:r>
       <w:r>
-        <w:rPr>
-          <w:rFonts w:cstheme="minorHAnsi"/>
-          <w:sz w:val="20"/>
-          <w:szCs w:val="20"/>
-        </w:rPr>
         <w:t>means remove the filter, i.e., face the reality. (</w:t>
       </w:r>
-      <w:r>
-        <w:rPr>
-          <w:rFonts w:cstheme="minorHAnsi"/>
-          <w:sz w:val="20"/>
-          <w:szCs w:val="20"/>
-        </w:rPr>
-        <w:t>就是「毫不偽裝」</w:t>
-      </w:r>
-      <w:r>
-        <w:rPr>
-          <w:rFonts w:cstheme="minorHAnsi"/>
-          <w:sz w:val="20"/>
-          <w:szCs w:val="20"/>
-        </w:rPr>
+      <w:proofErr w:type="spellStart"/>
+      <w:r>
+        <w:t>就是「毫不偽裝</w:t>
+      </w:r>
+      <w:proofErr w:type="spellEnd"/>
+      <w:r>
+        <w:t>」</w:t>
+      </w:r>
+      <w:r>
         <w:t>——</w:t>
       </w:r>
-      <w:r>
-        <w:rPr>
-          <w:rFonts w:cstheme="minorHAnsi"/>
-          <w:sz w:val="20"/>
-          <w:szCs w:val="20"/>
-        </w:rPr>
-        <w:t>拿掉面具，真實面對。</w:t>
-      </w:r>
-      <w:r>
-        <w:rPr>
-          <w:rFonts w:cstheme="minorHAnsi"/>
-          <w:sz w:val="20"/>
-          <w:szCs w:val="20"/>
-        </w:rPr>
-        <w:t>)</w:t>
+      <w:proofErr w:type="spellStart"/>
+      <w:r>
+        <w:t>拿掉面具，真實面對</w:t>
+      </w:r>
+      <w:proofErr w:type="spellEnd"/>
+      <w:r>
+        <w:t xml:space="preserve">).  I used AI </w:t>
+      </w:r>
+      <w:r>
+        <w:t xml:space="preserve">to </w:t>
+      </w:r>
+      <w:r>
+        <w:t>help me to filter out.</w:t>
+      </w:r>
+    </w:p>
+    <w:p/>
+    <w:p>
+      <w:proofErr w:type="spellStart"/>
+      <w:r>
+        <w:t>這個比喻很妙</w:t>
+      </w:r>
+      <w:proofErr w:type="spellEnd"/>
+      <w:r>
+        <w:t>——</w:t>
+      </w:r>
+      <w:proofErr w:type="spellStart"/>
+      <w:r>
+        <w:t>我們給照片加濾鏡，篩掉幾百張只留最好的一張發出去；人生也一樣，給別人看的永遠是濾鏡版。這篇</w:t>
+      </w:r>
+      <w:proofErr w:type="spellEnd"/>
+      <w:r>
+        <w:t xml:space="preserve"> "Without Pretense" </w:t>
+      </w:r>
+      <w:proofErr w:type="spellStart"/>
+      <w:r>
+        <w:t>就是要人把濾鏡拿掉。你剛傳的那張拼貼主視覺，用的正是這種未經修飾的日常照片，正好就是「拿掉濾鏡」的樣子</w:t>
+      </w:r>
+      <w:proofErr w:type="spellEnd"/>
+      <w:r>
+        <w:t>。</w:t>
+      </w:r>
+    </w:p>
+    <w:p/>
+    <w:p>
+      <w:r>
+        <w:t>7</w:t>
+      </w:r>
+      <w:r>
+        <w:t>:</w:t>
+      </w:r>
+      <w:r>
+        <w:t>09</w:t>
+      </w:r>
+      <w:r>
+        <w:t>/34:47</w:t>
       </w:r>
     </w:p>
     <w:p>
-      <w:pPr>
-        <w:rPr>
-          <w:rFonts w:cstheme="minorHAnsi"/>
-          <w:sz w:val="20"/>
-          <w:szCs w:val="20"/>
-        </w:rPr>
-      </w:pPr>
+      <w:r>
+        <w:drawing>
+          <wp:inline distT="0" distB="0" distL="0" distR="0" wp14:anchorId="576CE209" wp14:editId="6D4FCBED">
+            <wp:extent cx="5943600" cy="681355"/>
+            <wp:effectExtent l="0" t="0" r="0" b="4445"/>
+            <wp:docPr id="1808033757" name="Picture 1"/>
+            <wp:cNvGraphicFramePr>
+              <a:graphicFrameLocks xmlns:a="http://schemas.openxmlformats.org/drawingml/2006/main" noChangeAspect="1"/>
+            </wp:cNvGraphicFramePr>
+            <a:graphic xmlns:a="http://schemas.openxmlformats.org/drawingml/2006/main">
+              <a:graphicData uri="http://schemas.openxmlformats.org/drawingml/2006/picture">
+                <pic:pic xmlns:pic="http://schemas.openxmlformats.org/drawingml/2006/picture">
+                  <pic:nvPicPr>
+                    <pic:cNvPr id="1808033757" name=""/>
+                    <pic:cNvPicPr/>
+                  </pic:nvPicPr>
+                  <pic:blipFill>
+                    <a:blip r:embed="rId18"/>
+                    <a:stretch>
+                      <a:fillRect/>
+                    </a:stretch>
+                  </pic:blipFill>
+                  <pic:spPr>
+                    <a:xfrm>
+                      <a:off x="0" y="0"/>
+                      <a:ext cx="5943600" cy="681355"/>
+                    </a:xfrm>
+                    <a:prstGeom prst="rect">
+                      <a:avLst/>
+                    </a:prstGeom>
+                  </pic:spPr>
+                </pic:pic>
+              </a:graphicData>
+            </a:graphic>
+          </wp:inline>
+        </w:drawing>
+      </w:r>
     </w:p>
     <w:p>
-      <w:pPr>
-        <w:rPr>
-          <w:rFonts w:cstheme="minorHAnsi"/>
-          <w:sz w:val="20"/>
-          <w:szCs w:val="20"/>
-        </w:rPr>
-      </w:pPr>
-      <w:r>
-        <w:rPr>
-          <w:rFonts w:cstheme="minorHAnsi"/>
-          <w:sz w:val="20"/>
-          <w:szCs w:val="20"/>
-        </w:rPr>
-        <w:t>這個比喻很妙</w:t>
-      </w:r>
-      <w:r>
-        <w:rPr>
-          <w:rFonts w:cstheme="minorHAnsi"/>
-          <w:sz w:val="20"/>
-          <w:szCs w:val="20"/>
-        </w:rPr>
+      <w:r>
+        <w:t>God has never met the fake you.</w:t>
+      </w:r>
+    </w:p>
+    <w:p/>
+    <w:p>
+      <w:r>
+        <w:t>God always knows the real you.</w:t>
+      </w:r>
+    </w:p>
+    <w:p/>
+    <w:p>
+      <w:proofErr w:type="spellStart"/>
+      <w:r>
+        <w:t>意思是：你呈現給別人看的那個「假的你</w:t>
+      </w:r>
+      <w:proofErr w:type="spellEnd"/>
+      <w:r>
+        <w:t>」</w:t>
+      </w:r>
+      <w:r>
         <w:t>——</w:t>
       </w:r>
-      <w:r>
-        <w:rPr>
-          <w:rFonts w:cstheme="minorHAnsi"/>
-          <w:sz w:val="20"/>
-          <w:szCs w:val="20"/>
-        </w:rPr>
-        <w:t>我們給照片加濾鏡，篩掉幾百張只留最好的一張發出去；人生也一樣，給別人看的永遠是濾鏡版。這篇</w:t>
-      </w:r>
-      <w:r>
-        <w:rPr>
-          <w:rFonts w:cstheme="minorHAnsi"/>
-          <w:sz w:val="20"/>
-          <w:szCs w:val="20"/>
-        </w:rPr>
-        <w:t xml:space="preserve"> "Without Pretense" </w:t>
-      </w:r>
-      <w:r>
-        <w:rPr>
-          <w:rFonts w:cstheme="minorHAnsi"/>
-          <w:sz w:val="20"/>
-          <w:szCs w:val="20"/>
-        </w:rPr>
-        <w:t>就是要人把濾鏡拿掉。你剛傳的那張拼貼主視覺，用的正是這種未經修飾的日常照片，正好就是「拿掉濾鏡」的樣子。</w:t>
+      <w:proofErr w:type="spellStart"/>
+      <w:r>
+        <w:t>濾鏡版、包裝版、面具版</w:t>
+      </w:r>
+      <w:proofErr w:type="spellEnd"/>
+      <w:r>
+        <w:t>——</w:t>
+      </w:r>
+      <w:proofErr w:type="spellStart"/>
+      <w:r>
+        <w:t>上帝從來沒見過，因為祂只認識真實的你</w:t>
+      </w:r>
+      <w:proofErr w:type="spellEnd"/>
+      <w:r>
+        <w:t>。</w:t>
       </w:r>
     </w:p>
     <w:p>
-      <w:pPr>
-        <w:rPr>
-          <w:rFonts w:cstheme="minorHAnsi"/>
-          <w:sz w:val="20"/>
-          <w:szCs w:val="20"/>
-        </w:rPr>
-      </w:pPr>
+      <w:proofErr w:type="spellStart"/>
+      <w:r>
+        <w:t>所以偽裝在上帝面前毫無意義：祂看的是內心（撒上</w:t>
+      </w:r>
+      <w:proofErr w:type="spellEnd"/>
+      <w:r>
+        <w:t xml:space="preserve"> 16:7</w:t>
+      </w:r>
+      <w:r>
+        <w:t>），</w:t>
+      </w:r>
+      <w:proofErr w:type="spellStart"/>
+      <w:r>
+        <w:t>不是你篩選過的版本。這句話就是</w:t>
+      </w:r>
+      <w:proofErr w:type="spellEnd"/>
+      <w:r>
+        <w:t xml:space="preserve"> "Without Pretense" </w:t>
+      </w:r>
+      <w:proofErr w:type="spellStart"/>
+      <w:r>
+        <w:t>的核心</w:t>
+      </w:r>
+      <w:proofErr w:type="spellEnd"/>
+      <w:r>
+        <w:t>——</w:t>
+      </w:r>
+      <w:proofErr w:type="spellStart"/>
+      <w:r>
+        <w:t>在上帝面前，你裝也沒用，乾脆真實</w:t>
+      </w:r>
+      <w:proofErr w:type="spellEnd"/>
+      <w:r>
+        <w:t>。</w:t>
+      </w:r>
+    </w:p>
+    <w:p/>
+    <w:p>
+      <w:r>
+        <w:t>7:</w:t>
+      </w:r>
+      <w:r>
+        <w:t>54</w:t>
+      </w:r>
+      <w:r>
+        <w:t>/34:47</w:t>
+      </w:r>
     </w:p>
     <w:p>
-      <w:pPr>
-        <w:rPr>
-          <w:rFonts w:cstheme="minorHAnsi"/>
-          <w:sz w:val="20"/>
-          <w:szCs w:val="20"/>
-        </w:rPr>
-      </w:pPr>
+      <w:r>
+        <w:drawing>
+          <wp:inline distT="0" distB="0" distL="0" distR="0" wp14:anchorId="63BB8BB8" wp14:editId="232CBC78">
+            <wp:extent cx="5943600" cy="1025525"/>
+            <wp:effectExtent l="0" t="0" r="0" b="3175"/>
+            <wp:docPr id="453165098" name="Picture 1"/>
+            <wp:cNvGraphicFramePr>
+              <a:graphicFrameLocks xmlns:a="http://schemas.openxmlformats.org/drawingml/2006/main" noChangeAspect="1"/>
+            </wp:cNvGraphicFramePr>
+            <a:graphic xmlns:a="http://schemas.openxmlformats.org/drawingml/2006/main">
+              <a:graphicData uri="http://schemas.openxmlformats.org/drawingml/2006/picture">
+                <pic:pic xmlns:pic="http://schemas.openxmlformats.org/drawingml/2006/picture">
+                  <pic:nvPicPr>
+                    <pic:cNvPr id="453165098" name=""/>
+                    <pic:cNvPicPr/>
+                  </pic:nvPicPr>
+                  <pic:blipFill>
+                    <a:blip r:embed="rId19"/>
+                    <a:stretch>
+                      <a:fillRect/>
+                    </a:stretch>
+                  </pic:blipFill>
+                  <pic:spPr>
+                    <a:xfrm>
+                      <a:off x="0" y="0"/>
+                      <a:ext cx="5943600" cy="1025525"/>
+                    </a:xfrm>
+                    <a:prstGeom prst="rect">
+                      <a:avLst/>
+                    </a:prstGeom>
+                  </pic:spPr>
+                </pic:pic>
+              </a:graphicData>
+            </a:graphic>
+          </wp:inline>
+        </w:drawing>
+      </w:r>
     </w:p>
     <w:p>
-      <w:pPr>
-        <w:rPr>
-          <w:rFonts w:cstheme="minorHAnsi"/>
-          <w:sz w:val="20"/>
-          <w:szCs w:val="20"/>
-        </w:rPr>
-      </w:pPr>
+      <w:r>
+        <w:t>Psalm 51:1</w:t>
+      </w:r>
     </w:p>
     <w:p>
-      <w:pPr>
-        <w:rPr>
-          <w:rFonts w:cstheme="minorHAnsi"/>
-          <w:sz w:val="20"/>
-          <w:szCs w:val="20"/>
-        </w:rPr>
-      </w:pPr>
-      <w:r>
-        <w:rPr>
-          <w:rFonts w:cstheme="minorHAnsi"/>
-          <w:sz w:val="20"/>
-          <w:szCs w:val="20"/>
-        </w:rPr>
-        <w:t>************</w:t>
+      <w:r>
+        <w:t>...when Nathan the prophet went to him,</w:t>
+      </w:r>
+      <w:r>
+        <w:t xml:space="preserve"> </w:t>
+      </w:r>
+      <w:r>
+        <w:t>after he had gone in to Bathsheba.</w:t>
+      </w:r>
+    </w:p>
+    <w:p/>
+    <w:p>
+      <w:proofErr w:type="spellStart"/>
+      <w:r>
+        <w:t>詩篇</w:t>
+      </w:r>
+      <w:proofErr w:type="spellEnd"/>
+      <w:r>
+        <w:t xml:space="preserve"> 51 </w:t>
+      </w:r>
+      <w:r>
+        <w:t>篇</w:t>
+      </w:r>
+      <w:r>
+        <w:t>——</w:t>
+      </w:r>
+      <w:r>
+        <w:t>大衛在拔示巴事件後、拿單先知當面指責他之後的認罪詩。這篇講章選它很準：大衛先是掩蓋（假裝沒事），被揭穿後徹底不裝了，「神啊，求你按你的慈愛憐恤我」</w:t>
+      </w:r>
+      <w:r>
+        <w:t>——</w:t>
+      </w:r>
+      <w:r>
+        <w:t>正是</w:t>
+      </w:r>
+      <w:r>
+        <w:t xml:space="preserve"> "Without Pretense" </w:t>
+      </w:r>
+      <w:proofErr w:type="spellStart"/>
+      <w:r>
+        <w:t>的聖經範本</w:t>
+      </w:r>
+      <w:proofErr w:type="spellEnd"/>
+      <w:r>
+        <w:t>。</w:t>
+      </w:r>
+      <w:r>
+        <w:br/>
       </w:r>
     </w:p>
     <w:p>
-      <w:pPr>
-        <w:rPr>
-          <w:rFonts w:cstheme="minorHAnsi"/>
-          <w:sz w:val="20"/>
-          <w:szCs w:val="20"/>
-        </w:rPr>
-      </w:pPr>
-      <w:r>
-        <w:rPr>
-          <w:rFonts w:cstheme="minorHAnsi"/>
-          <w:sz w:val="20"/>
-          <w:szCs w:val="20"/>
-        </w:rPr>
-        <w:t>************</w:t>
+      <w:r>
+        <w:t>Main idea:</w:t>
       </w:r>
     </w:p>
     <w:p>
-      <w:pPr>
-        <w:rPr>
-          <w:rFonts w:cstheme="minorHAnsi"/>
-          <w:sz w:val="20"/>
-          <w:szCs w:val="20"/>
-        </w:rPr>
-      </w:pPr>
-      <w:r>
-        <w:rPr>
-          <w:rFonts w:cstheme="minorHAnsi"/>
-          <w:sz w:val="20"/>
-          <w:szCs w:val="20"/>
-        </w:rPr>
-        <w:t>10</w:t>
-      </w:r>
-      <w:r>
-        <w:rPr>
-          <w:rFonts w:cstheme="minorHAnsi"/>
-          <w:sz w:val="20"/>
-          <w:szCs w:val="20"/>
-        </w:rPr>
-        <w:t>/</w:t>
-      </w:r>
-      <w:r>
-        <w:rPr>
-          <w:rFonts w:cstheme="minorHAnsi"/>
-          <w:sz w:val="20"/>
-          <w:szCs w:val="20"/>
-        </w:rPr>
-        <w:t>17</w:t>
-      </w:r>
-      <w:r>
-        <w:rPr>
-          <w:rFonts w:cstheme="minorHAnsi"/>
-          <w:sz w:val="20"/>
-          <w:szCs w:val="20"/>
-        </w:rPr>
-        <w:t xml:space="preserve">/2026, Menlo Church Worship (Summary of last week, </w:t>
-      </w:r>
-      <w:r>
-        <w:rPr>
-          <w:rFonts w:cstheme="minorHAnsi"/>
-          <w:sz w:val="20"/>
-          <w:szCs w:val="20"/>
-        </w:rPr>
-        <w:t>10</w:t>
-      </w:r>
-      <w:r>
-        <w:rPr>
-          <w:rFonts w:cstheme="minorHAnsi"/>
-          <w:sz w:val="20"/>
-          <w:szCs w:val="20"/>
-        </w:rPr>
-        <w:t>/</w:t>
-      </w:r>
-      <w:r>
-        <w:rPr>
-          <w:rFonts w:cstheme="minorHAnsi"/>
-          <w:sz w:val="20"/>
-          <w:szCs w:val="20"/>
-        </w:rPr>
+      <w:proofErr w:type="spellStart"/>
+      <w:r>
+        <w:t>真正的悔改是放下偽裝</w:t>
+      </w:r>
+      <w:proofErr w:type="spellEnd"/>
+      <w:r>
+        <w:t>——</w:t>
+      </w:r>
+      <w:proofErr w:type="spellStart"/>
+      <w:r>
+        <w:t>像大衛在詩篇</w:t>
+      </w:r>
+      <w:proofErr w:type="spellEnd"/>
+      <w:r>
+        <w:t xml:space="preserve"> 51 </w:t>
+      </w:r>
+      <w:proofErr w:type="spellStart"/>
+      <w:r>
+        <w:t>篇那樣，被揭穿後不再掩蓋，以真實的自己來到神面前，因為神只認識真實的你</w:t>
+      </w:r>
+      <w:proofErr w:type="spellEnd"/>
+      <w:r>
+        <w:t>。</w:t>
+      </w:r>
+    </w:p>
+    <w:p/>
+    <w:p>
+      <w:r>
+        <w:t>8</w:t>
+      </w:r>
+      <w:r>
+        <w:t>:</w:t>
+      </w:r>
+      <w:r>
         <w:t>11</w:t>
       </w:r>
       <w:r>
-        <w:rPr>
-          <w:rFonts w:cstheme="minorHAnsi"/>
-          <w:sz w:val="20"/>
-          <w:szCs w:val="20"/>
-        </w:rPr>
-        <w:t>/2026)</w:t>
+        <w:t>/34:47</w:t>
       </w:r>
     </w:p>
     <w:p>
-      <w:hyperlink r:id="rId18" w:history="1">
+      <w:r>
+        <w:t xml:space="preserve">Real repentance </w:t>
+      </w:r>
+      <w:r>
+        <w:t>needs</w:t>
+      </w:r>
+      <w:r>
+        <w:t xml:space="preserve"> to remove pretense. In front of God, there is no use that hide the real you.</w:t>
+      </w:r>
+    </w:p>
+    <w:p/>
+    <w:p>
+      <w:r>
+        <w:t>9</w:t>
+      </w:r>
+      <w:r>
+        <w:t>:</w:t>
+      </w:r>
+      <w:r>
+        <w:t>56</w:t>
+      </w:r>
+      <w:r>
+        <w:t>/34:47</w:t>
+      </w:r>
+    </w:p>
+    <w:p>
+      <w:r>
+        <w:drawing>
+          <wp:inline distT="0" distB="0" distL="0" distR="0" wp14:anchorId="3B6F8163" wp14:editId="6F85998C">
+            <wp:extent cx="5943600" cy="1002030"/>
+            <wp:effectExtent l="0" t="0" r="0" b="7620"/>
+            <wp:docPr id="1779822591" name="Picture 1"/>
+            <wp:cNvGraphicFramePr>
+              <a:graphicFrameLocks xmlns:a="http://schemas.openxmlformats.org/drawingml/2006/main" noChangeAspect="1"/>
+            </wp:cNvGraphicFramePr>
+            <a:graphic xmlns:a="http://schemas.openxmlformats.org/drawingml/2006/main">
+              <a:graphicData uri="http://schemas.openxmlformats.org/drawingml/2006/picture">
+                <pic:pic xmlns:pic="http://schemas.openxmlformats.org/drawingml/2006/picture">
+                  <pic:nvPicPr>
+                    <pic:cNvPr id="1779822591" name=""/>
+                    <pic:cNvPicPr/>
+                  </pic:nvPicPr>
+                  <pic:blipFill>
+                    <a:blip r:embed="rId20"/>
+                    <a:stretch>
+                      <a:fillRect/>
+                    </a:stretch>
+                  </pic:blipFill>
+                  <pic:spPr>
+                    <a:xfrm>
+                      <a:off x="0" y="0"/>
+                      <a:ext cx="5943600" cy="1002030"/>
+                    </a:xfrm>
+                    <a:prstGeom prst="rect">
+                      <a:avLst/>
+                    </a:prstGeom>
+                  </pic:spPr>
+                </pic:pic>
+              </a:graphicData>
+            </a:graphic>
+          </wp:inline>
+        </w:drawing>
+      </w:r>
+    </w:p>
+    <w:p>
+      <w:r>
+        <w:t>Psalm 32:2</w:t>
+      </w:r>
+    </w:p>
+    <w:p>
+      <w:r>
+        <w:t>For when I kept silent, my bones wasted away through my groaning all day long.</w:t>
+      </w:r>
+      <w:r>
+        <w:br/>
+      </w:r>
+    </w:p>
+    <w:p>
+      <w:proofErr w:type="spellStart"/>
+      <w:r>
+        <w:t>這是詩篇</w:t>
+      </w:r>
+      <w:proofErr w:type="spellEnd"/>
+      <w:r>
+        <w:t xml:space="preserve"> 32 </w:t>
+      </w:r>
+      <w:r>
+        <w:t>篇</w:t>
+      </w:r>
+      <w:r>
+        <w:t>——</w:t>
+      </w:r>
+      <w:proofErr w:type="spellStart"/>
+      <w:r>
+        <w:t>大衛描述「閉口不認罪」時的煎熬：骨頭枯乾、終日唉哼。呼應</w:t>
+      </w:r>
+      <w:proofErr w:type="spellEnd"/>
+      <w:r>
+        <w:t xml:space="preserve"> "Without Pretense"</w:t>
+      </w:r>
+      <w:r>
+        <w:t>：</w:t>
+      </w:r>
+      <w:proofErr w:type="spellStart"/>
+      <w:r>
+        <w:t>硬撐著偽裝不認罪，傷的是自己；說出來，反而得釋放</w:t>
+      </w:r>
+      <w:proofErr w:type="spellEnd"/>
+      <w:r>
+        <w:t>。</w:t>
+      </w:r>
+    </w:p>
+    <w:p>
+      <w:proofErr w:type="spellStart"/>
+      <w:r>
+        <w:t>小提醒：這句經文在多數譯本是</w:t>
+      </w:r>
+      <w:proofErr w:type="spellEnd"/>
+      <w:r>
+        <w:t xml:space="preserve"> 32:3</w:t>
+      </w:r>
+      <w:r>
+        <w:t>（</w:t>
+      </w:r>
+      <w:r>
+        <w:t>"For when I kept silent..."</w:t>
+      </w:r>
+      <w:r>
+        <w:t>），</w:t>
+      </w:r>
+      <w:proofErr w:type="spellStart"/>
+      <w:r>
+        <w:t>投影片標</w:t>
+      </w:r>
+      <w:proofErr w:type="spellEnd"/>
+      <w:r>
+        <w:t xml:space="preserve"> 32:2 </w:t>
+      </w:r>
+      <w:proofErr w:type="spellStart"/>
+      <w:r>
+        <w:t>可能是筆誤，你整理時可以對一下聖經確認</w:t>
+      </w:r>
+      <w:proofErr w:type="spellEnd"/>
+      <w:r>
+        <w:t>。</w:t>
+      </w:r>
+    </w:p>
+    <w:p/>
+    <w:p>
+      <w:r>
+        <w:t>10</w:t>
+      </w:r>
+      <w:r>
+        <w:t>:</w:t>
+      </w:r>
+      <w:r>
+        <w:t>20</w:t>
+      </w:r>
+      <w:r>
+        <w:t>/34:47</w:t>
+      </w:r>
+    </w:p>
+    <w:p>
+      <w:r>
+        <w:t xml:space="preserve">Cover sin will make yourself worse. Repent the sin will get release </w:t>
+      </w:r>
+      <w:r>
+        <w:t xml:space="preserve">and forgiveness </w:t>
+      </w:r>
+      <w:r>
+        <w:t xml:space="preserve">with </w:t>
+      </w:r>
+      <w:r>
+        <w:t>new start.</w:t>
+      </w:r>
+    </w:p>
+    <w:p>
+      <w:proofErr w:type="spellStart"/>
+      <w:r>
+        <w:t>掩蓋罪不認，只會讓自己在煎熬中枯乾；誠實認罪，反而是得釋放、蒙赦免的開始</w:t>
+      </w:r>
+      <w:proofErr w:type="spellEnd"/>
+      <w:r>
+        <w:t>。</w:t>
+      </w:r>
+    </w:p>
+    <w:p/>
+    <w:p>
+      <w:r>
+        <w:t>1</w:t>
+      </w:r>
+      <w:r>
+        <w:t>1</w:t>
+      </w:r>
+      <w:r>
+        <w:t>:</w:t>
+      </w:r>
+      <w:r>
+        <w:t>57</w:t>
+      </w:r>
+      <w:r>
+        <w:t>/34:47</w:t>
+      </w:r>
+    </w:p>
+    <w:p>
+      <w:r>
+        <w:drawing>
+          <wp:inline distT="0" distB="0" distL="0" distR="0" wp14:anchorId="5B4B4E55" wp14:editId="50BB90F0">
+            <wp:extent cx="5943600" cy="1003300"/>
+            <wp:effectExtent l="0" t="0" r="0" b="6350"/>
+            <wp:docPr id="1145307471" name="Picture 1"/>
+            <wp:cNvGraphicFramePr>
+              <a:graphicFrameLocks xmlns:a="http://schemas.openxmlformats.org/drawingml/2006/main" noChangeAspect="1"/>
+            </wp:cNvGraphicFramePr>
+            <a:graphic xmlns:a="http://schemas.openxmlformats.org/drawingml/2006/main">
+              <a:graphicData uri="http://schemas.openxmlformats.org/drawingml/2006/picture">
+                <pic:pic xmlns:pic="http://schemas.openxmlformats.org/drawingml/2006/picture">
+                  <pic:nvPicPr>
+                    <pic:cNvPr id="1145307471" name=""/>
+                    <pic:cNvPicPr/>
+                  </pic:nvPicPr>
+                  <pic:blipFill>
+                    <a:blip r:embed="rId21"/>
+                    <a:stretch>
+                      <a:fillRect/>
+                    </a:stretch>
+                  </pic:blipFill>
+                  <pic:spPr>
+                    <a:xfrm>
+                      <a:off x="0" y="0"/>
+                      <a:ext cx="5943600" cy="1003300"/>
+                    </a:xfrm>
+                    <a:prstGeom prst="rect">
+                      <a:avLst/>
+                    </a:prstGeom>
+                  </pic:spPr>
+                </pic:pic>
+              </a:graphicData>
+            </a:graphic>
+          </wp:inline>
+        </w:drawing>
+      </w:r>
+    </w:p>
+    <w:p>
+      <w:r>
+        <w:t>Psalm 51:6</w:t>
+      </w:r>
+    </w:p>
+    <w:p>
+      <w:r>
+        <w:t>Behold, you delight in truth in the inward being,</w:t>
+      </w:r>
+      <w:r>
+        <w:t xml:space="preserve"> </w:t>
+      </w:r>
+      <w:r>
+        <w:t>and you teach me wisdom in the secret heart.</w:t>
+      </w:r>
+      <w:r>
+        <w:br/>
+      </w:r>
+    </w:p>
+    <w:p>
+      <w:proofErr w:type="spellStart"/>
+      <w:r>
+        <w:t>詩篇</w:t>
+      </w:r>
+      <w:proofErr w:type="spellEnd"/>
+      <w:r>
+        <w:t xml:space="preserve"> 51:6——</w:t>
+      </w:r>
+      <w:proofErr w:type="spellStart"/>
+      <w:r>
+        <w:t>整篇講章的神學錨點</w:t>
+      </w:r>
+      <w:proofErr w:type="spellEnd"/>
+      <w:r>
+        <w:t>：「</w:t>
+      </w:r>
+      <w:proofErr w:type="spellStart"/>
+      <w:r>
+        <w:t>你所喜愛的是內裡誠實</w:t>
+      </w:r>
+      <w:proofErr w:type="spellEnd"/>
+      <w:r>
+        <w:t>。」</w:t>
+      </w:r>
+      <w:proofErr w:type="spellStart"/>
+      <w:r>
+        <w:t>神不要外表的儀式和包裝，祂看重的是內心深處的真實。這節經文直接定義了</w:t>
+      </w:r>
+      <w:proofErr w:type="spellEnd"/>
+      <w:r>
+        <w:t xml:space="preserve"> "Without Pretense"</w:t>
+      </w:r>
+      <w:r>
+        <w:t>。</w:t>
+      </w:r>
+    </w:p>
+    <w:p/>
+    <w:p>
+      <w:r>
+        <w:t>1</w:t>
+      </w:r>
+      <w:r>
+        <w:t>1</w:t>
+      </w:r>
+      <w:r>
+        <w:t>:</w:t>
+      </w:r>
+      <w:r>
+        <w:t>57</w:t>
+      </w:r>
+      <w:r>
+        <w:t>/34:47</w:t>
+      </w:r>
+    </w:p>
+    <w:p>
+      <w:r>
+        <w:t>Main idea:</w:t>
+      </w:r>
+    </w:p>
+    <w:p>
+      <w:r>
+        <w:t xml:space="preserve">God like </w:t>
+      </w:r>
+      <w:r>
+        <w:t xml:space="preserve">you with </w:t>
+      </w:r>
+      <w:r>
+        <w:t xml:space="preserve">honest, not </w:t>
+      </w:r>
+      <w:r>
+        <w:t xml:space="preserve">you with </w:t>
+      </w:r>
+      <w:r>
+        <w:t xml:space="preserve">pretense. </w:t>
+      </w:r>
+    </w:p>
+    <w:p/>
+    <w:p>
+      <w:r>
+        <w:t>************</w:t>
+      </w:r>
+    </w:p>
+    <w:p>
+      <w:r>
+        <w:t>************</w:t>
+      </w:r>
+    </w:p>
+    <w:p>
+      <w:r>
+        <w:t>10/17/2026, Menlo Church Worship (Summary of last week, 10/11/2026)</w:t>
+      </w:r>
+    </w:p>
+    <w:p>
+      <w:hyperlink r:id="rId22" w:history="1">
         <w:r>
           <w:rPr>
             <w:rStyle w:val="Hyperlink"/>
+            <w:rFonts w:asciiTheme="majorHAnsi" w:hAnsiTheme="majorHAnsi" w:cstheme="majorHAnsi"/>
+            <w:sz w:val="20"/>
+            <w:szCs w:val="20"/>
           </w:rPr>
           <w:t>https://youtu.be/z2DxywzITAc?si=v2pbRoNGe3Wb61CS</w:t>
         </w:r>
       </w:hyperlink>
     </w:p>
     <w:p>
-      <w:pPr>
-        <w:rPr>
-          <w:rFonts w:cstheme="minorHAnsi"/>
-          <w:sz w:val="20"/>
-          <w:szCs w:val="20"/>
-        </w:rPr>
-      </w:pPr>
-      <w:hyperlink r:id="rId19" w:history="1">
+      <w:hyperlink r:id="rId23" w:history="1">
         <w:r>
           <w:rPr>
             <w:rStyle w:val="Hyperlink"/>
-            <w:rFonts w:cstheme="minorHAnsi"/>
+            <w:rFonts w:asciiTheme="majorHAnsi" w:hAnsiTheme="majorHAnsi" w:cstheme="majorHAnsi"/>
             <w:sz w:val="20"/>
             <w:szCs w:val="20"/>
           </w:rPr>
@@ -1477,33 +1317,13 @@
         </w:r>
       </w:hyperlink>
       <w:r>
-        <w:rPr>
-          <w:rFonts w:cstheme="minorHAnsi"/>
-          <w:sz w:val="20"/>
-          <w:szCs w:val="20"/>
-        </w:rPr>
         <w:br/>
-      </w:r>
-      <w:r>
-        <w:rPr>
-          <w:rFonts w:cstheme="minorHAnsi"/>
-          <w:sz w:val="20"/>
-          <w:szCs w:val="20"/>
-        </w:rPr>
         <w:t>Without Pretense | Repentance For the Rest Of Us| Menlo Church, Phil EuBank, Lead Pastor</w:t>
       </w:r>
     </w:p>
-    <w:p>
-      <w:pPr>
-        <w:rPr>
-          <w:rFonts w:cstheme="minorHAnsi"/>
-          <w:sz w:val="20"/>
-          <w:szCs w:val="20"/>
-        </w:rPr>
-      </w:pPr>
-    </w:p>
+    <w:p/>
     <w:sectPr>
-      <w:footerReference w:type="default" r:id="rId20"/>
+      <w:footerReference w:type="default" r:id="rId24"/>
       <w:pgSz w:w="12240" w:h="15840"/>
       <w:pgMar w:top="1440" w:right="1440" w:bottom="1530" w:left="1440" w:header="0" w:footer="720" w:gutter="0"/>
       <w:cols w:space="720"/>

--- a/Church/2026/2026_1017_MenloChurch.docx
+++ b/Church/2026/2026_1017_MenloChurch.docx
@@ -653,20 +653,14 @@
     <w:p/>
     <w:p>
       <w:r>
-        <w:t>7</w:t>
-      </w:r>
-      <w:r>
-        <w:t>:</w:t>
-      </w:r>
-      <w:r>
-        <w:t>09</w:t>
-      </w:r>
-      <w:r>
-        <w:t>/34:47</w:t>
+        <w:t>7:09/34:47</w:t>
       </w:r>
     </w:p>
     <w:p>
       <w:r>
+        <w:rPr>
+          <w:noProof/>
+        </w:rPr>
         <w:drawing>
           <wp:inline distT="0" distB="0" distL="0" distR="0" wp14:anchorId="576CE209" wp14:editId="6D4FCBED">
             <wp:extent cx="5943600" cy="681355"/>
@@ -785,17 +779,14 @@
     <w:p/>
     <w:p>
       <w:r>
-        <w:t>7:</w:t>
-      </w:r>
-      <w:r>
-        <w:t>54</w:t>
-      </w:r>
-      <w:r>
-        <w:t>/34:47</w:t>
+        <w:t>7:54/34:47</w:t>
       </w:r>
     </w:p>
     <w:p>
       <w:r>
+        <w:rPr>
+          <w:noProof/>
+        </w:rPr>
         <w:drawing>
           <wp:inline distT="0" distB="0" distL="0" distR="0" wp14:anchorId="63BB8BB8" wp14:editId="232CBC78">
             <wp:extent cx="5943600" cy="1025525"/>
@@ -923,16 +914,7 @@
     <w:p/>
     <w:p>
       <w:r>
-        <w:t>8</w:t>
-      </w:r>
-      <w:r>
-        <w:t>:</w:t>
-      </w:r>
-      <w:r>
-        <w:t>11</w:t>
-      </w:r>
-      <w:r>
-        <w:t>/34:47</w:t>
+        <w:t>8:11/34:47</w:t>
       </w:r>
     </w:p>
     <w:p>
@@ -963,6 +945,9 @@
     </w:p>
     <w:p>
       <w:r>
+        <w:rPr>
+          <w:noProof/>
+        </w:rPr>
         <w:drawing>
           <wp:inline distT="0" distB="0" distL="0" distR="0" wp14:anchorId="3B6F8163" wp14:editId="6F85998C">
             <wp:extent cx="5943600" cy="1002030"/>
@@ -1142,6 +1127,9 @@
     </w:p>
     <w:p>
       <w:r>
+        <w:rPr>
+          <w:noProof/>
+        </w:rPr>
         <w:drawing>
           <wp:inline distT="0" distB="0" distL="0" distR="0" wp14:anchorId="5B4B4E55" wp14:editId="50BB90F0">
             <wp:extent cx="5943600" cy="1003300"/>
@@ -1238,10 +1226,7 @@
     <w:p/>
     <w:p>
       <w:r>
-        <w:t>1</w:t>
-      </w:r>
-      <w:r>
-        <w:t>1</w:t>
+        <w:t>11</w:t>
       </w:r>
       <w:r>
         <w:t>:</w:t>
@@ -1260,39 +1245,419 @@
     </w:p>
     <w:p>
       <w:r>
-        <w:t xml:space="preserve">God like </w:t>
-      </w:r>
-      <w:r>
-        <w:t xml:space="preserve">you with </w:t>
-      </w:r>
-      <w:r>
-        <w:t xml:space="preserve">honest, not </w:t>
-      </w:r>
-      <w:r>
-        <w:t xml:space="preserve">you with </w:t>
-      </w:r>
-      <w:r>
-        <w:t xml:space="preserve">pretense. </w:t>
+        <w:t>God loves the honest you, not the fake you.</w:t>
       </w:r>
     </w:p>
     <w:p/>
     <w:p>
       <w:r>
-        <w:t>************</w:t>
+        <w:t>1</w:t>
+      </w:r>
+      <w:r>
+        <w:t>4</w:t>
+      </w:r>
+      <w:r>
+        <w:t>:</w:t>
+      </w:r>
+      <w:r>
+        <w:t>39</w:t>
+      </w:r>
+      <w:r>
+        <w:t>/34:47</w:t>
       </w:r>
     </w:p>
     <w:p>
       <w:r>
-        <w:t>************</w:t>
+        <w:drawing>
+          <wp:inline distT="0" distB="0" distL="0" distR="0" wp14:anchorId="086FC486" wp14:editId="7BAC5848">
+            <wp:extent cx="5943600" cy="981075"/>
+            <wp:effectExtent l="0" t="0" r="0" b="9525"/>
+            <wp:docPr id="696393046" name="Picture 1"/>
+            <wp:cNvGraphicFramePr>
+              <a:graphicFrameLocks xmlns:a="http://schemas.openxmlformats.org/drawingml/2006/main" noChangeAspect="1"/>
+            </wp:cNvGraphicFramePr>
+            <a:graphic xmlns:a="http://schemas.openxmlformats.org/drawingml/2006/main">
+              <a:graphicData uri="http://schemas.openxmlformats.org/drawingml/2006/picture">
+                <pic:pic xmlns:pic="http://schemas.openxmlformats.org/drawingml/2006/picture">
+                  <pic:nvPicPr>
+                    <pic:cNvPr id="696393046" name=""/>
+                    <pic:cNvPicPr/>
+                  </pic:nvPicPr>
+                  <pic:blipFill>
+                    <a:blip r:embed="rId22"/>
+                    <a:stretch>
+                      <a:fillRect/>
+                    </a:stretch>
+                  </pic:blipFill>
+                  <pic:spPr>
+                    <a:xfrm>
+                      <a:off x="0" y="0"/>
+                      <a:ext cx="5943600" cy="981075"/>
+                    </a:xfrm>
+                    <a:prstGeom prst="rect">
+                      <a:avLst/>
+                    </a:prstGeom>
+                  </pic:spPr>
+                </pic:pic>
+              </a:graphicData>
+            </a:graphic>
+          </wp:inline>
+        </w:drawing>
       </w:r>
     </w:p>
     <w:p>
       <w:r>
-        <w:t>10/17/2026, Menlo Church Worship (Summary of last week, 10/11/2026)</w:t>
+        <w:t>Genesis 3:10</w:t>
       </w:r>
     </w:p>
     <w:p>
-      <w:hyperlink r:id="rId22" w:history="1">
+      <w:r>
+        <w:t>I heard the sound of you in the garden, and I was</w:t>
+      </w:r>
+      <w:r>
+        <w:t xml:space="preserve"> </w:t>
+      </w:r>
+      <w:r>
+        <w:t>afraid, because I was naked, and I hid myself.</w:t>
+      </w:r>
+      <w:r>
+        <w:br/>
+      </w:r>
+    </w:p>
+    <w:p>
+      <w:proofErr w:type="spellStart"/>
+      <w:r>
+        <w:t>躲藏是人犯罪後的第一反應</w:t>
+      </w:r>
+      <w:proofErr w:type="spellEnd"/>
+      <w:r>
+        <w:t>——</w:t>
+      </w:r>
+      <w:proofErr w:type="spellStart"/>
+      <w:r>
+        <w:t>亞當的無花果樹葉就是人類第一個偽裝；但躲也沒用，神早就看見了，誠實面對才是出路</w:t>
+      </w:r>
+      <w:proofErr w:type="spellEnd"/>
+      <w:r>
+        <w:t>。</w:t>
+      </w:r>
+    </w:p>
+    <w:p/>
+    <w:p>
+      <w:r>
+        <w:t>1</w:t>
+      </w:r>
+      <w:r>
+        <w:t>5</w:t>
+      </w:r>
+      <w:r>
+        <w:t>:</w:t>
+      </w:r>
+      <w:r>
+        <w:t>10</w:t>
+      </w:r>
+      <w:r>
+        <w:t>/34:47</w:t>
+      </w:r>
+    </w:p>
+    <w:p>
+      <w:r>
+        <w:t>Main idea:</w:t>
+      </w:r>
+      <w:r>
+        <w:br/>
+      </w:r>
+      <w:r>
+        <w:t>Adam's fig leaves are the first pretense of humans. God already knows that. Face God with honesty is the way.</w:t>
+      </w:r>
+    </w:p>
+    <w:p/>
+    <w:p>
+      <w:r>
+        <w:t>15</w:t>
+      </w:r>
+      <w:r>
+        <w:t>:</w:t>
+      </w:r>
+      <w:r>
+        <w:t>25</w:t>
+      </w:r>
+      <w:r>
+        <w:t>/34:47</w:t>
+      </w:r>
+    </w:p>
+    <w:p>
+      <w:r>
+        <w:drawing>
+          <wp:inline distT="0" distB="0" distL="0" distR="0" wp14:anchorId="515DB1DF" wp14:editId="34C14C07">
+            <wp:extent cx="5943600" cy="1023620"/>
+            <wp:effectExtent l="0" t="0" r="0" b="5080"/>
+            <wp:docPr id="1065098044" name="Picture 1"/>
+            <wp:cNvGraphicFramePr>
+              <a:graphicFrameLocks xmlns:a="http://schemas.openxmlformats.org/drawingml/2006/main" noChangeAspect="1"/>
+            </wp:cNvGraphicFramePr>
+            <a:graphic xmlns:a="http://schemas.openxmlformats.org/drawingml/2006/main">
+              <a:graphicData uri="http://schemas.openxmlformats.org/drawingml/2006/picture">
+                <pic:pic xmlns:pic="http://schemas.openxmlformats.org/drawingml/2006/picture">
+                  <pic:nvPicPr>
+                    <pic:cNvPr id="1065098044" name=""/>
+                    <pic:cNvPicPr/>
+                  </pic:nvPicPr>
+                  <pic:blipFill>
+                    <a:blip r:embed="rId23"/>
+                    <a:stretch>
+                      <a:fillRect/>
+                    </a:stretch>
+                  </pic:blipFill>
+                  <pic:spPr>
+                    <a:xfrm>
+                      <a:off x="0" y="0"/>
+                      <a:ext cx="5943600" cy="1023620"/>
+                    </a:xfrm>
+                    <a:prstGeom prst="rect">
+                      <a:avLst/>
+                    </a:prstGeom>
+                  </pic:spPr>
+                </pic:pic>
+              </a:graphicData>
+            </a:graphic>
+          </wp:inline>
+        </w:drawing>
+      </w:r>
+    </w:p>
+    <w:p>
+      <w:r>
+        <w:t>Romans 5:8</w:t>
+      </w:r>
+    </w:p>
+    <w:p>
+      <w:r>
+        <w:t>...But God shows his love for us in that</w:t>
+      </w:r>
+      <w:r>
+        <w:t xml:space="preserve"> </w:t>
+      </w:r>
+      <w:r>
+        <w:t>while we were still sinners, Christ died for us.</w:t>
+      </w:r>
+      <w:r>
+        <w:br/>
+      </w:r>
+    </w:p>
+    <w:p>
+      <w:proofErr w:type="spellStart"/>
+      <w:r>
+        <w:t>神的愛不等你變好才給</w:t>
+      </w:r>
+      <w:proofErr w:type="spellEnd"/>
+      <w:r>
+        <w:t>——</w:t>
+      </w:r>
+      <w:proofErr w:type="spellStart"/>
+      <w:r>
+        <w:t>在我們還做罪人的時候，基督就已經為我們死了；所以你不需要先偽裝成「夠好」才敢來到祂面前</w:t>
+      </w:r>
+      <w:proofErr w:type="spellEnd"/>
+      <w:r>
+        <w:t>。</w:t>
+      </w:r>
+    </w:p>
+    <w:p/>
+    <w:p>
+      <w:r>
+        <w:t>1</w:t>
+      </w:r>
+      <w:r>
+        <w:t>6</w:t>
+      </w:r>
+      <w:r>
+        <w:t>:</w:t>
+      </w:r>
+      <w:r>
+        <w:t>0</w:t>
+      </w:r>
+      <w:r>
+        <w:t>0</w:t>
+      </w:r>
+      <w:r>
+        <w:t>/34:47</w:t>
+      </w:r>
+    </w:p>
+    <w:p>
+      <w:r>
+        <w:t>Main Idea:</w:t>
+      </w:r>
+    </w:p>
+    <w:p>
+      <w:r>
+        <w:t xml:space="preserve">In Romans 5:8, Paul writes </w:t>
+      </w:r>
+      <w:r>
+        <w:t>“Jesus already</w:t>
+      </w:r>
+      <w:r>
+        <w:t xml:space="preserve"> died for </w:t>
+      </w:r>
+      <w:r>
+        <w:t>our</w:t>
+      </w:r>
+      <w:r>
+        <w:t xml:space="preserve"> sins. We don't need pretense when we face God.</w:t>
+      </w:r>
+      <w:r>
+        <w:t>”</w:t>
+      </w:r>
+    </w:p>
+    <w:p/>
+    <w:p>
+      <w:r>
+        <w:t>16</w:t>
+      </w:r>
+      <w:r>
+        <w:t>:</w:t>
+      </w:r>
+      <w:r>
+        <w:t>1</w:t>
+      </w:r>
+      <w:r>
+        <w:t>4</w:t>
+      </w:r>
+      <w:r>
+        <w:t>/34:47</w:t>
+      </w:r>
+    </w:p>
+    <w:p>
+      <w:r>
+        <w:lastRenderedPageBreak/>
+        <w:drawing>
+          <wp:inline distT="0" distB="0" distL="0" distR="0" wp14:anchorId="4E31D4C2" wp14:editId="37031EBA">
+            <wp:extent cx="1514475" cy="2081346"/>
+            <wp:effectExtent l="0" t="0" r="0" b="0"/>
+            <wp:docPr id="474340815" name="Picture 1"/>
+            <wp:cNvGraphicFramePr>
+              <a:graphicFrameLocks xmlns:a="http://schemas.openxmlformats.org/drawingml/2006/main" noChangeAspect="1"/>
+            </wp:cNvGraphicFramePr>
+            <a:graphic xmlns:a="http://schemas.openxmlformats.org/drawingml/2006/main">
+              <a:graphicData uri="http://schemas.openxmlformats.org/drawingml/2006/picture">
+                <pic:pic xmlns:pic="http://schemas.openxmlformats.org/drawingml/2006/picture">
+                  <pic:nvPicPr>
+                    <pic:cNvPr id="474340815" name=""/>
+                    <pic:cNvPicPr/>
+                  </pic:nvPicPr>
+                  <pic:blipFill>
+                    <a:blip r:embed="rId24"/>
+                    <a:stretch>
+                      <a:fillRect/>
+                    </a:stretch>
+                  </pic:blipFill>
+                  <pic:spPr>
+                    <a:xfrm>
+                      <a:off x="0" y="0"/>
+                      <a:ext cx="1516803" cy="2084545"/>
+                    </a:xfrm>
+                    <a:prstGeom prst="rect">
+                      <a:avLst/>
+                    </a:prstGeom>
+                  </pic:spPr>
+                </pic:pic>
+              </a:graphicData>
+            </a:graphic>
+          </wp:inline>
+        </w:drawing>
+      </w:r>
+    </w:p>
+    <w:p>
+      <w:r>
+        <w:t>Psalm 51:16-17</w:t>
+      </w:r>
+    </w:p>
+    <w:p>
+      <w:r>
+        <w:t>You do not delight in sacrifice, or I would</w:t>
+      </w:r>
+      <w:r>
+        <w:t xml:space="preserve"> </w:t>
+      </w:r>
+      <w:r>
+        <w:t>bring it; you do not take pleasure in burnt</w:t>
+      </w:r>
+      <w:r>
+        <w:br/>
+        <w:t>offerings. My sacrifice, O God, is a broken</w:t>
+      </w:r>
+      <w:r>
+        <w:t xml:space="preserve"> </w:t>
+      </w:r>
+      <w:r>
+        <w:t>spirit; a broken and contrite heart you,</w:t>
+      </w:r>
+      <w:r>
+        <w:br/>
+        <w:t>God, will not despise.</w:t>
+      </w:r>
+      <w:r>
+        <w:br/>
+      </w:r>
+    </w:p>
+    <w:p>
+      <w:proofErr w:type="spellStart"/>
+      <w:r>
+        <w:t>神不要外在的祭物和儀式，祂要的是破碎痛悔的心</w:t>
+      </w:r>
+      <w:proofErr w:type="spellEnd"/>
+      <w:r>
+        <w:t>——</w:t>
+      </w:r>
+      <w:proofErr w:type="spellStart"/>
+      <w:r>
+        <w:t>真實的破碎，勝過完美的表演</w:t>
+      </w:r>
+      <w:proofErr w:type="spellEnd"/>
+      <w:r>
+        <w:t>。</w:t>
+      </w:r>
+    </w:p>
+    <w:p/>
+    <w:p>
+      <w:r>
+        <w:t>Main i</w:t>
+      </w:r>
+      <w:r>
+        <w:t>d</w:t>
+      </w:r>
+      <w:r>
+        <w:t>ea:</w:t>
+      </w:r>
+    </w:p>
+    <w:p>
+      <w:r>
+        <w:t xml:space="preserve">God needs our real repentance, not </w:t>
+      </w:r>
+      <w:r>
+        <w:t>just ceremony</w:t>
+      </w:r>
+      <w:r>
+        <w:t>.</w:t>
+      </w:r>
+    </w:p>
+    <w:p/>
+    <w:p>
+      <w:r>
+        <w:t>************</w:t>
+      </w:r>
+    </w:p>
+    <w:p>
+      <w:r>
+        <w:t>************</w:t>
+      </w:r>
+    </w:p>
+    <w:p>
+      <w:r>
+        <w:t>10/17/2026, Menlo Church Worship (Summary of last week, 10/11/2026)</w:t>
+      </w:r>
+    </w:p>
+    <w:p>
+      <w:hyperlink r:id="rId25" w:history="1">
         <w:r>
           <w:rPr>
             <w:rStyle w:val="Hyperlink"/>
@@ -1305,7 +1670,7 @@
       </w:hyperlink>
     </w:p>
     <w:p>
-      <w:hyperlink r:id="rId23" w:history="1">
+      <w:hyperlink r:id="rId26" w:history="1">
         <w:r>
           <w:rPr>
             <w:rStyle w:val="Hyperlink"/>
@@ -1323,7 +1688,7 @@
     </w:p>
     <w:p/>
     <w:sectPr>
-      <w:footerReference w:type="default" r:id="rId24"/>
+      <w:footerReference w:type="default" r:id="rId27"/>
       <w:pgSz w:w="12240" w:h="15840"/>
       <w:pgMar w:top="1440" w:right="1440" w:bottom="1530" w:left="1440" w:header="0" w:footer="720" w:gutter="0"/>
       <w:cols w:space="720"/>

--- a/Church/2026/2026_1017_MenloChurch.docx
+++ b/Church/2026/2026_1017_MenloChurch.docx
@@ -60,7 +60,13 @@
         <w:br/>
       </w:r>
       <w:r>
-        <w:t>Without Pretense | Repentance For the Rest Of Us| Menlo Church, Phil EuBank, Lead Pastor</w:t>
+        <w:t>Without Pretense | Repentance For the Rest Of Us</w:t>
+      </w:r>
+      <w:r>
+        <w:t xml:space="preserve"> </w:t>
+      </w:r>
+      <w:r>
+        <w:t>| Menlo Church, Phil EuBank, Lead Pastor</w:t>
       </w:r>
     </w:p>
     <w:p/>
@@ -826,7 +832,10 @@
     </w:p>
     <w:p>
       <w:r>
-        <w:t>Psalm 51:1</w:t>
+        <w:t>Psalm 51</w:t>
+      </w:r>
+      <w:r>
+        <w:t xml:space="preserve"> (Correction)</w:t>
       </w:r>
     </w:p>
     <w:p>
@@ -987,7 +996,10 @@
     </w:p>
     <w:p>
       <w:r>
-        <w:t>Psalm 32:2</w:t>
+        <w:t>Psalm 32:</w:t>
+      </w:r>
+      <w:r>
+        <w:t>3</w:t>
       </w:r>
     </w:p>
     <w:p>
@@ -1620,6 +1632,26 @@
     <w:p/>
     <w:p>
       <w:r>
+        <w:t>1</w:t>
+      </w:r>
+      <w:r>
+        <w:t>8</w:t>
+      </w:r>
+      <w:r>
+        <w:t>:</w:t>
+      </w:r>
+      <w:r>
+        <w:t>0</w:t>
+      </w:r>
+      <w:r>
+        <w:t>0</w:t>
+      </w:r>
+      <w:r>
+        <w:t>/34:47</w:t>
+      </w:r>
+    </w:p>
+    <w:p>
+      <w:r>
         <w:t>Main i</w:t>
       </w:r>
       <w:r>
@@ -1641,6 +1673,1079 @@
       </w:r>
     </w:p>
     <w:p/>
+    <w:p/>
+    <w:p>
+      <w:r>
+        <w:t>18</w:t>
+      </w:r>
+      <w:r>
+        <w:t>:</w:t>
+      </w:r>
+      <w:r>
+        <w:t>1</w:t>
+      </w:r>
+      <w:r>
+        <w:t>6</w:t>
+      </w:r>
+      <w:r>
+        <w:t>/34:47</w:t>
+      </w:r>
+    </w:p>
+    <w:p>
+      <w:r>
+        <w:drawing>
+          <wp:inline distT="0" distB="0" distL="0" distR="0" wp14:anchorId="527DEFD1" wp14:editId="34195708">
+            <wp:extent cx="4991100" cy="830784"/>
+            <wp:effectExtent l="0" t="0" r="0" b="7620"/>
+            <wp:docPr id="1477491381" name="Picture 1"/>
+            <wp:cNvGraphicFramePr>
+              <a:graphicFrameLocks xmlns:a="http://schemas.openxmlformats.org/drawingml/2006/main" noChangeAspect="1"/>
+            </wp:cNvGraphicFramePr>
+            <a:graphic xmlns:a="http://schemas.openxmlformats.org/drawingml/2006/main">
+              <a:graphicData uri="http://schemas.openxmlformats.org/drawingml/2006/picture">
+                <pic:pic xmlns:pic="http://schemas.openxmlformats.org/drawingml/2006/picture">
+                  <pic:nvPicPr>
+                    <pic:cNvPr id="1477491381" name=""/>
+                    <pic:cNvPicPr/>
+                  </pic:nvPicPr>
+                  <pic:blipFill>
+                    <a:blip r:embed="rId25"/>
+                    <a:stretch>
+                      <a:fillRect/>
+                    </a:stretch>
+                  </pic:blipFill>
+                  <pic:spPr>
+                    <a:xfrm>
+                      <a:off x="0" y="0"/>
+                      <a:ext cx="5008707" cy="833715"/>
+                    </a:xfrm>
+                    <a:prstGeom prst="rect">
+                      <a:avLst/>
+                    </a:prstGeom>
+                  </pic:spPr>
+                </pic:pic>
+              </a:graphicData>
+            </a:graphic>
+          </wp:inline>
+        </w:drawing>
+      </w:r>
+    </w:p>
+    <w:p>
+      <w:r>
+        <w:t>Psalm 51:10</w:t>
+      </w:r>
+    </w:p>
+    <w:p>
+      <w:r>
+        <w:t>Create in me a pure heart, O God,</w:t>
+      </w:r>
+      <w:r>
+        <w:t xml:space="preserve"> </w:t>
+      </w:r>
+      <w:r>
+        <w:t>and renew a steadfast spirit within me.</w:t>
+      </w:r>
+      <w:r>
+        <w:br/>
+      </w:r>
+    </w:p>
+    <w:p>
+      <w:proofErr w:type="spellStart"/>
+      <w:r>
+        <w:t>真正的改變不是修補外表，而是求神從裡面重新創造</w:t>
+      </w:r>
+      <w:proofErr w:type="spellEnd"/>
+      <w:r>
+        <w:t>——</w:t>
+      </w:r>
+      <w:proofErr w:type="spellStart"/>
+      <w:r>
+        <w:t>造一顆清潔的心，給一個堅定的靈，這是只有神能做的工作</w:t>
+      </w:r>
+      <w:proofErr w:type="spellEnd"/>
+    </w:p>
+    <w:p/>
+    <w:p>
+      <w:r>
+        <w:t>2</w:t>
+      </w:r>
+      <w:r>
+        <w:t>0</w:t>
+      </w:r>
+      <w:r>
+        <w:t>:</w:t>
+      </w:r>
+      <w:r>
+        <w:t>3</w:t>
+      </w:r>
+      <w:r>
+        <w:t>0</w:t>
+      </w:r>
+      <w:r>
+        <w:t>/34:47</w:t>
+      </w:r>
+    </w:p>
+    <w:p>
+      <w:r>
+        <w:t xml:space="preserve">Main idea: </w:t>
+      </w:r>
+    </w:p>
+    <w:p>
+      <w:r>
+        <w:t>God creates the real me from the inside, not from the outside</w:t>
+      </w:r>
+      <w:r>
+        <w:t>.</w:t>
+      </w:r>
+    </w:p>
+    <w:p>
+      <w:r>
+        <w:t>In Hebrew, “Heart” is “Center</w:t>
+      </w:r>
+      <w:r>
+        <w:t xml:space="preserve"> or Core</w:t>
+      </w:r>
+      <w:r>
+        <w:t>”.</w:t>
+      </w:r>
+    </w:p>
+    <w:p/>
+    <w:p>
+      <w:r>
+        <w:t>2</w:t>
+      </w:r>
+      <w:r>
+        <w:t>1</w:t>
+      </w:r>
+      <w:r>
+        <w:t>:</w:t>
+      </w:r>
+      <w:r>
+        <w:t>05</w:t>
+      </w:r>
+      <w:r>
+        <w:t>/34:47</w:t>
+      </w:r>
+    </w:p>
+    <w:p>
+      <w:r>
+        <w:lastRenderedPageBreak/>
+        <w:drawing>
+          <wp:inline distT="0" distB="0" distL="0" distR="0" wp14:anchorId="6A1BBB91" wp14:editId="617D3821">
+            <wp:extent cx="5943600" cy="1010920"/>
+            <wp:effectExtent l="0" t="0" r="0" b="0"/>
+            <wp:docPr id="1190443836" name="Picture 1"/>
+            <wp:cNvGraphicFramePr>
+              <a:graphicFrameLocks xmlns:a="http://schemas.openxmlformats.org/drawingml/2006/main" noChangeAspect="1"/>
+            </wp:cNvGraphicFramePr>
+            <a:graphic xmlns:a="http://schemas.openxmlformats.org/drawingml/2006/main">
+              <a:graphicData uri="http://schemas.openxmlformats.org/drawingml/2006/picture">
+                <pic:pic xmlns:pic="http://schemas.openxmlformats.org/drawingml/2006/picture">
+                  <pic:nvPicPr>
+                    <pic:cNvPr id="1190443836" name=""/>
+                    <pic:cNvPicPr/>
+                  </pic:nvPicPr>
+                  <pic:blipFill>
+                    <a:blip r:embed="rId26"/>
+                    <a:stretch>
+                      <a:fillRect/>
+                    </a:stretch>
+                  </pic:blipFill>
+                  <pic:spPr>
+                    <a:xfrm>
+                      <a:off x="0" y="0"/>
+                      <a:ext cx="5943600" cy="1010920"/>
+                    </a:xfrm>
+                    <a:prstGeom prst="rect">
+                      <a:avLst/>
+                    </a:prstGeom>
+                  </pic:spPr>
+                </pic:pic>
+              </a:graphicData>
+            </a:graphic>
+          </wp:inline>
+        </w:drawing>
+      </w:r>
+    </w:p>
+    <w:p>
+      <w:r>
+        <w:t>Psalm 51:1</w:t>
+      </w:r>
+    </w:p>
+    <w:p>
+      <w:r>
+        <w:t>Have mercy on me, O God, according to your steadfast love;</w:t>
+      </w:r>
+      <w:r>
+        <w:t xml:space="preserve"> </w:t>
+      </w:r>
+      <w:r>
+        <w:t>according to your abundant mercy blot out my transgressions.</w:t>
+      </w:r>
+      <w:r>
+        <w:br/>
+      </w:r>
+    </w:p>
+    <w:p>
+      <w:proofErr w:type="spellStart"/>
+      <w:r>
+        <w:t>大衛認罪的起點不是為自己辯解，而是直接求憐憫</w:t>
+      </w:r>
+      <w:proofErr w:type="spellEnd"/>
+      <w:r>
+        <w:t>——</w:t>
+      </w:r>
+      <w:proofErr w:type="spellStart"/>
+      <w:r>
+        <w:t>根據神的慈愛，不是根據自己的表現。認罪的第一句話就是「求你憐憫我</w:t>
+      </w:r>
+      <w:proofErr w:type="spellEnd"/>
+      <w:r>
+        <w:t>」。</w:t>
+      </w:r>
+    </w:p>
+    <w:p/>
+    <w:p>
+      <w:r>
+        <w:t>2</w:t>
+      </w:r>
+      <w:r>
+        <w:t>1</w:t>
+      </w:r>
+      <w:r>
+        <w:t>:</w:t>
+      </w:r>
+      <w:r>
+        <w:t>0</w:t>
+      </w:r>
+      <w:r>
+        <w:t>0</w:t>
+      </w:r>
+      <w:r>
+        <w:t>/34:47</w:t>
+      </w:r>
+    </w:p>
+    <w:p>
+      <w:r>
+        <w:t xml:space="preserve">Main Idea: </w:t>
+      </w:r>
+    </w:p>
+    <w:p>
+      <w:r>
+        <w:t>David writes in Psalm 51:1 — the first word of repentance is "Have mercy on me," begging God for forgiveness.</w:t>
+      </w:r>
+    </w:p>
+    <w:p/>
+    <w:p>
+      <w:r>
+        <w:t>21</w:t>
+      </w:r>
+      <w:r>
+        <w:t>:</w:t>
+      </w:r>
+      <w:r>
+        <w:t>43</w:t>
+      </w:r>
+      <w:r>
+        <w:t>/34:47</w:t>
+      </w:r>
+    </w:p>
+    <w:p>
+      <w:r>
+        <w:drawing>
+          <wp:inline distT="0" distB="0" distL="0" distR="0" wp14:anchorId="774065D1" wp14:editId="495D3A0A">
+            <wp:extent cx="4886325" cy="830571"/>
+            <wp:effectExtent l="0" t="0" r="0" b="8255"/>
+            <wp:docPr id="1076474935" name="Picture 1"/>
+            <wp:cNvGraphicFramePr>
+              <a:graphicFrameLocks xmlns:a="http://schemas.openxmlformats.org/drawingml/2006/main" noChangeAspect="1"/>
+            </wp:cNvGraphicFramePr>
+            <a:graphic xmlns:a="http://schemas.openxmlformats.org/drawingml/2006/main">
+              <a:graphicData uri="http://schemas.openxmlformats.org/drawingml/2006/picture">
+                <pic:pic xmlns:pic="http://schemas.openxmlformats.org/drawingml/2006/picture">
+                  <pic:nvPicPr>
+                    <pic:cNvPr id="1076474935" name=""/>
+                    <pic:cNvPicPr/>
+                  </pic:nvPicPr>
+                  <pic:blipFill>
+                    <a:blip r:embed="rId27"/>
+                    <a:stretch>
+                      <a:fillRect/>
+                    </a:stretch>
+                  </pic:blipFill>
+                  <pic:spPr>
+                    <a:xfrm>
+                      <a:off x="0" y="0"/>
+                      <a:ext cx="4903782" cy="833538"/>
+                    </a:xfrm>
+                    <a:prstGeom prst="rect">
+                      <a:avLst/>
+                    </a:prstGeom>
+                  </pic:spPr>
+                </pic:pic>
+              </a:graphicData>
+            </a:graphic>
+          </wp:inline>
+        </w:drawing>
+      </w:r>
+    </w:p>
+    <w:p>
+      <w:r>
+        <w:t>Mark 15:34</w:t>
+      </w:r>
+    </w:p>
+    <w:p>
+      <w:r>
+        <w:t>My God, my God,</w:t>
+      </w:r>
+      <w:r>
+        <w:t xml:space="preserve"> </w:t>
+      </w:r>
+      <w:r>
+        <w:t>why have you forsaken me?</w:t>
+      </w:r>
+      <w:r>
+        <w:br/>
+      </w:r>
+    </w:p>
+    <w:p>
+      <w:proofErr w:type="spellStart"/>
+      <w:r>
+        <w:t>連耶穌自己在十字架上都不偽裝</w:t>
+      </w:r>
+      <w:proofErr w:type="spellEnd"/>
+      <w:r>
+        <w:t>——</w:t>
+      </w:r>
+      <w:proofErr w:type="spellStart"/>
+      <w:r>
+        <w:t>祂把最深的痛苦誠實地喊出來，一點掩飾都沒有。這就是</w:t>
+      </w:r>
+      <w:r>
+        <w:t>"Without</w:t>
+      </w:r>
+      <w:proofErr w:type="spellEnd"/>
+      <w:r>
+        <w:t xml:space="preserve"> Pretense" </w:t>
+      </w:r>
+      <w:proofErr w:type="spellStart"/>
+      <w:r>
+        <w:t>的最高榜樣：真實的痛苦，可以真實地帶到神面前</w:t>
+      </w:r>
+      <w:proofErr w:type="spellEnd"/>
+    </w:p>
+    <w:p/>
+    <w:p>
+      <w:r>
+        <w:t>2</w:t>
+      </w:r>
+      <w:r>
+        <w:t>2</w:t>
+      </w:r>
+      <w:r>
+        <w:t>:</w:t>
+      </w:r>
+      <w:r>
+        <w:t>00</w:t>
+      </w:r>
+      <w:r>
+        <w:t>/34:47</w:t>
+      </w:r>
+    </w:p>
+    <w:p>
+      <w:r>
+        <w:t xml:space="preserve">Main idea: </w:t>
+      </w:r>
+    </w:p>
+    <w:p>
+      <w:r>
+        <w:t xml:space="preserve">About a thousand years after David, Jesus on the cross said, "God, why </w:t>
+      </w:r>
+      <w:r>
+        <w:t>do</w:t>
+      </w:r>
+      <w:r>
+        <w:t xml:space="preserve"> you </w:t>
+      </w:r>
+      <w:r>
+        <w:t>abandon</w:t>
+      </w:r>
+      <w:r>
+        <w:t xml:space="preserve"> me?"</w:t>
+      </w:r>
+    </w:p>
+    <w:p/>
+    <w:p>
+      <w:r>
+        <w:t>22</w:t>
+      </w:r>
+      <w:r>
+        <w:t>:</w:t>
+      </w:r>
+      <w:r>
+        <w:t>13</w:t>
+      </w:r>
+      <w:r>
+        <w:t>/34:47</w:t>
+      </w:r>
+    </w:p>
+    <w:p>
+      <w:r>
+        <w:drawing>
+          <wp:inline distT="0" distB="0" distL="0" distR="0" wp14:anchorId="48DD2D8E" wp14:editId="70913E14">
+            <wp:extent cx="5943600" cy="977900"/>
+            <wp:effectExtent l="0" t="0" r="0" b="0"/>
+            <wp:docPr id="1625173326" name="Picture 1"/>
+            <wp:cNvGraphicFramePr>
+              <a:graphicFrameLocks xmlns:a="http://schemas.openxmlformats.org/drawingml/2006/main" noChangeAspect="1"/>
+            </wp:cNvGraphicFramePr>
+            <a:graphic xmlns:a="http://schemas.openxmlformats.org/drawingml/2006/main">
+              <a:graphicData uri="http://schemas.openxmlformats.org/drawingml/2006/picture">
+                <pic:pic xmlns:pic="http://schemas.openxmlformats.org/drawingml/2006/picture">
+                  <pic:nvPicPr>
+                    <pic:cNvPr id="1625173326" name=""/>
+                    <pic:cNvPicPr/>
+                  </pic:nvPicPr>
+                  <pic:blipFill>
+                    <a:blip r:embed="rId28"/>
+                    <a:stretch>
+                      <a:fillRect/>
+                    </a:stretch>
+                  </pic:blipFill>
+                  <pic:spPr>
+                    <a:xfrm>
+                      <a:off x="0" y="0"/>
+                      <a:ext cx="5943600" cy="977900"/>
+                    </a:xfrm>
+                    <a:prstGeom prst="rect">
+                      <a:avLst/>
+                    </a:prstGeom>
+                  </pic:spPr>
+                </pic:pic>
+              </a:graphicData>
+            </a:graphic>
+          </wp:inline>
+        </w:drawing>
+      </w:r>
+    </w:p>
+    <w:p>
+      <w:r>
+        <w:t>Psalm 51:12</w:t>
+      </w:r>
+    </w:p>
+    <w:p>
+      <w:r>
+        <w:t>Restore to me the joy of your salvation,</w:t>
+      </w:r>
+      <w:r>
+        <w:t xml:space="preserve"> </w:t>
+      </w:r>
+      <w:r>
+        <w:t>and uphold me with a willing spirit.</w:t>
+      </w:r>
+      <w:r>
+        <w:br/>
+      </w:r>
+    </w:p>
+    <w:p>
+      <w:proofErr w:type="spellStart"/>
+      <w:r>
+        <w:t>誠實認罪的終點不是羞愧，而是恢復</w:t>
+      </w:r>
+      <w:proofErr w:type="spellEnd"/>
+      <w:r>
+        <w:t>——</w:t>
+      </w:r>
+      <w:proofErr w:type="spellStart"/>
+      <w:r>
+        <w:t>求神把救恩的喜樂還給我，用甘心樂意的靈扶持我。拿掉偽裝之後，得到的是喜樂，不是定罪</w:t>
+      </w:r>
+      <w:proofErr w:type="spellEnd"/>
+      <w:r>
+        <w:t>。</w:t>
+      </w:r>
+    </w:p>
+    <w:p/>
+    <w:p>
+      <w:r>
+        <w:lastRenderedPageBreak/>
+        <w:t>2</w:t>
+      </w:r>
+      <w:r>
+        <w:t>3</w:t>
+      </w:r>
+      <w:r>
+        <w:t>:</w:t>
+      </w:r>
+      <w:r>
+        <w:t>3</w:t>
+      </w:r>
+      <w:r>
+        <w:t>0</w:t>
+      </w:r>
+      <w:r>
+        <w:t>/34:47</w:t>
+      </w:r>
+    </w:p>
+    <w:p>
+      <w:r>
+        <w:t>Main idea:</w:t>
+      </w:r>
+    </w:p>
+    <w:p>
+      <w:r>
+        <w:t>David said</w:t>
+      </w:r>
+      <w:r>
+        <w:t xml:space="preserve">, </w:t>
+      </w:r>
+      <w:r>
+        <w:t>God saves us.</w:t>
+      </w:r>
+      <w:r>
+        <w:t xml:space="preserve"> </w:t>
+      </w:r>
+      <w:r>
+        <w:t>W</w:t>
+      </w:r>
+      <w:r>
+        <w:t>e get joy</w:t>
+      </w:r>
+      <w:r>
+        <w:t>, not punishment</w:t>
+      </w:r>
+      <w:r>
+        <w:t>.</w:t>
+      </w:r>
+    </w:p>
+    <w:p/>
+    <w:p>
+      <w:r>
+        <w:t>2</w:t>
+      </w:r>
+      <w:r>
+        <w:t>4</w:t>
+      </w:r>
+      <w:r>
+        <w:t>:</w:t>
+      </w:r>
+      <w:r>
+        <w:t>02</w:t>
+      </w:r>
+      <w:r>
+        <w:t>/34:47</w:t>
+      </w:r>
+    </w:p>
+    <w:p>
+      <w:r>
+        <w:drawing>
+          <wp:inline distT="0" distB="0" distL="0" distR="0" wp14:anchorId="2F643985" wp14:editId="762FB404">
+            <wp:extent cx="5943600" cy="982345"/>
+            <wp:effectExtent l="0" t="0" r="0" b="8255"/>
+            <wp:docPr id="2145963519" name="Picture 1"/>
+            <wp:cNvGraphicFramePr>
+              <a:graphicFrameLocks xmlns:a="http://schemas.openxmlformats.org/drawingml/2006/main" noChangeAspect="1"/>
+            </wp:cNvGraphicFramePr>
+            <a:graphic xmlns:a="http://schemas.openxmlformats.org/drawingml/2006/main">
+              <a:graphicData uri="http://schemas.openxmlformats.org/drawingml/2006/picture">
+                <pic:pic xmlns:pic="http://schemas.openxmlformats.org/drawingml/2006/picture">
+                  <pic:nvPicPr>
+                    <pic:cNvPr id="2145963519" name=""/>
+                    <pic:cNvPicPr/>
+                  </pic:nvPicPr>
+                  <pic:blipFill>
+                    <a:blip r:embed="rId29"/>
+                    <a:stretch>
+                      <a:fillRect/>
+                    </a:stretch>
+                  </pic:blipFill>
+                  <pic:spPr>
+                    <a:xfrm>
+                      <a:off x="0" y="0"/>
+                      <a:ext cx="5943600" cy="982345"/>
+                    </a:xfrm>
+                    <a:prstGeom prst="rect">
+                      <a:avLst/>
+                    </a:prstGeom>
+                  </pic:spPr>
+                </pic:pic>
+              </a:graphicData>
+            </a:graphic>
+          </wp:inline>
+        </w:drawing>
+      </w:r>
+    </w:p>
+    <w:p>
+      <w:r>
+        <w:t>Psalm 51:13</w:t>
+      </w:r>
+    </w:p>
+    <w:p>
+      <w:r>
+        <w:t>Then I will teach transgressors your ways,</w:t>
+      </w:r>
+      <w:r>
+        <w:t xml:space="preserve"> </w:t>
+      </w:r>
+      <w:r>
+        <w:t>and sinners will return to you.</w:t>
+      </w:r>
+      <w:r>
+        <w:br/>
+      </w:r>
+    </w:p>
+    <w:p>
+      <w:proofErr w:type="spellStart"/>
+      <w:r>
+        <w:t>被神恢復的人，會把這條路指給別人</w:t>
+      </w:r>
+      <w:proofErr w:type="spellEnd"/>
+      <w:r>
+        <w:t>——</w:t>
+      </w:r>
+      <w:proofErr w:type="spellStart"/>
+      <w:r>
+        <w:t>真實悔改的見證，會帶領其他罪人回轉向神。蒙恩的人成了別人的路標</w:t>
+      </w:r>
+      <w:proofErr w:type="spellEnd"/>
+      <w:r>
+        <w:t>。</w:t>
+      </w:r>
+    </w:p>
+    <w:p/>
+    <w:p>
+      <w:r>
+        <w:t xml:space="preserve">"sinners will return to you" = </w:t>
+      </w:r>
+      <w:proofErr w:type="spellStart"/>
+      <w:r>
+        <w:t>罪人會回轉歸向神</w:t>
+      </w:r>
+      <w:proofErr w:type="spellEnd"/>
+      <w:r>
+        <w:t>。</w:t>
+      </w:r>
+    </w:p>
+    <w:p>
+      <w:proofErr w:type="spellStart"/>
+      <w:r>
+        <w:t>大衛的意思是：我被神恢復之後，要去教導其他犯罪的人走神的路，他們聽了也會悔改、回到神面前。一個真實悔改的人，會把別人也帶回來</w:t>
+      </w:r>
+      <w:proofErr w:type="spellEnd"/>
+      <w:r>
+        <w:t>。</w:t>
+      </w:r>
+    </w:p>
+    <w:p/>
+    <w:p>
+      <w:r>
+        <w:t>2</w:t>
+      </w:r>
+      <w:r>
+        <w:t>4</w:t>
+      </w:r>
+      <w:r>
+        <w:t>:</w:t>
+      </w:r>
+      <w:r>
+        <w:t>30</w:t>
+      </w:r>
+      <w:r>
+        <w:t>/34:47</w:t>
+      </w:r>
+    </w:p>
+    <w:p>
+      <w:r>
+        <w:t>Main Idea:</w:t>
+      </w:r>
+    </w:p>
+    <w:p>
+      <w:r>
+        <w:t xml:space="preserve">I will teach others to repent, and sinners will </w:t>
+      </w:r>
+      <w:r>
+        <w:t>make a U-turn</w:t>
+      </w:r>
+      <w:r>
+        <w:t xml:space="preserve"> to God.</w:t>
+      </w:r>
+    </w:p>
+    <w:p/>
+    <w:p>
+      <w:r>
+        <w:t>2</w:t>
+      </w:r>
+      <w:r>
+        <w:t>5</w:t>
+      </w:r>
+      <w:r>
+        <w:t>:</w:t>
+      </w:r>
+      <w:r>
+        <w:t>46</w:t>
+      </w:r>
+      <w:r>
+        <w:t>/34:47</w:t>
+      </w:r>
+    </w:p>
+    <w:p>
+      <w:r>
+        <w:t>In John 4, woman had a lot of hide and a lot of shame in her life when see Jesus. Jesus told her a lot of details in her life.</w:t>
+      </w:r>
+    </w:p>
+    <w:p/>
+    <w:p>
+      <w:proofErr w:type="spellStart"/>
+      <w:r>
+        <w:t>約翰福音</w:t>
+      </w:r>
+      <w:proofErr w:type="spellEnd"/>
+      <w:r>
+        <w:t xml:space="preserve"> 4 </w:t>
+      </w:r>
+      <w:r>
+        <w:t>章的撒瑪利亞婦人</w:t>
+      </w:r>
+      <w:r>
+        <w:t>.</w:t>
+      </w:r>
+      <w:r>
+        <w:t>她是正午來打水（可能是為了避開人群），但跟耶穌對話時很直接，承認「我沒有丈夫」。重點反而是：耶穌說出她有五個丈夫的真實人生，她也沒有偽裝</w:t>
+      </w:r>
+      <w:r>
+        <w:t>——</w:t>
+      </w:r>
+      <w:r>
+        <w:t>這正好就是</w:t>
+      </w:r>
+      <w:r>
+        <w:t xml:space="preserve"> "Without Pretense" </w:t>
+      </w:r>
+      <w:proofErr w:type="spellStart"/>
+      <w:r>
+        <w:t>的例子</w:t>
+      </w:r>
+      <w:proofErr w:type="spellEnd"/>
+      <w:r>
+        <w:t>。</w:t>
+      </w:r>
+    </w:p>
+    <w:p/>
+    <w:p>
+      <w:r>
+        <w:t>2</w:t>
+      </w:r>
+      <w:r>
+        <w:t>6</w:t>
+      </w:r>
+      <w:r>
+        <w:t>:</w:t>
+      </w:r>
+      <w:r>
+        <w:t>55</w:t>
+      </w:r>
+      <w:r>
+        <w:t>/34:47</w:t>
+      </w:r>
+    </w:p>
+    <w:p>
+      <w:r>
+        <w:drawing>
+          <wp:inline distT="0" distB="0" distL="0" distR="0" wp14:anchorId="0902EEAF" wp14:editId="1CFD9CE6">
+            <wp:extent cx="5943600" cy="1011555"/>
+            <wp:effectExtent l="0" t="0" r="0" b="0"/>
+            <wp:docPr id="213422144" name="Picture 1"/>
+            <wp:cNvGraphicFramePr>
+              <a:graphicFrameLocks xmlns:a="http://schemas.openxmlformats.org/drawingml/2006/main" noChangeAspect="1"/>
+            </wp:cNvGraphicFramePr>
+            <a:graphic xmlns:a="http://schemas.openxmlformats.org/drawingml/2006/main">
+              <a:graphicData uri="http://schemas.openxmlformats.org/drawingml/2006/picture">
+                <pic:pic xmlns:pic="http://schemas.openxmlformats.org/drawingml/2006/picture">
+                  <pic:nvPicPr>
+                    <pic:cNvPr id="213422144" name=""/>
+                    <pic:cNvPicPr/>
+                  </pic:nvPicPr>
+                  <pic:blipFill>
+                    <a:blip r:embed="rId30"/>
+                    <a:stretch>
+                      <a:fillRect/>
+                    </a:stretch>
+                  </pic:blipFill>
+                  <pic:spPr>
+                    <a:xfrm>
+                      <a:off x="0" y="0"/>
+                      <a:ext cx="5943600" cy="1011555"/>
+                    </a:xfrm>
+                    <a:prstGeom prst="rect">
+                      <a:avLst/>
+                    </a:prstGeom>
+                  </pic:spPr>
+                </pic:pic>
+              </a:graphicData>
+            </a:graphic>
+          </wp:inline>
+        </w:drawing>
+      </w:r>
+    </w:p>
+    <w:p>
+      <w:r>
+        <w:t>Psalm 51:15</w:t>
+      </w:r>
+    </w:p>
+    <w:p>
+      <w:r>
+        <w:t>O Lord, open my lips,</w:t>
+      </w:r>
+      <w:r>
+        <w:t xml:space="preserve"> </w:t>
+      </w:r>
+      <w:r>
+        <w:t>and my mouth will declare your praise.</w:t>
+      </w:r>
+      <w:r>
+        <w:br/>
+      </w:r>
+    </w:p>
+    <w:p>
+      <w:proofErr w:type="spellStart"/>
+      <w:r>
+        <w:t>被神赦免、恢復之後，大衛求神開他的嘴</w:t>
+      </w:r>
+      <w:proofErr w:type="spellEnd"/>
+      <w:r>
+        <w:t>——</w:t>
+      </w:r>
+      <w:proofErr w:type="spellStart"/>
+      <w:r>
+        <w:t>為的是宣揚神的讚美，不是為自己辯解。真實悔改的出口，是讚美</w:t>
+      </w:r>
+      <w:proofErr w:type="spellEnd"/>
+      <w:r>
+        <w:t>。</w:t>
+      </w:r>
+    </w:p>
+    <w:p/>
+    <w:p>
+      <w:r>
+        <w:t>2</w:t>
+      </w:r>
+      <w:r>
+        <w:t>8</w:t>
+      </w:r>
+      <w:r>
+        <w:t>:</w:t>
+      </w:r>
+      <w:r>
+        <w:t>00</w:t>
+      </w:r>
+      <w:r>
+        <w:t>/34:47</w:t>
+      </w:r>
+    </w:p>
+    <w:p/>
+    <w:p>
+      <w:r>
+        <w:t>Main idea:</w:t>
+      </w:r>
+    </w:p>
+    <w:p>
+      <w:r>
+        <w:t xml:space="preserve">After being forgiven by God, David asks God to open his mouth to praise </w:t>
+      </w:r>
+      <w:r>
+        <w:t>God</w:t>
+      </w:r>
+      <w:r>
+        <w:t>.</w:t>
+      </w:r>
+    </w:p>
+    <w:p/>
+    <w:p/>
+    <w:p>
+      <w:r>
+        <w:t>28</w:t>
+      </w:r>
+      <w:r>
+        <w:t>:</w:t>
+      </w:r>
+      <w:r>
+        <w:t>16</w:t>
+      </w:r>
+      <w:r>
+        <w:t>/34:47</w:t>
+      </w:r>
+    </w:p>
+    <w:p>
+      <w:r>
+        <w:drawing>
+          <wp:inline distT="0" distB="0" distL="0" distR="0" wp14:anchorId="0D8E9F2D" wp14:editId="518D4BFB">
+            <wp:extent cx="5943600" cy="958215"/>
+            <wp:effectExtent l="0" t="0" r="0" b="0"/>
+            <wp:docPr id="633559941" name="Picture 1"/>
+            <wp:cNvGraphicFramePr>
+              <a:graphicFrameLocks xmlns:a="http://schemas.openxmlformats.org/drawingml/2006/main" noChangeAspect="1"/>
+            </wp:cNvGraphicFramePr>
+            <a:graphic xmlns:a="http://schemas.openxmlformats.org/drawingml/2006/main">
+              <a:graphicData uri="http://schemas.openxmlformats.org/drawingml/2006/picture">
+                <pic:pic xmlns:pic="http://schemas.openxmlformats.org/drawingml/2006/picture">
+                  <pic:nvPicPr>
+                    <pic:cNvPr id="633559941" name=""/>
+                    <pic:cNvPicPr/>
+                  </pic:nvPicPr>
+                  <pic:blipFill>
+                    <a:blip r:embed="rId31"/>
+                    <a:stretch>
+                      <a:fillRect/>
+                    </a:stretch>
+                  </pic:blipFill>
+                  <pic:spPr>
+                    <a:xfrm>
+                      <a:off x="0" y="0"/>
+                      <a:ext cx="5943600" cy="958215"/>
+                    </a:xfrm>
+                    <a:prstGeom prst="rect">
+                      <a:avLst/>
+                    </a:prstGeom>
+                  </pic:spPr>
+                </pic:pic>
+              </a:graphicData>
+            </a:graphic>
+          </wp:inline>
+        </w:drawing>
+      </w:r>
+    </w:p>
+    <w:p>
+      <w:r>
+        <w:t xml:space="preserve">Matthew 6:1/John 12:43: </w:t>
+      </w:r>
+    </w:p>
+    <w:p>
+      <w:r>
+        <w:t>Am I trying to be admired or known?</w:t>
+      </w:r>
+    </w:p>
+    <w:p/>
+    <w:p>
+      <w:r>
+        <w:t>被欣賞（</w:t>
+      </w:r>
+      <w:r>
+        <w:t>admired</w:t>
+      </w:r>
+      <w:r>
+        <w:t>）是別人喜歡你的包裝，被認識（</w:t>
+      </w:r>
+      <w:r>
+        <w:t>known</w:t>
+      </w:r>
+      <w:r>
+        <w:t>）是別人認識真實的你。牧師要會眾選：你要濾鏡版的掌聲，還是真實的被認識</w:t>
+      </w:r>
+      <w:r>
+        <w:t>——</w:t>
+      </w:r>
+      <w:r>
+        <w:t>包括被神認識。</w:t>
+      </w:r>
+      <w:r>
+        <w:t>）</w:t>
+      </w:r>
+    </w:p>
+    <w:p/>
+    <w:p>
+      <w:r>
+        <w:t>2</w:t>
+      </w:r>
+      <w:r>
+        <w:t>8</w:t>
+      </w:r>
+      <w:r>
+        <w:t>:</w:t>
+      </w:r>
+      <w:r>
+        <w:t>30</w:t>
+      </w:r>
+      <w:r>
+        <w:t>/34:47</w:t>
+      </w:r>
+    </w:p>
+    <w:p>
+      <w:r>
+        <w:t>Main idea:</w:t>
+      </w:r>
+    </w:p>
+    <w:p>
+      <w:r>
+        <w:t xml:space="preserve">I want to be admired </w:t>
+      </w:r>
+      <w:r>
+        <w:t xml:space="preserve">by everyone </w:t>
+      </w:r>
+      <w:r>
+        <w:t xml:space="preserve">or I want to be </w:t>
+      </w:r>
+      <w:r>
+        <w:t>known by God</w:t>
+      </w:r>
+      <w:r>
+        <w:t>?</w:t>
+      </w:r>
+    </w:p>
+    <w:p/>
+    <w:p>
+      <w:r>
+        <w:t>33</w:t>
+      </w:r>
+      <w:r>
+        <w:t>:</w:t>
+      </w:r>
+      <w:r>
+        <w:t>30</w:t>
+      </w:r>
+      <w:r>
+        <w:t>/34:47</w:t>
+      </w:r>
+    </w:p>
+    <w:p>
+      <w:r>
+        <w:t>Pray:</w:t>
+      </w:r>
+      <w:r>
+        <w:t xml:space="preserve"> </w:t>
+      </w:r>
+    </w:p>
+    <w:p>
+      <w:r>
+        <w:t>We don’t want to be the filtered one. We want to real person when we see the God.</w:t>
+      </w:r>
+    </w:p>
+    <w:p/>
+    <w:p/>
+    <w:p/>
+    <w:p/>
+    <w:p/>
+    <w:p/>
+    <w:p/>
+    <w:p/>
+    <w:p/>
+    <w:p/>
+    <w:p/>
+    <w:p/>
+    <w:p/>
+    <w:p/>
+    <w:p/>
+    <w:p/>
+    <w:p/>
+    <w:p/>
+    <w:p/>
+    <w:p/>
+    <w:p/>
+    <w:p/>
+    <w:p/>
+    <w:p/>
+    <w:p/>
+    <w:p/>
+    <w:p/>
     <w:p>
       <w:r>
         <w:t>************</w:t>
@@ -1657,7 +2762,7 @@
       </w:r>
     </w:p>
     <w:p>
-      <w:hyperlink r:id="rId25" w:history="1">
+      <w:hyperlink r:id="rId32" w:history="1">
         <w:r>
           <w:rPr>
             <w:rStyle w:val="Hyperlink"/>
@@ -1670,7 +2775,7 @@
       </w:hyperlink>
     </w:p>
     <w:p>
-      <w:hyperlink r:id="rId26" w:history="1">
+      <w:hyperlink r:id="rId33" w:history="1">
         <w:r>
           <w:rPr>
             <w:rStyle w:val="Hyperlink"/>
@@ -1683,12 +2788,1166 @@
       </w:hyperlink>
       <w:r>
         <w:br/>
-        <w:t>Without Pretense | Repentance For the Rest Of Us| Menlo Church, Phil EuBank, Lead Pastor</w:t>
+        <w:t>Without Pretense | Repentance For the Rest Of Us</w:t>
+      </w:r>
+      <w:r>
+        <w:t xml:space="preserve"> </w:t>
+      </w:r>
+      <w:r>
+        <w:t>| Menlo Church, Phil EuBank, Lead Pastor</w:t>
       </w:r>
     </w:p>
     <w:p/>
+    <w:p>
+      <w:r>
+        <w:t>Last week, we have collected $5.3M</w:t>
+      </w:r>
+      <w:r>
+        <w:t xml:space="preserve"> and got</w:t>
+      </w:r>
+      <w:r>
+        <w:t xml:space="preserve"> 167 volunteers in two year</w:t>
+      </w:r>
+      <w:r>
+        <w:t>s</w:t>
+      </w:r>
+      <w:r>
+        <w:t>. We paused the series of “Repentance for the Rest of Us” and highlight and celebrate what God has been up to around here at all of our campuses through the Bay Area. This week, we are jumping back to finish our series “Repentance for the Rest of Us.” We got the concept of reclaiming the repentance.</w:t>
+      </w:r>
+    </w:p>
+    <w:p/>
+    <w:p>
+      <w:r>
+        <w:t>1. Q. What is “Without Pretense</w:t>
+      </w:r>
+      <w:r>
+        <w:t xml:space="preserve"> </w:t>
+      </w:r>
+      <w:r>
+        <w:t>(</w:t>
+      </w:r>
+      <w:r>
+        <w:t>偽裝</w:t>
+      </w:r>
+      <w:r>
+        <w:t>)</w:t>
+      </w:r>
+      <w:r>
+        <w:t xml:space="preserve">” </w:t>
+      </w:r>
+      <w:r>
+        <w:t>m</w:t>
+      </w:r>
+      <w:r>
+        <w:t>ean?</w:t>
+      </w:r>
+    </w:p>
+    <w:p>
+      <w:r>
+        <w:t xml:space="preserve">Ans: </w:t>
+      </w:r>
+      <w:r>
+        <w:t xml:space="preserve">We have many </w:t>
+      </w:r>
+      <w:r>
+        <w:t>photo</w:t>
+      </w:r>
+      <w:r>
+        <w:t>s and</w:t>
+      </w:r>
+      <w:r>
+        <w:t xml:space="preserve"> use filter</w:t>
+      </w:r>
+      <w:r>
+        <w:t>s</w:t>
+      </w:r>
+      <w:r>
+        <w:t xml:space="preserve"> to get the one we want. Life is </w:t>
+      </w:r>
+      <w:r>
+        <w:t xml:space="preserve">the </w:t>
+      </w:r>
+      <w:r>
+        <w:t xml:space="preserve">same. We give other people the filtered one. </w:t>
+      </w:r>
+      <w:r>
+        <w:t>We hide behind pretense ourselves</w:t>
+      </w:r>
+      <w:r>
+        <w:t xml:space="preserve">. </w:t>
+      </w:r>
+      <w:r>
+        <w:t>"Without Pretense" means remove the filter, i.e., face the reality</w:t>
+      </w:r>
+      <w:r>
+        <w:t xml:space="preserve"> when we </w:t>
+      </w:r>
+      <w:r>
+        <w:t>repent to</w:t>
+      </w:r>
+      <w:r>
+        <w:t xml:space="preserve"> God.</w:t>
+      </w:r>
+      <w:r>
+        <w:t xml:space="preserve"> </w:t>
+      </w:r>
+      <w:r>
+        <w:t>God always knows the real you.</w:t>
+      </w:r>
+    </w:p>
+    <w:p>
+      <w:r>
+        <w:t>2</w:t>
+      </w:r>
+      <w:r>
+        <w:t xml:space="preserve">. </w:t>
+      </w:r>
+      <w:r>
+        <w:t>Psalm 51: Real repentance requires removing pretense. In front of God, there is nothing to hide.</w:t>
+      </w:r>
+    </w:p>
+    <w:p>
+      <w:r>
+        <w:t>3</w:t>
+      </w:r>
+      <w:r>
+        <w:t xml:space="preserve">. </w:t>
+      </w:r>
+      <w:r>
+        <w:t>Psalm 32:</w:t>
+      </w:r>
+      <w:r>
+        <w:t>3</w:t>
+      </w:r>
+      <w:r>
+        <w:t xml:space="preserve">: </w:t>
+      </w:r>
+      <w:r>
+        <w:t>Covering up sin only makes things worse.</w:t>
+      </w:r>
+      <w:r>
+        <w:t xml:space="preserve"> </w:t>
+      </w:r>
+    </w:p>
+    <w:p>
+      <w:r>
+        <w:t>4</w:t>
+      </w:r>
+      <w:r>
+        <w:t xml:space="preserve">. </w:t>
+      </w:r>
+      <w:r>
+        <w:t>Psalm 51:6</w:t>
+      </w:r>
+      <w:r>
+        <w:t xml:space="preserve">: </w:t>
+      </w:r>
+      <w:r>
+        <w:t>God loves the honest you, not the fake you.</w:t>
+      </w:r>
+    </w:p>
+    <w:p>
+      <w:r>
+        <w:t>5</w:t>
+      </w:r>
+      <w:r>
+        <w:t xml:space="preserve">. </w:t>
+      </w:r>
+      <w:r>
+        <w:t>Genesis 3:10</w:t>
+      </w:r>
+      <w:r>
+        <w:t>:</w:t>
+      </w:r>
+      <w:r>
+        <w:t xml:space="preserve"> </w:t>
+      </w:r>
+      <w:r>
+        <w:t>Adam's fig leaves were the first pretense of humans</w:t>
+      </w:r>
+      <w:r>
+        <w:t>. God already kn</w:t>
+      </w:r>
+      <w:r>
+        <w:t>ew</w:t>
+      </w:r>
+      <w:r>
+        <w:t xml:space="preserve"> that.</w:t>
+      </w:r>
+    </w:p>
+    <w:p>
+      <w:r>
+        <w:t>6</w:t>
+      </w:r>
+      <w:r>
+        <w:t xml:space="preserve">. </w:t>
+      </w:r>
+      <w:r>
+        <w:t>Romans 5:8</w:t>
+      </w:r>
+      <w:r>
+        <w:t xml:space="preserve">: </w:t>
+      </w:r>
+      <w:r>
+        <w:t xml:space="preserve">Paul writes </w:t>
+      </w:r>
+      <w:r>
+        <w:t>“Jesus already</w:t>
+      </w:r>
+      <w:r>
+        <w:t xml:space="preserve"> died for </w:t>
+      </w:r>
+      <w:r>
+        <w:t>our</w:t>
+      </w:r>
+      <w:r>
+        <w:t xml:space="preserve"> sins. We don't need pretense when we face God.</w:t>
+      </w:r>
+      <w:r>
+        <w:t>”</w:t>
+      </w:r>
+    </w:p>
+    <w:p>
+      <w:r>
+        <w:t>7</w:t>
+      </w:r>
+      <w:r>
+        <w:t xml:space="preserve">. </w:t>
+      </w:r>
+      <w:r>
+        <w:t>Psalm 51:16-17</w:t>
+      </w:r>
+      <w:r>
+        <w:t xml:space="preserve">: </w:t>
+      </w:r>
+      <w:r>
+        <w:t>God needs our real repentance, not just ceremony.</w:t>
+      </w:r>
+    </w:p>
+    <w:p>
+      <w:r>
+        <w:t>8</w:t>
+      </w:r>
+      <w:r>
+        <w:t xml:space="preserve">. </w:t>
+      </w:r>
+      <w:r>
+        <w:t>Psalm 51:10</w:t>
+      </w:r>
+      <w:r>
+        <w:t xml:space="preserve">: </w:t>
+      </w:r>
+      <w:r>
+        <w:t>God creates the real me from the inside, not from the outside</w:t>
+      </w:r>
+      <w:r>
+        <w:t>.</w:t>
+      </w:r>
+    </w:p>
+    <w:p>
+      <w:r>
+        <w:t>9</w:t>
+      </w:r>
+      <w:r>
+        <w:t xml:space="preserve">. </w:t>
+      </w:r>
+      <w:r>
+        <w:t>Psalm 51:1</w:t>
+      </w:r>
+      <w:r>
+        <w:t>:</w:t>
+      </w:r>
+      <w:r>
+        <w:t xml:space="preserve"> </w:t>
+      </w:r>
+      <w:r>
+        <w:t xml:space="preserve">David said, </w:t>
+      </w:r>
+      <w:r>
+        <w:t>repentance is "Have mercy on me," begging God for forgiveness.</w:t>
+      </w:r>
+    </w:p>
+    <w:p>
+      <w:r>
+        <w:t>10</w:t>
+      </w:r>
+      <w:r>
+        <w:t xml:space="preserve">. </w:t>
+      </w:r>
+      <w:r>
+        <w:t>Mark 15:34</w:t>
+      </w:r>
+      <w:r>
+        <w:t xml:space="preserve">: </w:t>
+      </w:r>
+      <w:r>
+        <w:t>1000</w:t>
+      </w:r>
+      <w:r>
+        <w:t xml:space="preserve"> years after David, Jesus on the cross said, "God, why </w:t>
+      </w:r>
+      <w:r>
+        <w:t>do</w:t>
+      </w:r>
+      <w:r>
+        <w:t xml:space="preserve"> you </w:t>
+      </w:r>
+      <w:r>
+        <w:t>abandon</w:t>
+      </w:r>
+      <w:r>
+        <w:t xml:space="preserve"> me?"</w:t>
+      </w:r>
+    </w:p>
+    <w:p>
+      <w:r>
+        <w:t>11</w:t>
+      </w:r>
+      <w:r>
+        <w:t xml:space="preserve">. </w:t>
+      </w:r>
+      <w:r>
+        <w:t>Psalm 51:12</w:t>
+      </w:r>
+      <w:r>
+        <w:t xml:space="preserve">: </w:t>
+      </w:r>
+      <w:r>
+        <w:t>David said, God saves us. We get joy, not punishment.</w:t>
+      </w:r>
+    </w:p>
+    <w:p>
+      <w:r>
+        <w:t>12</w:t>
+      </w:r>
+      <w:r>
+        <w:t xml:space="preserve">. </w:t>
+      </w:r>
+      <w:r>
+        <w:t>Psalm 51:13</w:t>
+      </w:r>
+      <w:r>
+        <w:t xml:space="preserve">: </w:t>
+      </w:r>
+      <w:r>
+        <w:t xml:space="preserve">I will teach others to repent, and sinners will </w:t>
+      </w:r>
+      <w:r>
+        <w:t>make a U-turn</w:t>
+      </w:r>
+      <w:r>
+        <w:t xml:space="preserve"> to God.</w:t>
+      </w:r>
+    </w:p>
+    <w:p>
+      <w:r>
+        <w:t>13</w:t>
+      </w:r>
+      <w:r>
+        <w:t xml:space="preserve">. </w:t>
+      </w:r>
+      <w:r>
+        <w:t>Psalm 51:15</w:t>
+      </w:r>
+      <w:r>
+        <w:t xml:space="preserve">: </w:t>
+      </w:r>
+      <w:r>
+        <w:t xml:space="preserve">After being forgiven by God, David asks God to open his mouth to praise </w:t>
+      </w:r>
+      <w:r>
+        <w:t>God</w:t>
+      </w:r>
+      <w:r>
+        <w:t>.</w:t>
+      </w:r>
+    </w:p>
+    <w:p>
+      <w:r>
+        <w:t>Conclusion:</w:t>
+      </w:r>
+    </w:p>
+    <w:p>
+      <w:r>
+        <w:t>Matthew 6:1/John 12:43: I want to be admired by everyone or I want to be known by God?</w:t>
+      </w:r>
+    </w:p>
+    <w:p>
+      <w:r>
+        <w:t>We don’t want to be the filtered one</w:t>
+      </w:r>
+      <w:r>
+        <w:t>s</w:t>
+      </w:r>
+      <w:r>
+        <w:t xml:space="preserve">. </w:t>
+      </w:r>
+      <w:r>
+        <w:t>We want to be real people when we see God</w:t>
+      </w:r>
+      <w:r>
+        <w:t>.</w:t>
+      </w:r>
+    </w:p>
+    <w:p/>
+    <w:p>
+      <w:r>
+        <w:t>===</w:t>
+      </w:r>
+    </w:p>
+    <w:p>
+      <w:r>
+        <w:t>Without Pretense | Repentance For the Rest Of Us</w:t>
+      </w:r>
+      <w:r>
+        <w:t xml:space="preserve"> </w:t>
+      </w:r>
+      <w:r>
+        <w:t>| Menlo Church, Phil EuBank, Lead Pastor</w:t>
+      </w:r>
+    </w:p>
+    <w:p>
+      <w:proofErr w:type="spellStart"/>
+      <w:r>
+        <w:t>上週，我們在兩年內募得</w:t>
+      </w:r>
+      <w:proofErr w:type="spellEnd"/>
+      <w:r>
+        <w:t xml:space="preserve"> $5.3M</w:t>
+      </w:r>
+      <w:r>
+        <w:t>，有</w:t>
+      </w:r>
+      <w:r>
+        <w:t xml:space="preserve"> 167 </w:t>
+      </w:r>
+      <w:proofErr w:type="spellStart"/>
+      <w:r>
+        <w:t>位志工參與。我們暫停了「</w:t>
+      </w:r>
+      <w:r>
+        <w:t>Repentance</w:t>
+      </w:r>
+      <w:proofErr w:type="spellEnd"/>
+      <w:r>
+        <w:t xml:space="preserve"> for the Rest of </w:t>
+      </w:r>
+      <w:proofErr w:type="spellStart"/>
+      <w:r>
+        <w:t>Us</w:t>
+      </w:r>
+      <w:r>
+        <w:t>」系列，特別指出並歡慶神在灣區各校區所做的事。本週，我們回到這個系列，把它講完。我們學到了「重拾悔改」的概念</w:t>
+      </w:r>
+      <w:proofErr w:type="spellEnd"/>
+      <w:r>
+        <w:t>。</w:t>
+      </w:r>
+    </w:p>
+    <w:p>
+      <w:pPr>
+        <w:numPr>
+          <w:ilvl w:val="0"/>
+          <w:numId w:val="72"/>
+        </w:numPr>
+      </w:pPr>
+      <w:r>
+        <w:t>問：「</w:t>
+      </w:r>
+      <w:r>
+        <w:t xml:space="preserve">Without </w:t>
+      </w:r>
+      <w:proofErr w:type="spellStart"/>
+      <w:r>
+        <w:t>Pretense</w:t>
+      </w:r>
+      <w:r>
+        <w:t>（偽裝</w:t>
+      </w:r>
+      <w:proofErr w:type="spellEnd"/>
+      <w:r>
+        <w:t>）」</w:t>
+      </w:r>
+      <w:proofErr w:type="spellStart"/>
+      <w:r>
+        <w:t>是什麼意思</w:t>
+      </w:r>
+      <w:proofErr w:type="spellEnd"/>
+      <w:r>
+        <w:t>？</w:t>
+      </w:r>
+      <w:r>
+        <w:br/>
+      </w:r>
+      <w:proofErr w:type="spellStart"/>
+      <w:r>
+        <w:t>答：我們拍了很多照片，用濾鏡挑出最想要的一張。人生也一樣，我們給別人看的都是濾鏡版。我們躲在偽裝背後</w:t>
+      </w:r>
+      <w:proofErr w:type="spellEnd"/>
+      <w:r>
+        <w:t>。「</w:t>
+      </w:r>
+      <w:r>
+        <w:t xml:space="preserve">Without </w:t>
+      </w:r>
+      <w:proofErr w:type="spellStart"/>
+      <w:r>
+        <w:t>Pretense</w:t>
+      </w:r>
+      <w:r>
+        <w:t>」就是拿掉濾鏡，也就是在神面前悔改時面對現實。神永遠認識真實的你</w:t>
+      </w:r>
+      <w:proofErr w:type="spellEnd"/>
+      <w:r>
+        <w:t>。</w:t>
+      </w:r>
+    </w:p>
+    <w:p>
+      <w:pPr>
+        <w:numPr>
+          <w:ilvl w:val="0"/>
+          <w:numId w:val="72"/>
+        </w:numPr>
+      </w:pPr>
+      <w:proofErr w:type="spellStart"/>
+      <w:r>
+        <w:t>詩篇</w:t>
+      </w:r>
+      <w:proofErr w:type="spellEnd"/>
+      <w:r>
+        <w:t xml:space="preserve"> 51 </w:t>
+      </w:r>
+      <w:proofErr w:type="spellStart"/>
+      <w:r>
+        <w:t>篇：真正的悔改需要拿掉偽裝。在神面前，沒有什麼好隱藏的</w:t>
+      </w:r>
+      <w:proofErr w:type="spellEnd"/>
+      <w:r>
+        <w:t>。</w:t>
+      </w:r>
+    </w:p>
+    <w:p>
+      <w:pPr>
+        <w:numPr>
+          <w:ilvl w:val="0"/>
+          <w:numId w:val="72"/>
+        </w:numPr>
+      </w:pPr>
+      <w:proofErr w:type="spellStart"/>
+      <w:r>
+        <w:t>詩篇</w:t>
+      </w:r>
+      <w:proofErr w:type="spellEnd"/>
+      <w:r>
+        <w:t xml:space="preserve"> 32:3</w:t>
+      </w:r>
+      <w:r>
+        <w:t>：掩蓋罪只會讓事情更糟。</w:t>
+      </w:r>
+    </w:p>
+    <w:p>
+      <w:pPr>
+        <w:numPr>
+          <w:ilvl w:val="0"/>
+          <w:numId w:val="72"/>
+        </w:numPr>
+      </w:pPr>
+      <w:proofErr w:type="spellStart"/>
+      <w:r>
+        <w:lastRenderedPageBreak/>
+        <w:t>詩篇</w:t>
+      </w:r>
+      <w:proofErr w:type="spellEnd"/>
+      <w:r>
+        <w:t xml:space="preserve"> 51:6</w:t>
+      </w:r>
+      <w:r>
+        <w:t>：神愛誠實的你，不是假的你。</w:t>
+      </w:r>
+    </w:p>
+    <w:p>
+      <w:pPr>
+        <w:numPr>
+          <w:ilvl w:val="0"/>
+          <w:numId w:val="72"/>
+        </w:numPr>
+      </w:pPr>
+      <w:proofErr w:type="spellStart"/>
+      <w:r>
+        <w:t>創世記</w:t>
+      </w:r>
+      <w:proofErr w:type="spellEnd"/>
+      <w:r>
+        <w:t xml:space="preserve"> 3:10</w:t>
+      </w:r>
+      <w:r>
+        <w:t>：亞當的無花果樹葉是人類第一個偽裝。神早就知道了。</w:t>
+      </w:r>
+    </w:p>
+    <w:p>
+      <w:pPr>
+        <w:numPr>
+          <w:ilvl w:val="0"/>
+          <w:numId w:val="72"/>
+        </w:numPr>
+      </w:pPr>
+      <w:proofErr w:type="spellStart"/>
+      <w:r>
+        <w:t>羅馬書</w:t>
+      </w:r>
+      <w:proofErr w:type="spellEnd"/>
+      <w:r>
+        <w:t xml:space="preserve"> 5:8</w:t>
+      </w:r>
+      <w:r>
+        <w:t>：保羅寫道「耶穌已經為我們的罪死了。我們來到神面前不需要偽裝。」</w:t>
+      </w:r>
+    </w:p>
+    <w:p>
+      <w:pPr>
+        <w:numPr>
+          <w:ilvl w:val="0"/>
+          <w:numId w:val="72"/>
+        </w:numPr>
+      </w:pPr>
+      <w:proofErr w:type="spellStart"/>
+      <w:r>
+        <w:t>詩篇</w:t>
+      </w:r>
+      <w:proofErr w:type="spellEnd"/>
+      <w:r>
+        <w:t xml:space="preserve"> 51:16-17</w:t>
+      </w:r>
+      <w:r>
+        <w:t>：神要的是我們真實的悔改，不只是儀式。</w:t>
+      </w:r>
+    </w:p>
+    <w:p>
+      <w:pPr>
+        <w:numPr>
+          <w:ilvl w:val="0"/>
+          <w:numId w:val="72"/>
+        </w:numPr>
+      </w:pPr>
+      <w:proofErr w:type="spellStart"/>
+      <w:r>
+        <w:t>詩篇</w:t>
+      </w:r>
+      <w:proofErr w:type="spellEnd"/>
+      <w:r>
+        <w:t xml:space="preserve"> 51:10</w:t>
+      </w:r>
+      <w:r>
+        <w:t>：神從裡面創造真實的我，不從外面。</w:t>
+      </w:r>
+    </w:p>
+    <w:p>
+      <w:pPr>
+        <w:numPr>
+          <w:ilvl w:val="0"/>
+          <w:numId w:val="72"/>
+        </w:numPr>
+      </w:pPr>
+      <w:proofErr w:type="spellStart"/>
+      <w:r>
+        <w:t>詩篇</w:t>
+      </w:r>
+      <w:proofErr w:type="spellEnd"/>
+      <w:r>
+        <w:t xml:space="preserve"> 51:1</w:t>
+      </w:r>
+      <w:r>
+        <w:t>：大衛說，悔改的第一句話是「求你憐憫我」，</w:t>
+      </w:r>
+      <w:proofErr w:type="spellStart"/>
+      <w:r>
+        <w:t>懇求神的赦免</w:t>
+      </w:r>
+      <w:proofErr w:type="spellEnd"/>
+      <w:r>
+        <w:t>。</w:t>
+      </w:r>
+    </w:p>
+    <w:p>
+      <w:pPr>
+        <w:numPr>
+          <w:ilvl w:val="0"/>
+          <w:numId w:val="72"/>
+        </w:numPr>
+      </w:pPr>
+      <w:proofErr w:type="spellStart"/>
+      <w:r>
+        <w:t>馬可福音</w:t>
+      </w:r>
+      <w:proofErr w:type="spellEnd"/>
+      <w:r>
+        <w:t xml:space="preserve"> 15:34</w:t>
+      </w:r>
+      <w:r>
+        <w:t>：大衛約一千年後，耶穌在十字架上說：「</w:t>
+      </w:r>
+      <w:proofErr w:type="spellStart"/>
+      <w:r>
+        <w:t>神啊，你為什麼離棄我</w:t>
+      </w:r>
+      <w:proofErr w:type="spellEnd"/>
+      <w:r>
+        <w:t>？」</w:t>
+      </w:r>
+    </w:p>
+    <w:p>
+      <w:pPr>
+        <w:numPr>
+          <w:ilvl w:val="0"/>
+          <w:numId w:val="72"/>
+        </w:numPr>
+      </w:pPr>
+      <w:proofErr w:type="spellStart"/>
+      <w:r>
+        <w:t>詩篇</w:t>
+      </w:r>
+      <w:proofErr w:type="spellEnd"/>
+      <w:r>
+        <w:t xml:space="preserve"> 51:12</w:t>
+      </w:r>
+      <w:r>
+        <w:t>：大衛說，神拯救我們。我們得到喜樂，不是懲罰。</w:t>
+      </w:r>
+    </w:p>
+    <w:p>
+      <w:pPr>
+        <w:numPr>
+          <w:ilvl w:val="0"/>
+          <w:numId w:val="72"/>
+        </w:numPr>
+      </w:pPr>
+      <w:proofErr w:type="spellStart"/>
+      <w:r>
+        <w:t>詩篇</w:t>
+      </w:r>
+      <w:proofErr w:type="spellEnd"/>
+      <w:r>
+        <w:t xml:space="preserve"> 51:13</w:t>
+      </w:r>
+      <w:r>
+        <w:t>：我要教導別人悔改，罪人會</w:t>
+      </w:r>
+      <w:r>
+        <w:t xml:space="preserve"> U-turn </w:t>
+      </w:r>
+      <w:proofErr w:type="spellStart"/>
+      <w:r>
+        <w:t>回到神面前</w:t>
+      </w:r>
+      <w:proofErr w:type="spellEnd"/>
+      <w:r>
+        <w:t>。</w:t>
+      </w:r>
+    </w:p>
+    <w:p>
+      <w:pPr>
+        <w:numPr>
+          <w:ilvl w:val="0"/>
+          <w:numId w:val="72"/>
+        </w:numPr>
+      </w:pPr>
+      <w:proofErr w:type="spellStart"/>
+      <w:r>
+        <w:t>詩篇</w:t>
+      </w:r>
+      <w:proofErr w:type="spellEnd"/>
+      <w:r>
+        <w:t xml:space="preserve"> 51:15</w:t>
+      </w:r>
+      <w:r>
+        <w:t>：被神赦免後，大衛求神開他的口來讚美神。</w:t>
+      </w:r>
+      <w:r>
+        <w:br/>
+      </w:r>
+      <w:proofErr w:type="spellStart"/>
+      <w:r>
+        <w:t>結論</w:t>
+      </w:r>
+      <w:proofErr w:type="spellEnd"/>
+      <w:r>
+        <w:t>：</w:t>
+      </w:r>
+      <w:r>
+        <w:br/>
+      </w:r>
+      <w:proofErr w:type="spellStart"/>
+      <w:r>
+        <w:t>馬太福音</w:t>
+      </w:r>
+      <w:proofErr w:type="spellEnd"/>
+      <w:r>
+        <w:t xml:space="preserve"> 6:1</w:t>
+      </w:r>
+      <w:r>
+        <w:t>／約翰福音</w:t>
+      </w:r>
+      <w:r>
+        <w:t xml:space="preserve"> 12:43</w:t>
+      </w:r>
+      <w:r>
+        <w:t>：我要被眾人欣賞，還是要被神認識？</w:t>
+      </w:r>
+      <w:r>
+        <w:br/>
+      </w:r>
+      <w:proofErr w:type="spellStart"/>
+      <w:r>
+        <w:t>我們不要做濾鏡版的人。我們見神時要做真實的人</w:t>
+      </w:r>
+      <w:proofErr w:type="spellEnd"/>
+      <w:r>
+        <w:t>。</w:t>
+      </w:r>
+    </w:p>
+    <w:p>
+      <w:r>
+        <w:t>===</w:t>
+      </w:r>
+    </w:p>
+    <w:p>
+      <w:r>
+        <w:t>Without Pretense | Repentance For the Rest Of Us</w:t>
+      </w:r>
+      <w:r>
+        <w:t xml:space="preserve"> </w:t>
+      </w:r>
+      <w:r>
+        <w:t>| Menlo Church, Phil EuBank, Lead Pastor</w:t>
+      </w:r>
+    </w:p>
+    <w:p>
+      <w:r>
+        <w:t>先週、私たちは</w:t>
+      </w:r>
+      <w:r>
+        <w:t>2</w:t>
+      </w:r>
+      <w:r>
+        <w:t>年間で</w:t>
+      </w:r>
+      <w:r>
+        <w:t>530</w:t>
+      </w:r>
+      <w:r>
+        <w:t>万ドルを集め、</w:t>
+      </w:r>
+      <w:r>
+        <w:t>167</w:t>
+      </w:r>
+      <w:r>
+        <w:t>人のボランティアが参加しました。私たちは「</w:t>
+      </w:r>
+      <w:r>
+        <w:t>Repentance for the Rest of Us</w:t>
+      </w:r>
+      <w:r>
+        <w:t>」シリーズを一時中断し、ベイエリアの各キャンパスで神がなさってきたことを取り上げ、祝いました。今週、私たちはこのシリーズに戻り、完結させます。私たちは「悔い改めを取り戻す」という概念を学びました。</w:t>
+      </w:r>
+    </w:p>
+    <w:p>
+      <w:pPr>
+        <w:numPr>
+          <w:ilvl w:val="0"/>
+          <w:numId w:val="73"/>
+        </w:numPr>
+      </w:pPr>
+      <w:r>
+        <w:t>問：「</w:t>
+      </w:r>
+      <w:r>
+        <w:t xml:space="preserve">Without </w:t>
+      </w:r>
+      <w:proofErr w:type="spellStart"/>
+      <w:r>
+        <w:t>Pretense</w:t>
+      </w:r>
+      <w:r>
+        <w:t>（偽装</w:t>
+      </w:r>
+      <w:proofErr w:type="spellEnd"/>
+      <w:r>
+        <w:t>）」</w:t>
+      </w:r>
+      <w:proofErr w:type="spellStart"/>
+      <w:r>
+        <w:t>とはどういう意味ですか</w:t>
+      </w:r>
+      <w:proofErr w:type="spellEnd"/>
+      <w:r>
+        <w:t>？</w:t>
+      </w:r>
+      <w:r>
+        <w:br/>
+      </w:r>
+      <w:r>
+        <w:t>答：私たちはたくさんの写真を撮り、フィルターを使って一番欲しい一枚を選びます。人生も同じです。私たちは他人にフィルターをかけた自分を見せます。私たちは偽装の後ろに隠れます。「</w:t>
+      </w:r>
+      <w:r>
+        <w:t>Without Pretense</w:t>
+      </w:r>
+      <w:r>
+        <w:t>」とはフィルターを外すこと、すなわち神の前に悔い改めるときに現実と向き合うことです。神はいつも本当のあなたを知っています。</w:t>
+      </w:r>
+    </w:p>
+    <w:p>
+      <w:pPr>
+        <w:numPr>
+          <w:ilvl w:val="0"/>
+          <w:numId w:val="73"/>
+        </w:numPr>
+      </w:pPr>
+      <w:r>
+        <w:t>詩篇</w:t>
+      </w:r>
+      <w:r>
+        <w:t>51</w:t>
+      </w:r>
+      <w:r>
+        <w:t>篇：真の悔い改めには偽装を外すことが必要です。神の前では、隠すものは何もありません。</w:t>
+      </w:r>
+    </w:p>
+    <w:p>
+      <w:pPr>
+        <w:numPr>
+          <w:ilvl w:val="0"/>
+          <w:numId w:val="73"/>
+        </w:numPr>
+      </w:pPr>
+      <w:r>
+        <w:t>詩篇</w:t>
+      </w:r>
+      <w:r>
+        <w:t>32:3</w:t>
+      </w:r>
+      <w:r>
+        <w:t>：罪を覆い隠すことは事態を悪化させるだけです。</w:t>
+      </w:r>
+    </w:p>
+    <w:p>
+      <w:pPr>
+        <w:numPr>
+          <w:ilvl w:val="0"/>
+          <w:numId w:val="73"/>
+        </w:numPr>
+      </w:pPr>
+      <w:r>
+        <w:t>詩篇</w:t>
+      </w:r>
+      <w:r>
+        <w:t>51:6</w:t>
+      </w:r>
+      <w:r>
+        <w:t>：神は正直なあなたを愛し、偽りのあなたを愛するのではありません。</w:t>
+      </w:r>
+    </w:p>
+    <w:p>
+      <w:pPr>
+        <w:numPr>
+          <w:ilvl w:val="0"/>
+          <w:numId w:val="73"/>
+        </w:numPr>
+      </w:pPr>
+      <w:r>
+        <w:t>創世記</w:t>
+      </w:r>
+      <w:r>
+        <w:t>3:10</w:t>
+      </w:r>
+      <w:r>
+        <w:t>：アダムのいちじくの葉は人類最初の偽装でした。神はすでにそれを知っていました。</w:t>
+      </w:r>
+    </w:p>
+    <w:p>
+      <w:pPr>
+        <w:numPr>
+          <w:ilvl w:val="0"/>
+          <w:numId w:val="73"/>
+        </w:numPr>
+      </w:pPr>
+      <w:r>
+        <w:t>ローマ</w:t>
+      </w:r>
+      <w:r>
+        <w:t>5:8</w:t>
+      </w:r>
+      <w:r>
+        <w:t>：パウロは「イエスはすでに私たちの罪のために死んでくださいました。神の前に出るとき、私たちに偽装は必要ありません」と書いています。</w:t>
+      </w:r>
+    </w:p>
+    <w:p>
+      <w:pPr>
+        <w:numPr>
+          <w:ilvl w:val="0"/>
+          <w:numId w:val="73"/>
+        </w:numPr>
+      </w:pPr>
+      <w:r>
+        <w:t>詩篇</w:t>
+      </w:r>
+      <w:r>
+        <w:t>51:16-17</w:t>
+      </w:r>
+      <w:r>
+        <w:t>：神が求めるのは私たちの真の悔い改めであり、儀式だけではありません。</w:t>
+      </w:r>
+    </w:p>
+    <w:p>
+      <w:pPr>
+        <w:numPr>
+          <w:ilvl w:val="0"/>
+          <w:numId w:val="73"/>
+        </w:numPr>
+      </w:pPr>
+      <w:r>
+        <w:t>詩篇</w:t>
+      </w:r>
+      <w:r>
+        <w:t>51:10</w:t>
+      </w:r>
+      <w:r>
+        <w:t>：神は外側からではなく、内側から本当の私を造られます。</w:t>
+      </w:r>
+    </w:p>
+    <w:p>
+      <w:pPr>
+        <w:numPr>
+          <w:ilvl w:val="0"/>
+          <w:numId w:val="73"/>
+        </w:numPr>
+      </w:pPr>
+      <w:r>
+        <w:t>詩篇</w:t>
+      </w:r>
+      <w:r>
+        <w:t>51:1</w:t>
+      </w:r>
+      <w:r>
+        <w:t>：ダビデは言いました、悔い改めの最初の言葉は「私をあわれんでください」であり、神の赦しを乞うことです。</w:t>
+      </w:r>
+    </w:p>
+    <w:p>
+      <w:pPr>
+        <w:numPr>
+          <w:ilvl w:val="0"/>
+          <w:numId w:val="73"/>
+        </w:numPr>
+      </w:pPr>
+      <w:r>
+        <w:t>マルコ</w:t>
+      </w:r>
+      <w:r>
+        <w:t>15:34</w:t>
+      </w:r>
+      <w:r>
+        <w:t>：ダビデの約千年後、イエスは十字架上で「神よ、なぜ私をお見捨てになったのですか」と言われました。</w:t>
+      </w:r>
+    </w:p>
+    <w:p>
+      <w:pPr>
+        <w:numPr>
+          <w:ilvl w:val="0"/>
+          <w:numId w:val="73"/>
+        </w:numPr>
+      </w:pPr>
+      <w:r>
+        <w:t>詩篇</w:t>
+      </w:r>
+      <w:r>
+        <w:t>51:12</w:t>
+      </w:r>
+      <w:r>
+        <w:t>：ダビデは言いました、神は私たちを救ってくださいます。私たちは喜びを得、罰ではありません。</w:t>
+      </w:r>
+    </w:p>
+    <w:p>
+      <w:pPr>
+        <w:numPr>
+          <w:ilvl w:val="0"/>
+          <w:numId w:val="73"/>
+        </w:numPr>
+      </w:pPr>
+      <w:r>
+        <w:t>詩篇</w:t>
+      </w:r>
+      <w:r>
+        <w:t>51:13</w:t>
+      </w:r>
+      <w:r>
+        <w:t>：私は他の人々に悔い改めを教え、罪人は</w:t>
+      </w:r>
+      <w:r>
+        <w:t>U</w:t>
+      </w:r>
+      <w:r>
+        <w:t>ターンして神のもとに戻ります。</w:t>
+      </w:r>
+    </w:p>
+    <w:p>
+      <w:pPr>
+        <w:numPr>
+          <w:ilvl w:val="0"/>
+          <w:numId w:val="73"/>
+        </w:numPr>
+      </w:pPr>
+      <w:r>
+        <w:t>詩篇</w:t>
+      </w:r>
+      <w:r>
+        <w:t>51:15</w:t>
+      </w:r>
+      <w:r>
+        <w:t>：神に赦された後、ダビデは神に自分の口を開いて神を賛美できるよう求めました。</w:t>
+      </w:r>
+      <w:r>
+        <w:br/>
+      </w:r>
+      <w:proofErr w:type="spellStart"/>
+      <w:r>
+        <w:t>結論</w:t>
+      </w:r>
+      <w:proofErr w:type="spellEnd"/>
+      <w:r>
+        <w:t>：</w:t>
+      </w:r>
+      <w:r>
+        <w:br/>
+      </w:r>
+      <w:r>
+        <w:lastRenderedPageBreak/>
+        <w:t>マタイ</w:t>
+      </w:r>
+      <w:r>
+        <w:t>6:1</w:t>
+      </w:r>
+      <w:r>
+        <w:t>／ヨハネ</w:t>
+      </w:r>
+      <w:r>
+        <w:t>12:43</w:t>
+      </w:r>
+      <w:r>
+        <w:t>：私はみんなに賞賛されたいのか、それとも神に知られたいのか？</w:t>
+      </w:r>
+      <w:r>
+        <w:br/>
+      </w:r>
+      <w:proofErr w:type="spellStart"/>
+      <w:r>
+        <w:t>私たちはフィルターをかけた自分でありたくありません。神に会うとき、本当の自分でありたいのです</w:t>
+      </w:r>
+      <w:proofErr w:type="spellEnd"/>
+      <w:r>
+        <w:t>。</w:t>
+      </w:r>
+    </w:p>
     <w:sectPr>
-      <w:footerReference w:type="default" r:id="rId27"/>
+      <w:footerReference w:type="default" r:id="rId34"/>
       <w:pgSz w:w="12240" w:h="15840"/>
       <w:pgMar w:top="1440" w:right="1440" w:bottom="1530" w:left="1440" w:header="0" w:footer="720" w:gutter="0"/>
       <w:cols w:space="720"/>
@@ -5593,6 +7852,268 @@
     </w:lvl>
   </w:abstractNum>
   <w:abstractNum w:abstractNumId="26" w15:restartNumberingAfterBreak="0">
+    <w:nsid w:val="2D8162DD"/>
+    <w:multiLevelType w:val="multilevel"/>
+    <w:tmpl w:val="FB8499C8"/>
+    <w:lvl w:ilvl="0">
+      <w:start w:val="1"/>
+      <w:numFmt w:val="decimal"/>
+      <w:lvlText w:val="%1."/>
+      <w:lvlJc w:val="left"/>
+      <w:pPr>
+        <w:tabs>
+          <w:tab w:val="num" w:pos="720"/>
+        </w:tabs>
+        <w:ind w:left="720" w:hanging="360"/>
+      </w:pPr>
+    </w:lvl>
+    <w:lvl w:ilvl="1" w:tentative="1">
+      <w:start w:val="1"/>
+      <w:numFmt w:val="decimal"/>
+      <w:lvlText w:val="%2."/>
+      <w:lvlJc w:val="left"/>
+      <w:pPr>
+        <w:tabs>
+          <w:tab w:val="num" w:pos="1440"/>
+        </w:tabs>
+        <w:ind w:left="1440" w:hanging="360"/>
+      </w:pPr>
+    </w:lvl>
+    <w:lvl w:ilvl="2" w:tentative="1">
+      <w:start w:val="1"/>
+      <w:numFmt w:val="decimal"/>
+      <w:lvlText w:val="%3."/>
+      <w:lvlJc w:val="left"/>
+      <w:pPr>
+        <w:tabs>
+          <w:tab w:val="num" w:pos="2160"/>
+        </w:tabs>
+        <w:ind w:left="2160" w:hanging="360"/>
+      </w:pPr>
+    </w:lvl>
+    <w:lvl w:ilvl="3" w:tentative="1">
+      <w:start w:val="1"/>
+      <w:numFmt w:val="decimal"/>
+      <w:lvlText w:val="%4."/>
+      <w:lvlJc w:val="left"/>
+      <w:pPr>
+        <w:tabs>
+          <w:tab w:val="num" w:pos="2880"/>
+        </w:tabs>
+        <w:ind w:left="2880" w:hanging="360"/>
+      </w:pPr>
+    </w:lvl>
+    <w:lvl w:ilvl="4" w:tentative="1">
+      <w:start w:val="1"/>
+      <w:numFmt w:val="decimal"/>
+      <w:lvlText w:val="%5."/>
+      <w:lvlJc w:val="left"/>
+      <w:pPr>
+        <w:tabs>
+          <w:tab w:val="num" w:pos="3600"/>
+        </w:tabs>
+        <w:ind w:left="3600" w:hanging="360"/>
+      </w:pPr>
+    </w:lvl>
+    <w:lvl w:ilvl="5" w:tentative="1">
+      <w:start w:val="1"/>
+      <w:numFmt w:val="decimal"/>
+      <w:lvlText w:val="%6."/>
+      <w:lvlJc w:val="left"/>
+      <w:pPr>
+        <w:tabs>
+          <w:tab w:val="num" w:pos="4320"/>
+        </w:tabs>
+        <w:ind w:left="4320" w:hanging="360"/>
+      </w:pPr>
+    </w:lvl>
+    <w:lvl w:ilvl="6" w:tentative="1">
+      <w:start w:val="1"/>
+      <w:numFmt w:val="decimal"/>
+      <w:lvlText w:val="%7."/>
+      <w:lvlJc w:val="left"/>
+      <w:pPr>
+        <w:tabs>
+          <w:tab w:val="num" w:pos="5040"/>
+        </w:tabs>
+        <w:ind w:left="5040" w:hanging="360"/>
+      </w:pPr>
+    </w:lvl>
+    <w:lvl w:ilvl="7" w:tentative="1">
+      <w:start w:val="1"/>
+      <w:numFmt w:val="decimal"/>
+      <w:lvlText w:val="%8."/>
+      <w:lvlJc w:val="left"/>
+      <w:pPr>
+        <w:tabs>
+          <w:tab w:val="num" w:pos="5760"/>
+        </w:tabs>
+        <w:ind w:left="5760" w:hanging="360"/>
+      </w:pPr>
+    </w:lvl>
+    <w:lvl w:ilvl="8" w:tentative="1">
+      <w:start w:val="1"/>
+      <w:numFmt w:val="decimal"/>
+      <w:lvlText w:val="%9."/>
+      <w:lvlJc w:val="left"/>
+      <w:pPr>
+        <w:tabs>
+          <w:tab w:val="num" w:pos="6480"/>
+        </w:tabs>
+        <w:ind w:left="6480" w:hanging="360"/>
+      </w:pPr>
+    </w:lvl>
+  </w:abstractNum>
+  <w:abstractNum w:abstractNumId="27" w15:restartNumberingAfterBreak="0">
+    <w:nsid w:val="2F033797"/>
+    <w:multiLevelType w:val="multilevel"/>
+    <w:tmpl w:val="A86EF386"/>
+    <w:lvl w:ilvl="0">
+      <w:start w:val="1"/>
+      <w:numFmt w:val="bullet"/>
+      <w:lvlText w:val=""/>
+      <w:lvlJc w:val="left"/>
+      <w:pPr>
+        <w:tabs>
+          <w:tab w:val="num" w:pos="720"/>
+        </w:tabs>
+        <w:ind w:left="720" w:hanging="360"/>
+      </w:pPr>
+      <w:rPr>
+        <w:rFonts w:ascii="Symbol" w:hAnsi="Symbol" w:hint="default"/>
+        <w:sz w:val="20"/>
+      </w:rPr>
+    </w:lvl>
+    <w:lvl w:ilvl="1" w:tentative="1">
+      <w:start w:val="1"/>
+      <w:numFmt w:val="bullet"/>
+      <w:lvlText w:val="o"/>
+      <w:lvlJc w:val="left"/>
+      <w:pPr>
+        <w:tabs>
+          <w:tab w:val="num" w:pos="1440"/>
+        </w:tabs>
+        <w:ind w:left="1440" w:hanging="360"/>
+      </w:pPr>
+      <w:rPr>
+        <w:rFonts w:ascii="Courier New" w:hAnsi="Courier New" w:hint="default"/>
+        <w:sz w:val="20"/>
+      </w:rPr>
+    </w:lvl>
+    <w:lvl w:ilvl="2" w:tentative="1">
+      <w:start w:val="1"/>
+      <w:numFmt w:val="bullet"/>
+      <w:lvlText w:val=""/>
+      <w:lvlJc w:val="left"/>
+      <w:pPr>
+        <w:tabs>
+          <w:tab w:val="num" w:pos="2160"/>
+        </w:tabs>
+        <w:ind w:left="2160" w:hanging="360"/>
+      </w:pPr>
+      <w:rPr>
+        <w:rFonts w:ascii="Wingdings" w:hAnsi="Wingdings" w:hint="default"/>
+        <w:sz w:val="20"/>
+      </w:rPr>
+    </w:lvl>
+    <w:lvl w:ilvl="3" w:tentative="1">
+      <w:start w:val="1"/>
+      <w:numFmt w:val="bullet"/>
+      <w:lvlText w:val=""/>
+      <w:lvlJc w:val="left"/>
+      <w:pPr>
+        <w:tabs>
+          <w:tab w:val="num" w:pos="2880"/>
+        </w:tabs>
+        <w:ind w:left="2880" w:hanging="360"/>
+      </w:pPr>
+      <w:rPr>
+        <w:rFonts w:ascii="Wingdings" w:hAnsi="Wingdings" w:hint="default"/>
+        <w:sz w:val="20"/>
+      </w:rPr>
+    </w:lvl>
+    <w:lvl w:ilvl="4" w:tentative="1">
+      <w:start w:val="1"/>
+      <w:numFmt w:val="bullet"/>
+      <w:lvlText w:val=""/>
+      <w:lvlJc w:val="left"/>
+      <w:pPr>
+        <w:tabs>
+          <w:tab w:val="num" w:pos="3600"/>
+        </w:tabs>
+        <w:ind w:left="3600" w:hanging="360"/>
+      </w:pPr>
+      <w:rPr>
+        <w:rFonts w:ascii="Wingdings" w:hAnsi="Wingdings" w:hint="default"/>
+        <w:sz w:val="20"/>
+      </w:rPr>
+    </w:lvl>
+    <w:lvl w:ilvl="5" w:tentative="1">
+      <w:start w:val="1"/>
+      <w:numFmt w:val="bullet"/>
+      <w:lvlText w:val=""/>
+      <w:lvlJc w:val="left"/>
+      <w:pPr>
+        <w:tabs>
+          <w:tab w:val="num" w:pos="4320"/>
+        </w:tabs>
+        <w:ind w:left="4320" w:hanging="360"/>
+      </w:pPr>
+      <w:rPr>
+        <w:rFonts w:ascii="Wingdings" w:hAnsi="Wingdings" w:hint="default"/>
+        <w:sz w:val="20"/>
+      </w:rPr>
+    </w:lvl>
+    <w:lvl w:ilvl="6" w:tentative="1">
+      <w:start w:val="1"/>
+      <w:numFmt w:val="bullet"/>
+      <w:lvlText w:val=""/>
+      <w:lvlJc w:val="left"/>
+      <w:pPr>
+        <w:tabs>
+          <w:tab w:val="num" w:pos="5040"/>
+        </w:tabs>
+        <w:ind w:left="5040" w:hanging="360"/>
+      </w:pPr>
+      <w:rPr>
+        <w:rFonts w:ascii="Wingdings" w:hAnsi="Wingdings" w:hint="default"/>
+        <w:sz w:val="20"/>
+      </w:rPr>
+    </w:lvl>
+    <w:lvl w:ilvl="7" w:tentative="1">
+      <w:start w:val="1"/>
+      <w:numFmt w:val="bullet"/>
+      <w:lvlText w:val=""/>
+      <w:lvlJc w:val="left"/>
+      <w:pPr>
+        <w:tabs>
+          <w:tab w:val="num" w:pos="5760"/>
+        </w:tabs>
+        <w:ind w:left="5760" w:hanging="360"/>
+      </w:pPr>
+      <w:rPr>
+        <w:rFonts w:ascii="Wingdings" w:hAnsi="Wingdings" w:hint="default"/>
+        <w:sz w:val="20"/>
+      </w:rPr>
+    </w:lvl>
+    <w:lvl w:ilvl="8" w:tentative="1">
+      <w:start w:val="1"/>
+      <w:numFmt w:val="bullet"/>
+      <w:lvlText w:val=""/>
+      <w:lvlJc w:val="left"/>
+      <w:pPr>
+        <w:tabs>
+          <w:tab w:val="num" w:pos="6480"/>
+        </w:tabs>
+        <w:ind w:left="6480" w:hanging="360"/>
+      </w:pPr>
+      <w:rPr>
+        <w:rFonts w:ascii="Wingdings" w:hAnsi="Wingdings" w:hint="default"/>
+        <w:sz w:val="20"/>
+      </w:rPr>
+    </w:lvl>
+  </w:abstractNum>
+  <w:abstractNum w:abstractNumId="28" w15:restartNumberingAfterBreak="0">
     <w:nsid w:val="305E40B4"/>
     <w:multiLevelType w:val="multilevel"/>
     <w:tmpl w:val="0B2603AE"/>
@@ -5741,7 +8262,7 @@
       </w:rPr>
     </w:lvl>
   </w:abstractNum>
-  <w:abstractNum w:abstractNumId="27" w15:restartNumberingAfterBreak="0">
+  <w:abstractNum w:abstractNumId="29" w15:restartNumberingAfterBreak="0">
     <w:nsid w:val="36371728"/>
     <w:multiLevelType w:val="multilevel"/>
     <w:tmpl w:val="28A805EA"/>
@@ -5890,7 +8411,7 @@
       </w:rPr>
     </w:lvl>
   </w:abstractNum>
-  <w:abstractNum w:abstractNumId="28" w15:restartNumberingAfterBreak="0">
+  <w:abstractNum w:abstractNumId="30" w15:restartNumberingAfterBreak="0">
     <w:nsid w:val="36BE4FCA"/>
     <w:multiLevelType w:val="multilevel"/>
     <w:tmpl w:val="9B6E4B6C"/>
@@ -6039,7 +8560,7 @@
       </w:rPr>
     </w:lvl>
   </w:abstractNum>
-  <w:abstractNum w:abstractNumId="29" w15:restartNumberingAfterBreak="0">
+  <w:abstractNum w:abstractNumId="31" w15:restartNumberingAfterBreak="0">
     <w:nsid w:val="384B41DC"/>
     <w:multiLevelType w:val="multilevel"/>
     <w:tmpl w:val="A31E3AC6"/>
@@ -6188,7 +8709,7 @@
       </w:rPr>
     </w:lvl>
   </w:abstractNum>
-  <w:abstractNum w:abstractNumId="30" w15:restartNumberingAfterBreak="0">
+  <w:abstractNum w:abstractNumId="32" w15:restartNumberingAfterBreak="0">
     <w:nsid w:val="387F2942"/>
     <w:multiLevelType w:val="multilevel"/>
     <w:tmpl w:val="13A022AA"/>
@@ -6337,7 +8858,7 @@
       </w:rPr>
     </w:lvl>
   </w:abstractNum>
-  <w:abstractNum w:abstractNumId="31" w15:restartNumberingAfterBreak="0">
+  <w:abstractNum w:abstractNumId="33" w15:restartNumberingAfterBreak="0">
     <w:nsid w:val="3A4A5D43"/>
     <w:multiLevelType w:val="multilevel"/>
     <w:tmpl w:val="50E60C10"/>
@@ -6486,7 +9007,7 @@
       </w:rPr>
     </w:lvl>
   </w:abstractNum>
-  <w:abstractNum w:abstractNumId="32" w15:restartNumberingAfterBreak="0">
+  <w:abstractNum w:abstractNumId="34" w15:restartNumberingAfterBreak="0">
     <w:nsid w:val="3AB610CC"/>
     <w:multiLevelType w:val="multilevel"/>
     <w:tmpl w:val="4E92C6BE"/>
@@ -6599,7 +9120,7 @@
       </w:pPr>
     </w:lvl>
   </w:abstractNum>
-  <w:abstractNum w:abstractNumId="33" w15:restartNumberingAfterBreak="0">
+  <w:abstractNum w:abstractNumId="35" w15:restartNumberingAfterBreak="0">
     <w:nsid w:val="3B1F4E5C"/>
     <w:multiLevelType w:val="multilevel"/>
     <w:tmpl w:val="C8DC3704"/>
@@ -6748,7 +9269,7 @@
       </w:rPr>
     </w:lvl>
   </w:abstractNum>
-  <w:abstractNum w:abstractNumId="34" w15:restartNumberingAfterBreak="0">
+  <w:abstractNum w:abstractNumId="36" w15:restartNumberingAfterBreak="0">
     <w:nsid w:val="3CE55CE7"/>
     <w:multiLevelType w:val="multilevel"/>
     <w:tmpl w:val="9D7AE8A8"/>
@@ -6897,7 +9418,7 @@
       </w:rPr>
     </w:lvl>
   </w:abstractNum>
-  <w:abstractNum w:abstractNumId="35" w15:restartNumberingAfterBreak="0">
+  <w:abstractNum w:abstractNumId="37" w15:restartNumberingAfterBreak="0">
     <w:nsid w:val="3D2F6733"/>
     <w:multiLevelType w:val="multilevel"/>
     <w:tmpl w:val="B9243440"/>
@@ -7046,7 +9567,7 @@
       </w:rPr>
     </w:lvl>
   </w:abstractNum>
-  <w:abstractNum w:abstractNumId="36" w15:restartNumberingAfterBreak="0">
+  <w:abstractNum w:abstractNumId="38" w15:restartNumberingAfterBreak="0">
     <w:nsid w:val="40B52536"/>
     <w:multiLevelType w:val="multilevel"/>
     <w:tmpl w:val="7F0E9BEE"/>
@@ -7195,7 +9716,7 @@
       </w:rPr>
     </w:lvl>
   </w:abstractNum>
-  <w:abstractNum w:abstractNumId="37" w15:restartNumberingAfterBreak="0">
+  <w:abstractNum w:abstractNumId="39" w15:restartNumberingAfterBreak="0">
     <w:nsid w:val="440E0CA8"/>
     <w:multiLevelType w:val="multilevel"/>
     <w:tmpl w:val="9666386E"/>
@@ -7344,7 +9865,7 @@
       </w:rPr>
     </w:lvl>
   </w:abstractNum>
-  <w:abstractNum w:abstractNumId="38" w15:restartNumberingAfterBreak="0">
+  <w:abstractNum w:abstractNumId="40" w15:restartNumberingAfterBreak="0">
     <w:nsid w:val="49AD3FA6"/>
     <w:multiLevelType w:val="multilevel"/>
     <w:tmpl w:val="016C008E"/>
@@ -7493,7 +10014,7 @@
       </w:rPr>
     </w:lvl>
   </w:abstractNum>
-  <w:abstractNum w:abstractNumId="39" w15:restartNumberingAfterBreak="0">
+  <w:abstractNum w:abstractNumId="41" w15:restartNumberingAfterBreak="0">
     <w:nsid w:val="4BF70D73"/>
     <w:multiLevelType w:val="multilevel"/>
     <w:tmpl w:val="2BA6FE38"/>
@@ -7638,7 +10159,7 @@
       </w:rPr>
     </w:lvl>
   </w:abstractNum>
-  <w:abstractNum w:abstractNumId="40" w15:restartNumberingAfterBreak="0">
+  <w:abstractNum w:abstractNumId="42" w15:restartNumberingAfterBreak="0">
     <w:nsid w:val="4C8253D9"/>
     <w:multiLevelType w:val="multilevel"/>
     <w:tmpl w:val="F78EAE00"/>
@@ -7787,7 +10308,7 @@
       </w:rPr>
     </w:lvl>
   </w:abstractNum>
-  <w:abstractNum w:abstractNumId="41" w15:restartNumberingAfterBreak="0">
+  <w:abstractNum w:abstractNumId="43" w15:restartNumberingAfterBreak="0">
     <w:nsid w:val="4D97606A"/>
     <w:multiLevelType w:val="multilevel"/>
     <w:tmpl w:val="285815F4"/>
@@ -7936,7 +10457,7 @@
       </w:rPr>
     </w:lvl>
   </w:abstractNum>
-  <w:abstractNum w:abstractNumId="42" w15:restartNumberingAfterBreak="0">
+  <w:abstractNum w:abstractNumId="44" w15:restartNumberingAfterBreak="0">
     <w:nsid w:val="504A7340"/>
     <w:multiLevelType w:val="multilevel"/>
     <w:tmpl w:val="80B04DB6"/>
@@ -8049,7 +10570,7 @@
       </w:pPr>
     </w:lvl>
   </w:abstractNum>
-  <w:abstractNum w:abstractNumId="43" w15:restartNumberingAfterBreak="0">
+  <w:abstractNum w:abstractNumId="45" w15:restartNumberingAfterBreak="0">
     <w:nsid w:val="51591C76"/>
     <w:multiLevelType w:val="multilevel"/>
     <w:tmpl w:val="3C7479DA"/>
@@ -8198,7 +10719,7 @@
       </w:rPr>
     </w:lvl>
   </w:abstractNum>
-  <w:abstractNum w:abstractNumId="44" w15:restartNumberingAfterBreak="0">
+  <w:abstractNum w:abstractNumId="46" w15:restartNumberingAfterBreak="0">
     <w:nsid w:val="51FD15E0"/>
     <w:multiLevelType w:val="multilevel"/>
     <w:tmpl w:val="EAE05A36"/>
@@ -8347,7 +10868,7 @@
       </w:rPr>
     </w:lvl>
   </w:abstractNum>
-  <w:abstractNum w:abstractNumId="45" w15:restartNumberingAfterBreak="0">
+  <w:abstractNum w:abstractNumId="47" w15:restartNumberingAfterBreak="0">
     <w:nsid w:val="52AC58C6"/>
     <w:multiLevelType w:val="multilevel"/>
     <w:tmpl w:val="BBEE5348"/>
@@ -8496,7 +11017,7 @@
       </w:rPr>
     </w:lvl>
   </w:abstractNum>
-  <w:abstractNum w:abstractNumId="46" w15:restartNumberingAfterBreak="0">
+  <w:abstractNum w:abstractNumId="48" w15:restartNumberingAfterBreak="0">
     <w:nsid w:val="54A17901"/>
     <w:multiLevelType w:val="multilevel"/>
     <w:tmpl w:val="FA1EE278"/>
@@ -8645,7 +11166,7 @@
       </w:rPr>
     </w:lvl>
   </w:abstractNum>
-  <w:abstractNum w:abstractNumId="47" w15:restartNumberingAfterBreak="0">
+  <w:abstractNum w:abstractNumId="49" w15:restartNumberingAfterBreak="0">
     <w:nsid w:val="576E6DB7"/>
     <w:multiLevelType w:val="multilevel"/>
     <w:tmpl w:val="B0B0D1EE"/>
@@ -8794,7 +11315,7 @@
       </w:rPr>
     </w:lvl>
   </w:abstractNum>
-  <w:abstractNum w:abstractNumId="48" w15:restartNumberingAfterBreak="0">
+  <w:abstractNum w:abstractNumId="50" w15:restartNumberingAfterBreak="0">
     <w:nsid w:val="59B241C0"/>
     <w:multiLevelType w:val="multilevel"/>
     <w:tmpl w:val="63E60C9C"/>
@@ -8943,7 +11464,7 @@
       </w:rPr>
     </w:lvl>
   </w:abstractNum>
-  <w:abstractNum w:abstractNumId="49" w15:restartNumberingAfterBreak="0">
+  <w:abstractNum w:abstractNumId="51" w15:restartNumberingAfterBreak="0">
     <w:nsid w:val="5D0723A8"/>
     <w:multiLevelType w:val="multilevel"/>
     <w:tmpl w:val="3DC28C28"/>
@@ -9092,7 +11613,7 @@
       </w:rPr>
     </w:lvl>
   </w:abstractNum>
-  <w:abstractNum w:abstractNumId="50" w15:restartNumberingAfterBreak="0">
+  <w:abstractNum w:abstractNumId="52" w15:restartNumberingAfterBreak="0">
     <w:nsid w:val="5D607751"/>
     <w:multiLevelType w:val="multilevel"/>
     <w:tmpl w:val="3F563700"/>
@@ -9241,7 +11762,7 @@
       </w:rPr>
     </w:lvl>
   </w:abstractNum>
-  <w:abstractNum w:abstractNumId="51" w15:restartNumberingAfterBreak="0">
+  <w:abstractNum w:abstractNumId="53" w15:restartNumberingAfterBreak="0">
     <w:nsid w:val="5D666524"/>
     <w:multiLevelType w:val="multilevel"/>
     <w:tmpl w:val="D7381B64"/>
@@ -9390,7 +11911,7 @@
       </w:rPr>
     </w:lvl>
   </w:abstractNum>
-  <w:abstractNum w:abstractNumId="52" w15:restartNumberingAfterBreak="0">
+  <w:abstractNum w:abstractNumId="54" w15:restartNumberingAfterBreak="0">
     <w:nsid w:val="608226D7"/>
     <w:multiLevelType w:val="multilevel"/>
     <w:tmpl w:val="62FCD154"/>
@@ -9539,7 +12060,7 @@
       </w:rPr>
     </w:lvl>
   </w:abstractNum>
-  <w:abstractNum w:abstractNumId="53" w15:restartNumberingAfterBreak="0">
+  <w:abstractNum w:abstractNumId="55" w15:restartNumberingAfterBreak="0">
     <w:nsid w:val="632267A0"/>
     <w:multiLevelType w:val="multilevel"/>
     <w:tmpl w:val="3FCCDDEA"/>
@@ -9688,7 +12209,7 @@
       </w:rPr>
     </w:lvl>
   </w:abstractNum>
-  <w:abstractNum w:abstractNumId="54" w15:restartNumberingAfterBreak="0">
+  <w:abstractNum w:abstractNumId="56" w15:restartNumberingAfterBreak="0">
     <w:nsid w:val="63981415"/>
     <w:multiLevelType w:val="multilevel"/>
     <w:tmpl w:val="37EEED2E"/>
@@ -9837,7 +12358,7 @@
       </w:rPr>
     </w:lvl>
   </w:abstractNum>
-  <w:abstractNum w:abstractNumId="55" w15:restartNumberingAfterBreak="0">
+  <w:abstractNum w:abstractNumId="57" w15:restartNumberingAfterBreak="0">
     <w:nsid w:val="63FD33A9"/>
     <w:multiLevelType w:val="multilevel"/>
     <w:tmpl w:val="30DE29C4"/>
@@ -9986,7 +12507,7 @@
       </w:rPr>
     </w:lvl>
   </w:abstractNum>
-  <w:abstractNum w:abstractNumId="56" w15:restartNumberingAfterBreak="0">
+  <w:abstractNum w:abstractNumId="58" w15:restartNumberingAfterBreak="0">
     <w:nsid w:val="647A5B10"/>
     <w:multiLevelType w:val="multilevel"/>
     <w:tmpl w:val="A1527222"/>
@@ -10135,7 +12656,7 @@
       </w:rPr>
     </w:lvl>
   </w:abstractNum>
-  <w:abstractNum w:abstractNumId="57" w15:restartNumberingAfterBreak="0">
+  <w:abstractNum w:abstractNumId="59" w15:restartNumberingAfterBreak="0">
     <w:nsid w:val="66261AD5"/>
     <w:multiLevelType w:val="multilevel"/>
     <w:tmpl w:val="0278F48A"/>
@@ -10248,7 +12769,7 @@
       </w:pPr>
     </w:lvl>
   </w:abstractNum>
-  <w:abstractNum w:abstractNumId="58" w15:restartNumberingAfterBreak="0">
+  <w:abstractNum w:abstractNumId="60" w15:restartNumberingAfterBreak="0">
     <w:nsid w:val="68217A55"/>
     <w:multiLevelType w:val="multilevel"/>
     <w:tmpl w:val="C3C84A40"/>
@@ -10397,7 +12918,7 @@
       </w:rPr>
     </w:lvl>
   </w:abstractNum>
-  <w:abstractNum w:abstractNumId="59" w15:restartNumberingAfterBreak="0">
+  <w:abstractNum w:abstractNumId="61" w15:restartNumberingAfterBreak="0">
     <w:nsid w:val="6A940168"/>
     <w:multiLevelType w:val="multilevel"/>
     <w:tmpl w:val="23C8340E"/>
@@ -10510,7 +13031,7 @@
       </w:pPr>
     </w:lvl>
   </w:abstractNum>
-  <w:abstractNum w:abstractNumId="60" w15:restartNumberingAfterBreak="0">
+  <w:abstractNum w:abstractNumId="62" w15:restartNumberingAfterBreak="0">
     <w:nsid w:val="6C357BD8"/>
     <w:multiLevelType w:val="multilevel"/>
     <w:tmpl w:val="B3182286"/>
@@ -10623,7 +13144,7 @@
       </w:pPr>
     </w:lvl>
   </w:abstractNum>
-  <w:abstractNum w:abstractNumId="61" w15:restartNumberingAfterBreak="0">
+  <w:abstractNum w:abstractNumId="63" w15:restartNumberingAfterBreak="0">
     <w:nsid w:val="6D814B6E"/>
     <w:multiLevelType w:val="multilevel"/>
     <w:tmpl w:val="0434C234"/>
@@ -10772,7 +13293,7 @@
       </w:rPr>
     </w:lvl>
   </w:abstractNum>
-  <w:abstractNum w:abstractNumId="62" w15:restartNumberingAfterBreak="0">
+  <w:abstractNum w:abstractNumId="64" w15:restartNumberingAfterBreak="0">
     <w:nsid w:val="6D9F3871"/>
     <w:multiLevelType w:val="multilevel"/>
     <w:tmpl w:val="049A011A"/>
@@ -10921,7 +13442,7 @@
       </w:rPr>
     </w:lvl>
   </w:abstractNum>
-  <w:abstractNum w:abstractNumId="63" w15:restartNumberingAfterBreak="0">
+  <w:abstractNum w:abstractNumId="65" w15:restartNumberingAfterBreak="0">
     <w:nsid w:val="6E410EDC"/>
     <w:multiLevelType w:val="multilevel"/>
     <w:tmpl w:val="A52277D0"/>
@@ -11070,7 +13591,7 @@
       </w:rPr>
     </w:lvl>
   </w:abstractNum>
-  <w:abstractNum w:abstractNumId="64" w15:restartNumberingAfterBreak="0">
+  <w:abstractNum w:abstractNumId="66" w15:restartNumberingAfterBreak="0">
     <w:nsid w:val="6FA31C71"/>
     <w:multiLevelType w:val="multilevel"/>
     <w:tmpl w:val="AA5AD366"/>
@@ -11219,7 +13740,7 @@
       </w:rPr>
     </w:lvl>
   </w:abstractNum>
-  <w:abstractNum w:abstractNumId="65" w15:restartNumberingAfterBreak="0">
+  <w:abstractNum w:abstractNumId="67" w15:restartNumberingAfterBreak="0">
     <w:nsid w:val="71260ECE"/>
     <w:multiLevelType w:val="multilevel"/>
     <w:tmpl w:val="3592A554"/>
@@ -11368,7 +13889,120 @@
       </w:rPr>
     </w:lvl>
   </w:abstractNum>
-  <w:abstractNum w:abstractNumId="66" w15:restartNumberingAfterBreak="0">
+  <w:abstractNum w:abstractNumId="68" w15:restartNumberingAfterBreak="0">
+    <w:nsid w:val="743C623A"/>
+    <w:multiLevelType w:val="multilevel"/>
+    <w:tmpl w:val="488EF3BC"/>
+    <w:lvl w:ilvl="0">
+      <w:start w:val="1"/>
+      <w:numFmt w:val="decimal"/>
+      <w:lvlText w:val="%1."/>
+      <w:lvlJc w:val="left"/>
+      <w:pPr>
+        <w:tabs>
+          <w:tab w:val="num" w:pos="720"/>
+        </w:tabs>
+        <w:ind w:left="720" w:hanging="360"/>
+      </w:pPr>
+    </w:lvl>
+    <w:lvl w:ilvl="1" w:tentative="1">
+      <w:start w:val="1"/>
+      <w:numFmt w:val="decimal"/>
+      <w:lvlText w:val="%2."/>
+      <w:lvlJc w:val="left"/>
+      <w:pPr>
+        <w:tabs>
+          <w:tab w:val="num" w:pos="1440"/>
+        </w:tabs>
+        <w:ind w:left="1440" w:hanging="360"/>
+      </w:pPr>
+    </w:lvl>
+    <w:lvl w:ilvl="2" w:tentative="1">
+      <w:start w:val="1"/>
+      <w:numFmt w:val="decimal"/>
+      <w:lvlText w:val="%3."/>
+      <w:lvlJc w:val="left"/>
+      <w:pPr>
+        <w:tabs>
+          <w:tab w:val="num" w:pos="2160"/>
+        </w:tabs>
+        <w:ind w:left="2160" w:hanging="360"/>
+      </w:pPr>
+    </w:lvl>
+    <w:lvl w:ilvl="3" w:tentative="1">
+      <w:start w:val="1"/>
+      <w:numFmt w:val="decimal"/>
+      <w:lvlText w:val="%4."/>
+      <w:lvlJc w:val="left"/>
+      <w:pPr>
+        <w:tabs>
+          <w:tab w:val="num" w:pos="2880"/>
+        </w:tabs>
+        <w:ind w:left="2880" w:hanging="360"/>
+      </w:pPr>
+    </w:lvl>
+    <w:lvl w:ilvl="4" w:tentative="1">
+      <w:start w:val="1"/>
+      <w:numFmt w:val="decimal"/>
+      <w:lvlText w:val="%5."/>
+      <w:lvlJc w:val="left"/>
+      <w:pPr>
+        <w:tabs>
+          <w:tab w:val="num" w:pos="3600"/>
+        </w:tabs>
+        <w:ind w:left="3600" w:hanging="360"/>
+      </w:pPr>
+    </w:lvl>
+    <w:lvl w:ilvl="5" w:tentative="1">
+      <w:start w:val="1"/>
+      <w:numFmt w:val="decimal"/>
+      <w:lvlText w:val="%6."/>
+      <w:lvlJc w:val="left"/>
+      <w:pPr>
+        <w:tabs>
+          <w:tab w:val="num" w:pos="4320"/>
+        </w:tabs>
+        <w:ind w:left="4320" w:hanging="360"/>
+      </w:pPr>
+    </w:lvl>
+    <w:lvl w:ilvl="6" w:tentative="1">
+      <w:start w:val="1"/>
+      <w:numFmt w:val="decimal"/>
+      <w:lvlText w:val="%7."/>
+      <w:lvlJc w:val="left"/>
+      <w:pPr>
+        <w:tabs>
+          <w:tab w:val="num" w:pos="5040"/>
+        </w:tabs>
+        <w:ind w:left="5040" w:hanging="360"/>
+      </w:pPr>
+    </w:lvl>
+    <w:lvl w:ilvl="7" w:tentative="1">
+      <w:start w:val="1"/>
+      <w:numFmt w:val="decimal"/>
+      <w:lvlText w:val="%8."/>
+      <w:lvlJc w:val="left"/>
+      <w:pPr>
+        <w:tabs>
+          <w:tab w:val="num" w:pos="5760"/>
+        </w:tabs>
+        <w:ind w:left="5760" w:hanging="360"/>
+      </w:pPr>
+    </w:lvl>
+    <w:lvl w:ilvl="8" w:tentative="1">
+      <w:start w:val="1"/>
+      <w:numFmt w:val="decimal"/>
+      <w:lvlText w:val="%9."/>
+      <w:lvlJc w:val="left"/>
+      <w:pPr>
+        <w:tabs>
+          <w:tab w:val="num" w:pos="6480"/>
+        </w:tabs>
+        <w:ind w:left="6480" w:hanging="360"/>
+      </w:pPr>
+    </w:lvl>
+  </w:abstractNum>
+  <w:abstractNum w:abstractNumId="69" w15:restartNumberingAfterBreak="0">
     <w:nsid w:val="75B4584C"/>
     <w:multiLevelType w:val="multilevel"/>
     <w:tmpl w:val="5360FBFA"/>
@@ -11517,7 +14151,120 @@
       </w:rPr>
     </w:lvl>
   </w:abstractNum>
-  <w:abstractNum w:abstractNumId="67" w15:restartNumberingAfterBreak="0">
+  <w:abstractNum w:abstractNumId="70" w15:restartNumberingAfterBreak="0">
+    <w:nsid w:val="77247713"/>
+    <w:multiLevelType w:val="multilevel"/>
+    <w:tmpl w:val="E5741FB6"/>
+    <w:lvl w:ilvl="0">
+      <w:start w:val="2"/>
+      <w:numFmt w:val="decimal"/>
+      <w:lvlText w:val="%1."/>
+      <w:lvlJc w:val="left"/>
+      <w:pPr>
+        <w:tabs>
+          <w:tab w:val="num" w:pos="720"/>
+        </w:tabs>
+        <w:ind w:left="720" w:hanging="360"/>
+      </w:pPr>
+    </w:lvl>
+    <w:lvl w:ilvl="1" w:tentative="1">
+      <w:start w:val="1"/>
+      <w:numFmt w:val="decimal"/>
+      <w:lvlText w:val="%2."/>
+      <w:lvlJc w:val="left"/>
+      <w:pPr>
+        <w:tabs>
+          <w:tab w:val="num" w:pos="1440"/>
+        </w:tabs>
+        <w:ind w:left="1440" w:hanging="360"/>
+      </w:pPr>
+    </w:lvl>
+    <w:lvl w:ilvl="2" w:tentative="1">
+      <w:start w:val="1"/>
+      <w:numFmt w:val="decimal"/>
+      <w:lvlText w:val="%3."/>
+      <w:lvlJc w:val="left"/>
+      <w:pPr>
+        <w:tabs>
+          <w:tab w:val="num" w:pos="2160"/>
+        </w:tabs>
+        <w:ind w:left="2160" w:hanging="360"/>
+      </w:pPr>
+    </w:lvl>
+    <w:lvl w:ilvl="3" w:tentative="1">
+      <w:start w:val="1"/>
+      <w:numFmt w:val="decimal"/>
+      <w:lvlText w:val="%4."/>
+      <w:lvlJc w:val="left"/>
+      <w:pPr>
+        <w:tabs>
+          <w:tab w:val="num" w:pos="2880"/>
+        </w:tabs>
+        <w:ind w:left="2880" w:hanging="360"/>
+      </w:pPr>
+    </w:lvl>
+    <w:lvl w:ilvl="4" w:tentative="1">
+      <w:start w:val="1"/>
+      <w:numFmt w:val="decimal"/>
+      <w:lvlText w:val="%5."/>
+      <w:lvlJc w:val="left"/>
+      <w:pPr>
+        <w:tabs>
+          <w:tab w:val="num" w:pos="3600"/>
+        </w:tabs>
+        <w:ind w:left="3600" w:hanging="360"/>
+      </w:pPr>
+    </w:lvl>
+    <w:lvl w:ilvl="5" w:tentative="1">
+      <w:start w:val="1"/>
+      <w:numFmt w:val="decimal"/>
+      <w:lvlText w:val="%6."/>
+      <w:lvlJc w:val="left"/>
+      <w:pPr>
+        <w:tabs>
+          <w:tab w:val="num" w:pos="4320"/>
+        </w:tabs>
+        <w:ind w:left="4320" w:hanging="360"/>
+      </w:pPr>
+    </w:lvl>
+    <w:lvl w:ilvl="6" w:tentative="1">
+      <w:start w:val="1"/>
+      <w:numFmt w:val="decimal"/>
+      <w:lvlText w:val="%7."/>
+      <w:lvlJc w:val="left"/>
+      <w:pPr>
+        <w:tabs>
+          <w:tab w:val="num" w:pos="5040"/>
+        </w:tabs>
+        <w:ind w:left="5040" w:hanging="360"/>
+      </w:pPr>
+    </w:lvl>
+    <w:lvl w:ilvl="7" w:tentative="1">
+      <w:start w:val="1"/>
+      <w:numFmt w:val="decimal"/>
+      <w:lvlText w:val="%8."/>
+      <w:lvlJc w:val="left"/>
+      <w:pPr>
+        <w:tabs>
+          <w:tab w:val="num" w:pos="5760"/>
+        </w:tabs>
+        <w:ind w:left="5760" w:hanging="360"/>
+      </w:pPr>
+    </w:lvl>
+    <w:lvl w:ilvl="8" w:tentative="1">
+      <w:start w:val="1"/>
+      <w:numFmt w:val="decimal"/>
+      <w:lvlText w:val="%9."/>
+      <w:lvlJc w:val="left"/>
+      <w:pPr>
+        <w:tabs>
+          <w:tab w:val="num" w:pos="6480"/>
+        </w:tabs>
+        <w:ind w:left="6480" w:hanging="360"/>
+      </w:pPr>
+    </w:lvl>
+  </w:abstractNum>
+  <w:abstractNum w:abstractNumId="71" w15:restartNumberingAfterBreak="0">
     <w:nsid w:val="7C4A6E81"/>
     <w:multiLevelType w:val="multilevel"/>
     <w:tmpl w:val="0F882C30"/>
@@ -11666,7 +14413,7 @@
       </w:rPr>
     </w:lvl>
   </w:abstractNum>
-  <w:abstractNum w:abstractNumId="68" w15:restartNumberingAfterBreak="0">
+  <w:abstractNum w:abstractNumId="72" w15:restartNumberingAfterBreak="0">
     <w:nsid w:val="7D2005DA"/>
     <w:multiLevelType w:val="multilevel"/>
     <w:tmpl w:val="6D607822"/>
@@ -11816,16 +14563,16 @@
     </w:lvl>
   </w:abstractNum>
   <w:num w:numId="1" w16cid:durableId="589042534">
-    <w:abstractNumId w:val="68"/>
+    <w:abstractNumId w:val="72"/>
   </w:num>
   <w:num w:numId="2" w16cid:durableId="632755494">
-    <w:abstractNumId w:val="44"/>
+    <w:abstractNumId w:val="46"/>
   </w:num>
   <w:num w:numId="3" w16cid:durableId="718167228">
-    <w:abstractNumId w:val="66"/>
+    <w:abstractNumId w:val="69"/>
   </w:num>
   <w:num w:numId="4" w16cid:durableId="426275593">
-    <w:abstractNumId w:val="43"/>
+    <w:abstractNumId w:val="45"/>
   </w:num>
   <w:num w:numId="5" w16cid:durableId="1223519436">
     <w:abstractNumId w:val="3"/>
@@ -11834,34 +14581,34 @@
     <w:abstractNumId w:val="7"/>
   </w:num>
   <w:num w:numId="7" w16cid:durableId="97801216">
-    <w:abstractNumId w:val="63"/>
+    <w:abstractNumId w:val="65"/>
   </w:num>
   <w:num w:numId="8" w16cid:durableId="498891688">
-    <w:abstractNumId w:val="31"/>
+    <w:abstractNumId w:val="33"/>
   </w:num>
   <w:num w:numId="9" w16cid:durableId="801315586">
     <w:abstractNumId w:val="20"/>
   </w:num>
   <w:num w:numId="10" w16cid:durableId="2098136264">
-    <w:abstractNumId w:val="35"/>
+    <w:abstractNumId w:val="37"/>
   </w:num>
   <w:num w:numId="11" w16cid:durableId="926234776">
-    <w:abstractNumId w:val="64"/>
+    <w:abstractNumId w:val="66"/>
   </w:num>
   <w:num w:numId="12" w16cid:durableId="1155995746">
-    <w:abstractNumId w:val="62"/>
+    <w:abstractNumId w:val="64"/>
   </w:num>
   <w:num w:numId="13" w16cid:durableId="1281690872">
     <w:abstractNumId w:val="6"/>
   </w:num>
   <w:num w:numId="14" w16cid:durableId="1401293231">
-    <w:abstractNumId w:val="67"/>
+    <w:abstractNumId w:val="71"/>
   </w:num>
   <w:num w:numId="15" w16cid:durableId="927733132">
-    <w:abstractNumId w:val="45"/>
+    <w:abstractNumId w:val="47"/>
   </w:num>
   <w:num w:numId="16" w16cid:durableId="124586206">
-    <w:abstractNumId w:val="33"/>
+    <w:abstractNumId w:val="35"/>
   </w:num>
   <w:num w:numId="17" w16cid:durableId="687488457">
     <w:abstractNumId w:val="5"/>
@@ -11870,19 +14617,19 @@
     <w:abstractNumId w:val="11"/>
   </w:num>
   <w:num w:numId="19" w16cid:durableId="69161788">
-    <w:abstractNumId w:val="56"/>
+    <w:abstractNumId w:val="58"/>
   </w:num>
   <w:num w:numId="20" w16cid:durableId="308630020">
     <w:abstractNumId w:val="0"/>
   </w:num>
   <w:num w:numId="21" w16cid:durableId="206189579">
-    <w:abstractNumId w:val="52"/>
+    <w:abstractNumId w:val="54"/>
   </w:num>
   <w:num w:numId="22" w16cid:durableId="191383602">
     <w:abstractNumId w:val="8"/>
   </w:num>
   <w:num w:numId="23" w16cid:durableId="1357076129">
-    <w:abstractNumId w:val="54"/>
+    <w:abstractNumId w:val="56"/>
   </w:num>
   <w:num w:numId="24" w16cid:durableId="1885484536">
     <w:abstractNumId w:val="24"/>
@@ -11891,10 +14638,10 @@
     <w:abstractNumId w:val="25"/>
   </w:num>
   <w:num w:numId="26" w16cid:durableId="1108624604">
-    <w:abstractNumId w:val="38"/>
+    <w:abstractNumId w:val="40"/>
   </w:num>
   <w:num w:numId="27" w16cid:durableId="472452667">
-    <w:abstractNumId w:val="65"/>
+    <w:abstractNumId w:val="67"/>
   </w:num>
   <w:num w:numId="28" w16cid:durableId="1555390318">
     <w:abstractNumId w:val="17"/>
@@ -11903,16 +14650,16 @@
     <w:abstractNumId w:val="22"/>
   </w:num>
   <w:num w:numId="30" w16cid:durableId="1560239218">
-    <w:abstractNumId w:val="55"/>
+    <w:abstractNumId w:val="57"/>
   </w:num>
   <w:num w:numId="31" w16cid:durableId="130023498">
-    <w:abstractNumId w:val="29"/>
+    <w:abstractNumId w:val="31"/>
   </w:num>
   <w:num w:numId="32" w16cid:durableId="1718234499">
-    <w:abstractNumId w:val="61"/>
+    <w:abstractNumId w:val="63"/>
   </w:num>
   <w:num w:numId="33" w16cid:durableId="1769158101">
-    <w:abstractNumId w:val="58"/>
+    <w:abstractNumId w:val="60"/>
   </w:num>
   <w:num w:numId="34" w16cid:durableId="257103172">
     <w:abstractNumId w:val="1"/>
@@ -11921,16 +14668,16 @@
     <w:abstractNumId w:val="10"/>
   </w:num>
   <w:num w:numId="36" w16cid:durableId="751970827">
-    <w:abstractNumId w:val="37"/>
+    <w:abstractNumId w:val="39"/>
   </w:num>
   <w:num w:numId="37" w16cid:durableId="408962335">
     <w:abstractNumId w:val="23"/>
   </w:num>
   <w:num w:numId="38" w16cid:durableId="801311238">
-    <w:abstractNumId w:val="36"/>
+    <w:abstractNumId w:val="38"/>
   </w:num>
   <w:num w:numId="39" w16cid:durableId="438456969">
-    <w:abstractNumId w:val="30"/>
+    <w:abstractNumId w:val="32"/>
   </w:num>
   <w:num w:numId="40" w16cid:durableId="1470050347">
     <w:abstractNumId w:val="18"/>
@@ -11948,7 +14695,7 @@
     <w:abstractNumId w:val="9"/>
   </w:num>
   <w:num w:numId="45" w16cid:durableId="344719613">
-    <w:abstractNumId w:val="27"/>
+    <w:abstractNumId w:val="29"/>
   </w:num>
   <w:num w:numId="46" w16cid:durableId="1206453241">
     <w:abstractNumId w:val="16"/>
@@ -11957,46 +14704,46 @@
     <w:abstractNumId w:val="15"/>
   </w:num>
   <w:num w:numId="48" w16cid:durableId="1233547358">
-    <w:abstractNumId w:val="46"/>
+    <w:abstractNumId w:val="48"/>
   </w:num>
   <w:num w:numId="49" w16cid:durableId="2067802961">
-    <w:abstractNumId w:val="34"/>
+    <w:abstractNumId w:val="36"/>
   </w:num>
   <w:num w:numId="50" w16cid:durableId="727076905">
+    <w:abstractNumId w:val="51"/>
+  </w:num>
+  <w:num w:numId="51" w16cid:durableId="645285501">
+    <w:abstractNumId w:val="52"/>
+  </w:num>
+  <w:num w:numId="52" w16cid:durableId="1320772050">
+    <w:abstractNumId w:val="43"/>
+  </w:num>
+  <w:num w:numId="53" w16cid:durableId="1938517250">
+    <w:abstractNumId w:val="41"/>
+  </w:num>
+  <w:num w:numId="54" w16cid:durableId="1805342511">
+    <w:abstractNumId w:val="42"/>
+  </w:num>
+  <w:num w:numId="55" w16cid:durableId="2108498884">
+    <w:abstractNumId w:val="50"/>
+  </w:num>
+  <w:num w:numId="56" w16cid:durableId="548692485">
     <w:abstractNumId w:val="49"/>
   </w:num>
-  <w:num w:numId="51" w16cid:durableId="645285501">
-    <w:abstractNumId w:val="50"/>
-  </w:num>
-  <w:num w:numId="52" w16cid:durableId="1320772050">
-    <w:abstractNumId w:val="41"/>
-  </w:num>
-  <w:num w:numId="53" w16cid:durableId="1938517250">
-    <w:abstractNumId w:val="39"/>
-  </w:num>
-  <w:num w:numId="54" w16cid:durableId="1805342511">
-    <w:abstractNumId w:val="40"/>
-  </w:num>
-  <w:num w:numId="55" w16cid:durableId="2108498884">
-    <w:abstractNumId w:val="48"/>
-  </w:num>
-  <w:num w:numId="56" w16cid:durableId="548692485">
-    <w:abstractNumId w:val="47"/>
-  </w:num>
   <w:num w:numId="57" w16cid:durableId="1223911443">
-    <w:abstractNumId w:val="26"/>
+    <w:abstractNumId w:val="28"/>
   </w:num>
   <w:num w:numId="58" w16cid:durableId="538788131">
-    <w:abstractNumId w:val="51"/>
+    <w:abstractNumId w:val="53"/>
   </w:num>
   <w:num w:numId="59" w16cid:durableId="2037074377">
     <w:abstractNumId w:val="14"/>
   </w:num>
   <w:num w:numId="60" w16cid:durableId="1919053507">
-    <w:abstractNumId w:val="28"/>
+    <w:abstractNumId w:val="30"/>
   </w:num>
   <w:num w:numId="61" w16cid:durableId="2038504372">
-    <w:abstractNumId w:val="53"/>
+    <w:abstractNumId w:val="55"/>
   </w:num>
   <w:num w:numId="62" w16cid:durableId="203911017">
     <w:abstractNumId w:val="13"/>
@@ -12008,19 +14755,31 @@
     <w:abstractNumId w:val="4"/>
   </w:num>
   <w:num w:numId="65" w16cid:durableId="1182281790">
-    <w:abstractNumId w:val="42"/>
+    <w:abstractNumId w:val="44"/>
   </w:num>
   <w:num w:numId="66" w16cid:durableId="1652827614">
-    <w:abstractNumId w:val="60"/>
+    <w:abstractNumId w:val="62"/>
   </w:num>
   <w:num w:numId="67" w16cid:durableId="1100179473">
+    <w:abstractNumId w:val="61"/>
+  </w:num>
+  <w:num w:numId="68" w16cid:durableId="273371677">
+    <w:abstractNumId w:val="34"/>
+  </w:num>
+  <w:num w:numId="69" w16cid:durableId="215089946">
     <w:abstractNumId w:val="59"/>
   </w:num>
-  <w:num w:numId="68" w16cid:durableId="273371677">
-    <w:abstractNumId w:val="32"/>
+  <w:num w:numId="70" w16cid:durableId="74403250">
+    <w:abstractNumId w:val="27"/>
   </w:num>
-  <w:num w:numId="69" w16cid:durableId="215089946">
-    <w:abstractNumId w:val="57"/>
+  <w:num w:numId="71" w16cid:durableId="2021813911">
+    <w:abstractNumId w:val="70"/>
+  </w:num>
+  <w:num w:numId="72" w16cid:durableId="127166110">
+    <w:abstractNumId w:val="26"/>
+  </w:num>
+  <w:num w:numId="73" w16cid:durableId="283657677">
+    <w:abstractNumId w:val="68"/>
   </w:num>
   <w:numIdMacAtCleanup w:val="4"/>
 </w:numbering>
